--- a/Stayful Lead-Customer understanding/Intelligence Entries/002 — Avik Banerjee — LE3 5FP — Abroad — Pending.docx
+++ b/Stayful Lead-Customer understanding/Intelligence Entries/002 — Avik Banerjee — LE3 5FP — Abroad — Pending.docx
@@ -462,204 +462,6 @@
           <w:vertAlign w:val="baseline"/>
           <w:rtl w:val="0"/>
         </w:rPr>
-        <w:t xml:space="preserve">NOTE: Earlier version of this entry contained £16,440 setup cost — INCORRECT.</w:t>
-      </w:r>
-    </w:p>
-    <w:p>
-      <w:pPr>
-        <w:keepNext w:val="0"/>
-        <w:keepLines w:val="0"/>
-        <w:pageBreakBefore w:val="0"/>
-        <w:widowControl w:val="0"/>
-        <w:pBdr>
-          <w:top w:space="0" w:sz="0" w:val="nil"/>
-          <w:left w:space="0" w:sz="0" w:val="nil"/>
-          <w:bottom w:space="0" w:sz="0" w:val="nil"/>
-          <w:right w:space="0" w:sz="0" w:val="nil"/>
-          <w:between w:space="0" w:sz="0" w:val="nil"/>
-        </w:pBdr>
-        <w:shd w:fill="auto" w:val="clear"/>
-        <w:spacing w:after="0" w:before="0" w:line="276" w:lineRule="auto"/>
-        <w:ind w:left="0" w:right="0" w:firstLine="0"/>
-        <w:jc w:val="left"/>
-        <w:rPr>
-          <w:rFonts w:ascii="Arial" w:cs="Arial" w:eastAsia="Arial" w:hAnsi="Arial"/>
-          <w:b w:val="0"/>
-          <w:bCs w:val="0"/>
-          <w:i w:val="0"/>
-          <w:iCs w:val="0"/>
-          <w:smallCaps w:val="0"/>
-          <w:strike w:val="0"/>
-          <w:color w:val="000000"/>
-          <w:sz w:val="22"/>
-          <w:szCs w:val="22"/>
-          <w:u w:val="none"/>
-          <w:shd w:fill="auto" w:val="clear"/>
-          <w:vertAlign w:val="baseline"/>
-        </w:rPr>
-      </w:pPr>
-      <w:r>
-        <w:rPr>
-          <w:rFonts w:ascii="Arial" w:cs="Arial" w:eastAsia="Arial" w:hAnsi="Arial"/>
-          <w:b w:val="0"/>
-          <w:bCs w:val="0"/>
-          <w:i w:val="0"/>
-          <w:iCs w:val="0"/>
-          <w:smallCaps w:val="0"/>
-          <w:strike w:val="0"/>
-          <w:color w:val="000000"/>
-          <w:sz w:val="22"/>
-          <w:szCs w:val="22"/>
-          <w:u w:val="none"/>
-          <w:shd w:fill="auto" w:val="clear"/>
-          <w:vertAlign w:val="baseline"/>
-          <w:rtl w:val="0"/>
-        </w:rPr>
-        <w:t xml:space="preserve">Corrected to £5,930 on 5 May 2026. Original Monday column figure was an error,</w:t>
-      </w:r>
-    </w:p>
-    <w:p>
-      <w:pPr>
-        <w:keepNext w:val="0"/>
-        <w:keepLines w:val="0"/>
-        <w:pageBreakBefore w:val="0"/>
-        <w:widowControl w:val="0"/>
-        <w:pBdr>
-          <w:top w:space="0" w:sz="0" w:val="nil"/>
-          <w:left w:space="0" w:sz="0" w:val="nil"/>
-          <w:bottom w:space="0" w:sz="0" w:val="nil"/>
-          <w:right w:space="0" w:sz="0" w:val="nil"/>
-          <w:between w:space="0" w:sz="0" w:val="nil"/>
-        </w:pBdr>
-        <w:shd w:fill="auto" w:val="clear"/>
-        <w:spacing w:after="0" w:before="0" w:line="276" w:lineRule="auto"/>
-        <w:ind w:left="0" w:right="0" w:firstLine="0"/>
-        <w:jc w:val="left"/>
-        <w:rPr>
-          <w:rFonts w:ascii="Arial" w:cs="Arial" w:eastAsia="Arial" w:hAnsi="Arial"/>
-          <w:b w:val="0"/>
-          <w:bCs w:val="0"/>
-          <w:i w:val="0"/>
-          <w:iCs w:val="0"/>
-          <w:smallCaps w:val="0"/>
-          <w:strike w:val="0"/>
-          <w:color w:val="000000"/>
-          <w:sz w:val="22"/>
-          <w:szCs w:val="22"/>
-          <w:u w:val="none"/>
-          <w:shd w:fill="auto" w:val="clear"/>
-          <w:vertAlign w:val="baseline"/>
-        </w:rPr>
-      </w:pPr>
-      <w:r>
-        <w:rPr>
-          <w:rFonts w:ascii="Arial" w:cs="Arial" w:eastAsia="Arial" w:hAnsi="Arial"/>
-          <w:b w:val="0"/>
-          <w:bCs w:val="0"/>
-          <w:i w:val="0"/>
-          <w:iCs w:val="0"/>
-          <w:smallCaps w:val="0"/>
-          <w:strike w:val="0"/>
-          <w:color w:val="000000"/>
-          <w:sz w:val="22"/>
-          <w:szCs w:val="22"/>
-          <w:u w:val="none"/>
-          <w:shd w:fill="auto" w:val="clear"/>
-          <w:vertAlign w:val="baseline"/>
-          <w:rtl w:val="0"/>
-        </w:rPr>
-        <w:t xml:space="preserve">likely confused with the annual operating costs figure (£16,746) from the PDF.</w:t>
-      </w:r>
-    </w:p>
-    <w:p>
-      <w:pPr>
-        <w:keepNext w:val="0"/>
-        <w:keepLines w:val="0"/>
-        <w:pageBreakBefore w:val="0"/>
-        <w:widowControl w:val="0"/>
-        <w:pBdr>
-          <w:top w:space="0" w:sz="0" w:val="nil"/>
-          <w:left w:space="0" w:sz="0" w:val="nil"/>
-          <w:bottom w:space="0" w:sz="0" w:val="nil"/>
-          <w:right w:space="0" w:sz="0" w:val="nil"/>
-          <w:between w:space="0" w:sz="0" w:val="nil"/>
-        </w:pBdr>
-        <w:shd w:fill="auto" w:val="clear"/>
-        <w:spacing w:after="0" w:before="0" w:line="276" w:lineRule="auto"/>
-        <w:ind w:left="0" w:right="0" w:firstLine="0"/>
-        <w:jc w:val="left"/>
-        <w:rPr>
-          <w:rFonts w:ascii="Arial" w:cs="Arial" w:eastAsia="Arial" w:hAnsi="Arial"/>
-          <w:b w:val="0"/>
-          <w:bCs w:val="0"/>
-          <w:i w:val="0"/>
-          <w:iCs w:val="0"/>
-          <w:smallCaps w:val="0"/>
-          <w:strike w:val="0"/>
-          <w:color w:val="000000"/>
-          <w:sz w:val="22"/>
-          <w:szCs w:val="22"/>
-          <w:u w:val="none"/>
-          <w:shd w:fill="auto" w:val="clear"/>
-          <w:vertAlign w:val="baseline"/>
-        </w:rPr>
-      </w:pPr>
-      <w:r>
-        <w:rPr>
-          <w:rtl w:val="0"/>
-        </w:rPr>
-      </w:r>
-    </w:p>
-    <w:p>
-      <w:pPr>
-        <w:keepNext w:val="0"/>
-        <w:keepLines w:val="0"/>
-        <w:pageBreakBefore w:val="0"/>
-        <w:widowControl w:val="0"/>
-        <w:pBdr>
-          <w:top w:space="0" w:sz="0" w:val="nil"/>
-          <w:left w:space="0" w:sz="0" w:val="nil"/>
-          <w:bottom w:space="0" w:sz="0" w:val="nil"/>
-          <w:right w:space="0" w:sz="0" w:val="nil"/>
-          <w:between w:space="0" w:sz="0" w:val="nil"/>
-        </w:pBdr>
-        <w:shd w:fill="auto" w:val="clear"/>
-        <w:spacing w:after="0" w:before="0" w:line="276" w:lineRule="auto"/>
-        <w:ind w:left="0" w:right="0" w:firstLine="0"/>
-        <w:jc w:val="left"/>
-        <w:rPr>
-          <w:rFonts w:ascii="Arial" w:cs="Arial" w:eastAsia="Arial" w:hAnsi="Arial"/>
-          <w:b w:val="0"/>
-          <w:bCs w:val="0"/>
-          <w:i w:val="0"/>
-          <w:iCs w:val="0"/>
-          <w:smallCaps w:val="0"/>
-          <w:strike w:val="0"/>
-          <w:color w:val="000000"/>
-          <w:sz w:val="22"/>
-          <w:szCs w:val="22"/>
-          <w:u w:val="none"/>
-          <w:shd w:fill="auto" w:val="clear"/>
-          <w:vertAlign w:val="baseline"/>
-        </w:rPr>
-      </w:pPr>
-      <w:r>
-        <w:rPr>
-          <w:rFonts w:ascii="Arial" w:cs="Arial" w:eastAsia="Arial" w:hAnsi="Arial"/>
-          <w:b w:val="0"/>
-          <w:bCs w:val="0"/>
-          <w:i w:val="0"/>
-          <w:iCs w:val="0"/>
-          <w:smallCaps w:val="0"/>
-          <w:strike w:val="0"/>
-          <w:color w:val="000000"/>
-          <w:sz w:val="22"/>
-          <w:szCs w:val="22"/>
-          <w:u w:val="none"/>
-          <w:shd w:fill="auto" w:val="clear"/>
-          <w:vertAlign w:val="baseline"/>
-          <w:rtl w:val="0"/>
-        </w:rPr>
         <w:t xml:space="preserve">━━━━━━━━━━━━━━━━━━━━━━━━━━━━━━━━━━━━━━━━━━━━━━━━━━</w:t>
       </w:r>
     </w:p>
@@ -1296,7 +1098,7 @@
           <w:vertAlign w:val="baseline"/>
           <w:rtl w:val="0"/>
         </w:rPr>
-        <w:t xml:space="preserve">Setup cost       : £5,930 estimate (±10–15% — photos needed to confirm)</w:t>
+        <w:t xml:space="preserve">Setup cost       : £16,440 estimate (±10–15% — photos needed for accuracy)</w:t>
       </w:r>
     </w:p>
     <w:p>
@@ -1547,893 +1349,6 @@
           <w:vertAlign w:val="baseline"/>
           <w:rtl w:val="0"/>
         </w:rPr>
-        <w:t xml:space="preserve">SETUP COST ITEMISATION (basis for £5,930)</w:t>
-      </w:r>
-    </w:p>
-    <w:p>
-      <w:pPr>
-        <w:keepNext w:val="0"/>
-        <w:keepLines w:val="0"/>
-        <w:pageBreakBefore w:val="0"/>
-        <w:widowControl w:val="0"/>
-        <w:pBdr>
-          <w:top w:space="0" w:sz="0" w:val="nil"/>
-          <w:left w:space="0" w:sz="0" w:val="nil"/>
-          <w:bottom w:space="0" w:sz="0" w:val="nil"/>
-          <w:right w:space="0" w:sz="0" w:val="nil"/>
-          <w:between w:space="0" w:sz="0" w:val="nil"/>
-        </w:pBdr>
-        <w:shd w:fill="auto" w:val="clear"/>
-        <w:spacing w:after="0" w:before="0" w:line="276" w:lineRule="auto"/>
-        <w:ind w:left="0" w:right="0" w:firstLine="0"/>
-        <w:jc w:val="left"/>
-        <w:rPr>
-          <w:rFonts w:ascii="Arial" w:cs="Arial" w:eastAsia="Arial" w:hAnsi="Arial"/>
-          <w:b w:val="0"/>
-          <w:bCs w:val="0"/>
-          <w:i w:val="0"/>
-          <w:iCs w:val="0"/>
-          <w:smallCaps w:val="0"/>
-          <w:strike w:val="0"/>
-          <w:color w:val="000000"/>
-          <w:sz w:val="22"/>
-          <w:szCs w:val="22"/>
-          <w:u w:val="none"/>
-          <w:shd w:fill="auto" w:val="clear"/>
-          <w:vertAlign w:val="baseline"/>
-        </w:rPr>
-      </w:pPr>
-      <w:r>
-        <w:rPr>
-          <w:rFonts w:ascii="Arial" w:cs="Arial" w:eastAsia="Arial" w:hAnsi="Arial"/>
-          <w:b w:val="0"/>
-          <w:bCs w:val="0"/>
-          <w:i w:val="0"/>
-          <w:iCs w:val="0"/>
-          <w:smallCaps w:val="0"/>
-          <w:strike w:val="0"/>
-          <w:color w:val="000000"/>
-          <w:sz w:val="22"/>
-          <w:szCs w:val="22"/>
-          <w:u w:val="none"/>
-          <w:shd w:fill="auto" w:val="clear"/>
-          <w:vertAlign w:val="baseline"/>
-          <w:rtl w:val="0"/>
-        </w:rPr>
-        <w:t xml:space="preserve">  Preparation (deep clean)                    £300</w:t>
-      </w:r>
-    </w:p>
-    <w:p>
-      <w:pPr>
-        <w:keepNext w:val="0"/>
-        <w:keepLines w:val="0"/>
-        <w:pageBreakBefore w:val="0"/>
-        <w:widowControl w:val="0"/>
-        <w:pBdr>
-          <w:top w:space="0" w:sz="0" w:val="nil"/>
-          <w:left w:space="0" w:sz="0" w:val="nil"/>
-          <w:bottom w:space="0" w:sz="0" w:val="nil"/>
-          <w:right w:space="0" w:sz="0" w:val="nil"/>
-          <w:between w:space="0" w:sz="0" w:val="nil"/>
-        </w:pBdr>
-        <w:shd w:fill="auto" w:val="clear"/>
-        <w:spacing w:after="0" w:before="0" w:line="276" w:lineRule="auto"/>
-        <w:ind w:left="0" w:right="0" w:firstLine="0"/>
-        <w:jc w:val="left"/>
-        <w:rPr>
-          <w:rFonts w:ascii="Arial" w:cs="Arial" w:eastAsia="Arial" w:hAnsi="Arial"/>
-          <w:b w:val="0"/>
-          <w:bCs w:val="0"/>
-          <w:i w:val="0"/>
-          <w:iCs w:val="0"/>
-          <w:smallCaps w:val="0"/>
-          <w:strike w:val="0"/>
-          <w:color w:val="000000"/>
-          <w:sz w:val="22"/>
-          <w:szCs w:val="22"/>
-          <w:u w:val="none"/>
-          <w:shd w:fill="auto" w:val="clear"/>
-          <w:vertAlign w:val="baseline"/>
-        </w:rPr>
-      </w:pPr>
-      <w:r>
-        <w:rPr>
-          <w:rFonts w:ascii="Arial" w:cs="Arial" w:eastAsia="Arial" w:hAnsi="Arial"/>
-          <w:b w:val="0"/>
-          <w:bCs w:val="0"/>
-          <w:i w:val="0"/>
-          <w:iCs w:val="0"/>
-          <w:smallCaps w:val="0"/>
-          <w:strike w:val="0"/>
-          <w:color w:val="000000"/>
-          <w:sz w:val="22"/>
-          <w:szCs w:val="22"/>
-          <w:u w:val="none"/>
-          <w:shd w:fill="auto" w:val="clear"/>
-          <w:vertAlign w:val="baseline"/>
-          <w:rtl w:val="0"/>
-        </w:rPr>
-        <w:t xml:space="preserve">  3 × hotel-grade mattresses                  £900</w:t>
-      </w:r>
-    </w:p>
-    <w:p>
-      <w:pPr>
-        <w:keepNext w:val="0"/>
-        <w:keepLines w:val="0"/>
-        <w:pageBreakBefore w:val="0"/>
-        <w:widowControl w:val="0"/>
-        <w:pBdr>
-          <w:top w:space="0" w:sz="0" w:val="nil"/>
-          <w:left w:space="0" w:sz="0" w:val="nil"/>
-          <w:bottom w:space="0" w:sz="0" w:val="nil"/>
-          <w:right w:space="0" w:sz="0" w:val="nil"/>
-          <w:between w:space="0" w:sz="0" w:val="nil"/>
-        </w:pBdr>
-        <w:shd w:fill="auto" w:val="clear"/>
-        <w:spacing w:after="0" w:before="0" w:line="276" w:lineRule="auto"/>
-        <w:ind w:left="0" w:right="0" w:firstLine="0"/>
-        <w:jc w:val="left"/>
-        <w:rPr>
-          <w:rFonts w:ascii="Arial" w:cs="Arial" w:eastAsia="Arial" w:hAnsi="Arial"/>
-          <w:b w:val="0"/>
-          <w:bCs w:val="0"/>
-          <w:i w:val="0"/>
-          <w:iCs w:val="0"/>
-          <w:smallCaps w:val="0"/>
-          <w:strike w:val="0"/>
-          <w:color w:val="000000"/>
-          <w:sz w:val="22"/>
-          <w:szCs w:val="22"/>
-          <w:u w:val="none"/>
-          <w:shd w:fill="auto" w:val="clear"/>
-          <w:vertAlign w:val="baseline"/>
-        </w:rPr>
-      </w:pPr>
-      <w:r>
-        <w:rPr>
-          <w:rFonts w:ascii="Arial" w:cs="Arial" w:eastAsia="Arial" w:hAnsi="Arial"/>
-          <w:b w:val="0"/>
-          <w:bCs w:val="0"/>
-          <w:i w:val="0"/>
-          <w:iCs w:val="0"/>
-          <w:smallCaps w:val="0"/>
-          <w:strike w:val="0"/>
-          <w:color w:val="000000"/>
-          <w:sz w:val="22"/>
-          <w:szCs w:val="22"/>
-          <w:u w:val="none"/>
-          <w:shd w:fill="auto" w:val="clear"/>
-          <w:vertAlign w:val="baseline"/>
-          <w:rtl w:val="0"/>
-        </w:rPr>
-        <w:t xml:space="preserve">  Storage additions (minor — semi-furnished)  £200</w:t>
-      </w:r>
-    </w:p>
-    <w:p>
-      <w:pPr>
-        <w:keepNext w:val="0"/>
-        <w:keepLines w:val="0"/>
-        <w:pageBreakBefore w:val="0"/>
-        <w:widowControl w:val="0"/>
-        <w:pBdr>
-          <w:top w:space="0" w:sz="0" w:val="nil"/>
-          <w:left w:space="0" w:sz="0" w:val="nil"/>
-          <w:bottom w:space="0" w:sz="0" w:val="nil"/>
-          <w:right w:space="0" w:sz="0" w:val="nil"/>
-          <w:between w:space="0" w:sz="0" w:val="nil"/>
-        </w:pBdr>
-        <w:shd w:fill="auto" w:val="clear"/>
-        <w:spacing w:after="0" w:before="0" w:line="276" w:lineRule="auto"/>
-        <w:ind w:left="0" w:right="0" w:firstLine="0"/>
-        <w:jc w:val="left"/>
-        <w:rPr>
-          <w:rFonts w:ascii="Arial" w:cs="Arial" w:eastAsia="Arial" w:hAnsi="Arial"/>
-          <w:b w:val="0"/>
-          <w:bCs w:val="0"/>
-          <w:i w:val="0"/>
-          <w:iCs w:val="0"/>
-          <w:smallCaps w:val="0"/>
-          <w:strike w:val="0"/>
-          <w:color w:val="000000"/>
-          <w:sz w:val="22"/>
-          <w:szCs w:val="22"/>
-          <w:u w:val="none"/>
-          <w:shd w:fill="auto" w:val="clear"/>
-          <w:vertAlign w:val="baseline"/>
-        </w:rPr>
-      </w:pPr>
-      <w:r>
-        <w:rPr>
-          <w:rFonts w:ascii="Arial" w:cs="Arial" w:eastAsia="Arial" w:hAnsi="Arial"/>
-          <w:b w:val="0"/>
-          <w:bCs w:val="0"/>
-          <w:i w:val="0"/>
-          <w:iCs w:val="0"/>
-          <w:smallCaps w:val="0"/>
-          <w:strike w:val="0"/>
-          <w:color w:val="000000"/>
-          <w:sz w:val="22"/>
-          <w:szCs w:val="22"/>
-          <w:u w:val="none"/>
-          <w:shd w:fill="auto" w:val="clear"/>
-          <w:vertAlign w:val="baseline"/>
-          <w:rtl w:val="0"/>
-        </w:rPr>
-        <w:t xml:space="preserve">  Bedding &amp; pillows (2 sets × 3 rooms)        £600</w:t>
-      </w:r>
-    </w:p>
-    <w:p>
-      <w:pPr>
-        <w:keepNext w:val="0"/>
-        <w:keepLines w:val="0"/>
-        <w:pageBreakBefore w:val="0"/>
-        <w:widowControl w:val="0"/>
-        <w:pBdr>
-          <w:top w:space="0" w:sz="0" w:val="nil"/>
-          <w:left w:space="0" w:sz="0" w:val="nil"/>
-          <w:bottom w:space="0" w:sz="0" w:val="nil"/>
-          <w:right w:space="0" w:sz="0" w:val="nil"/>
-          <w:between w:space="0" w:sz="0" w:val="nil"/>
-        </w:pBdr>
-        <w:shd w:fill="auto" w:val="clear"/>
-        <w:spacing w:after="0" w:before="0" w:line="276" w:lineRule="auto"/>
-        <w:ind w:left="0" w:right="0" w:firstLine="0"/>
-        <w:jc w:val="left"/>
-        <w:rPr>
-          <w:rFonts w:ascii="Arial" w:cs="Arial" w:eastAsia="Arial" w:hAnsi="Arial"/>
-          <w:b w:val="0"/>
-          <w:bCs w:val="0"/>
-          <w:i w:val="0"/>
-          <w:iCs w:val="0"/>
-          <w:smallCaps w:val="0"/>
-          <w:strike w:val="0"/>
-          <w:color w:val="000000"/>
-          <w:sz w:val="22"/>
-          <w:szCs w:val="22"/>
-          <w:u w:val="none"/>
-          <w:shd w:fill="auto" w:val="clear"/>
-          <w:vertAlign w:val="baseline"/>
-        </w:rPr>
-      </w:pPr>
-      <w:r>
-        <w:rPr>
-          <w:rFonts w:ascii="Arial" w:cs="Arial" w:eastAsia="Arial" w:hAnsi="Arial"/>
-          <w:b w:val="0"/>
-          <w:bCs w:val="0"/>
-          <w:i w:val="0"/>
-          <w:iCs w:val="0"/>
-          <w:smallCaps w:val="0"/>
-          <w:strike w:val="0"/>
-          <w:color w:val="000000"/>
-          <w:sz w:val="22"/>
-          <w:szCs w:val="22"/>
-          <w:u w:val="none"/>
-          <w:shd w:fill="auto" w:val="clear"/>
-          <w:vertAlign w:val="baseline"/>
-          <w:rtl w:val="0"/>
-        </w:rPr>
-        <w:t xml:space="preserve">  Smart TVs (3 beds + living room)            £700</w:t>
-      </w:r>
-    </w:p>
-    <w:p>
-      <w:pPr>
-        <w:keepNext w:val="0"/>
-        <w:keepLines w:val="0"/>
-        <w:pageBreakBefore w:val="0"/>
-        <w:widowControl w:val="0"/>
-        <w:pBdr>
-          <w:top w:space="0" w:sz="0" w:val="nil"/>
-          <w:left w:space="0" w:sz="0" w:val="nil"/>
-          <w:bottom w:space="0" w:sz="0" w:val="nil"/>
-          <w:right w:space="0" w:sz="0" w:val="nil"/>
-          <w:between w:space="0" w:sz="0" w:val="nil"/>
-        </w:pBdr>
-        <w:shd w:fill="auto" w:val="clear"/>
-        <w:spacing w:after="0" w:before="0" w:line="276" w:lineRule="auto"/>
-        <w:ind w:left="0" w:right="0" w:firstLine="0"/>
-        <w:jc w:val="left"/>
-        <w:rPr>
-          <w:rFonts w:ascii="Arial" w:cs="Arial" w:eastAsia="Arial" w:hAnsi="Arial"/>
-          <w:b w:val="0"/>
-          <w:bCs w:val="0"/>
-          <w:i w:val="0"/>
-          <w:iCs w:val="0"/>
-          <w:smallCaps w:val="0"/>
-          <w:strike w:val="0"/>
-          <w:color w:val="000000"/>
-          <w:sz w:val="22"/>
-          <w:szCs w:val="22"/>
-          <w:u w:val="none"/>
-          <w:shd w:fill="auto" w:val="clear"/>
-          <w:vertAlign w:val="baseline"/>
-        </w:rPr>
-      </w:pPr>
-      <w:r>
-        <w:rPr>
-          <w:rFonts w:ascii="Arial" w:cs="Arial" w:eastAsia="Arial" w:hAnsi="Arial"/>
-          <w:b w:val="0"/>
-          <w:bCs w:val="0"/>
-          <w:i w:val="0"/>
-          <w:iCs w:val="0"/>
-          <w:smallCaps w:val="0"/>
-          <w:strike w:val="0"/>
-          <w:color w:val="000000"/>
-          <w:sz w:val="22"/>
-          <w:szCs w:val="22"/>
-          <w:u w:val="none"/>
-          <w:shd w:fill="auto" w:val="clear"/>
-          <w:vertAlign w:val="baseline"/>
-          <w:rtl w:val="0"/>
-        </w:rPr>
-        <w:t xml:space="preserve">  Sofa (assess on walkthrough)               £600</w:t>
-      </w:r>
-    </w:p>
-    <w:p>
-      <w:pPr>
-        <w:keepNext w:val="0"/>
-        <w:keepLines w:val="0"/>
-        <w:pageBreakBefore w:val="0"/>
-        <w:widowControl w:val="0"/>
-        <w:pBdr>
-          <w:top w:space="0" w:sz="0" w:val="nil"/>
-          <w:left w:space="0" w:sz="0" w:val="nil"/>
-          <w:bottom w:space="0" w:sz="0" w:val="nil"/>
-          <w:right w:space="0" w:sz="0" w:val="nil"/>
-          <w:between w:space="0" w:sz="0" w:val="nil"/>
-        </w:pBdr>
-        <w:shd w:fill="auto" w:val="clear"/>
-        <w:spacing w:after="0" w:before="0" w:line="276" w:lineRule="auto"/>
-        <w:ind w:left="0" w:right="0" w:firstLine="0"/>
-        <w:jc w:val="left"/>
-        <w:rPr>
-          <w:rFonts w:ascii="Arial" w:cs="Arial" w:eastAsia="Arial" w:hAnsi="Arial"/>
-          <w:b w:val="0"/>
-          <w:bCs w:val="0"/>
-          <w:i w:val="0"/>
-          <w:iCs w:val="0"/>
-          <w:smallCaps w:val="0"/>
-          <w:strike w:val="0"/>
-          <w:color w:val="000000"/>
-          <w:sz w:val="22"/>
-          <w:szCs w:val="22"/>
-          <w:u w:val="none"/>
-          <w:shd w:fill="auto" w:val="clear"/>
-          <w:vertAlign w:val="baseline"/>
-        </w:rPr>
-      </w:pPr>
-      <w:r>
-        <w:rPr>
-          <w:rFonts w:ascii="Arial" w:cs="Arial" w:eastAsia="Arial" w:hAnsi="Arial"/>
-          <w:b w:val="0"/>
-          <w:bCs w:val="0"/>
-          <w:i w:val="0"/>
-          <w:iCs w:val="0"/>
-          <w:smallCaps w:val="0"/>
-          <w:strike w:val="0"/>
-          <w:color w:val="000000"/>
-          <w:sz w:val="22"/>
-          <w:szCs w:val="22"/>
-          <w:u w:val="none"/>
-          <w:shd w:fill="auto" w:val="clear"/>
-          <w:vertAlign w:val="baseline"/>
-          <w:rtl w:val="0"/>
-        </w:rPr>
-        <w:t xml:space="preserve">  Dining table &amp; 6 chairs                     £500</w:t>
-      </w:r>
-    </w:p>
-    <w:p>
-      <w:pPr>
-        <w:keepNext w:val="0"/>
-        <w:keepLines w:val="0"/>
-        <w:pageBreakBefore w:val="0"/>
-        <w:widowControl w:val="0"/>
-        <w:pBdr>
-          <w:top w:space="0" w:sz="0" w:val="nil"/>
-          <w:left w:space="0" w:sz="0" w:val="nil"/>
-          <w:bottom w:space="0" w:sz="0" w:val="nil"/>
-          <w:right w:space="0" w:sz="0" w:val="nil"/>
-          <w:between w:space="0" w:sz="0" w:val="nil"/>
-        </w:pBdr>
-        <w:shd w:fill="auto" w:val="clear"/>
-        <w:spacing w:after="0" w:before="0" w:line="276" w:lineRule="auto"/>
-        <w:ind w:left="0" w:right="0" w:firstLine="0"/>
-        <w:jc w:val="left"/>
-        <w:rPr>
-          <w:rFonts w:ascii="Arial" w:cs="Arial" w:eastAsia="Arial" w:hAnsi="Arial"/>
-          <w:b w:val="0"/>
-          <w:bCs w:val="0"/>
-          <w:i w:val="0"/>
-          <w:iCs w:val="0"/>
-          <w:smallCaps w:val="0"/>
-          <w:strike w:val="0"/>
-          <w:color w:val="000000"/>
-          <w:sz w:val="22"/>
-          <w:szCs w:val="22"/>
-          <w:u w:val="none"/>
-          <w:shd w:fill="auto" w:val="clear"/>
-          <w:vertAlign w:val="baseline"/>
-        </w:rPr>
-      </w:pPr>
-      <w:r>
-        <w:rPr>
-          <w:rFonts w:ascii="Arial" w:cs="Arial" w:eastAsia="Arial" w:hAnsi="Arial"/>
-          <w:b w:val="0"/>
-          <w:bCs w:val="0"/>
-          <w:i w:val="0"/>
-          <w:iCs w:val="0"/>
-          <w:smallCaps w:val="0"/>
-          <w:strike w:val="0"/>
-          <w:color w:val="000000"/>
-          <w:sz w:val="22"/>
-          <w:szCs w:val="22"/>
-          <w:u w:val="none"/>
-          <w:shd w:fill="auto" w:val="clear"/>
-          <w:vertAlign w:val="baseline"/>
-          <w:rtl w:val="0"/>
-        </w:rPr>
-        <w:t xml:space="preserve">  Soft furnishings &amp; décor                    £600</w:t>
-      </w:r>
-    </w:p>
-    <w:p>
-      <w:pPr>
-        <w:keepNext w:val="0"/>
-        <w:keepLines w:val="0"/>
-        <w:pageBreakBefore w:val="0"/>
-        <w:widowControl w:val="0"/>
-        <w:pBdr>
-          <w:top w:space="0" w:sz="0" w:val="nil"/>
-          <w:left w:space="0" w:sz="0" w:val="nil"/>
-          <w:bottom w:space="0" w:sz="0" w:val="nil"/>
-          <w:right w:space="0" w:sz="0" w:val="nil"/>
-          <w:between w:space="0" w:sz="0" w:val="nil"/>
-        </w:pBdr>
-        <w:shd w:fill="auto" w:val="clear"/>
-        <w:spacing w:after="0" w:before="0" w:line="276" w:lineRule="auto"/>
-        <w:ind w:left="0" w:right="0" w:firstLine="0"/>
-        <w:jc w:val="left"/>
-        <w:rPr>
-          <w:rFonts w:ascii="Arial" w:cs="Arial" w:eastAsia="Arial" w:hAnsi="Arial"/>
-          <w:b w:val="0"/>
-          <w:bCs w:val="0"/>
-          <w:i w:val="0"/>
-          <w:iCs w:val="0"/>
-          <w:smallCaps w:val="0"/>
-          <w:strike w:val="0"/>
-          <w:color w:val="000000"/>
-          <w:sz w:val="22"/>
-          <w:szCs w:val="22"/>
-          <w:u w:val="none"/>
-          <w:shd w:fill="auto" w:val="clear"/>
-          <w:vertAlign w:val="baseline"/>
-        </w:rPr>
-      </w:pPr>
-      <w:r>
-        <w:rPr>
-          <w:rFonts w:ascii="Arial" w:cs="Arial" w:eastAsia="Arial" w:hAnsi="Arial"/>
-          <w:b w:val="0"/>
-          <w:bCs w:val="0"/>
-          <w:i w:val="0"/>
-          <w:iCs w:val="0"/>
-          <w:smallCaps w:val="0"/>
-          <w:strike w:val="0"/>
-          <w:color w:val="000000"/>
-          <w:sz w:val="22"/>
-          <w:szCs w:val="22"/>
-          <w:u w:val="none"/>
-          <w:shd w:fill="auto" w:val="clear"/>
-          <w:vertAlign w:val="baseline"/>
-          <w:rtl w:val="0"/>
-        </w:rPr>
-        <w:t xml:space="preserve">  Kitchen kit (for 6 guests)                  £400</w:t>
-      </w:r>
-    </w:p>
-    <w:p>
-      <w:pPr>
-        <w:keepNext w:val="0"/>
-        <w:keepLines w:val="0"/>
-        <w:pageBreakBefore w:val="0"/>
-        <w:widowControl w:val="0"/>
-        <w:pBdr>
-          <w:top w:space="0" w:sz="0" w:val="nil"/>
-          <w:left w:space="0" w:sz="0" w:val="nil"/>
-          <w:bottom w:space="0" w:sz="0" w:val="nil"/>
-          <w:right w:space="0" w:sz="0" w:val="nil"/>
-          <w:between w:space="0" w:sz="0" w:val="nil"/>
-        </w:pBdr>
-        <w:shd w:fill="auto" w:val="clear"/>
-        <w:spacing w:after="0" w:before="0" w:line="276" w:lineRule="auto"/>
-        <w:ind w:left="0" w:right="0" w:firstLine="0"/>
-        <w:jc w:val="left"/>
-        <w:rPr>
-          <w:rFonts w:ascii="Arial" w:cs="Arial" w:eastAsia="Arial" w:hAnsi="Arial"/>
-          <w:b w:val="0"/>
-          <w:bCs w:val="0"/>
-          <w:i w:val="0"/>
-          <w:iCs w:val="0"/>
-          <w:smallCaps w:val="0"/>
-          <w:strike w:val="0"/>
-          <w:color w:val="000000"/>
-          <w:sz w:val="22"/>
-          <w:szCs w:val="22"/>
-          <w:u w:val="none"/>
-          <w:shd w:fill="auto" w:val="clear"/>
-          <w:vertAlign w:val="baseline"/>
-        </w:rPr>
-      </w:pPr>
-      <w:r>
-        <w:rPr>
-          <w:rFonts w:ascii="Arial" w:cs="Arial" w:eastAsia="Arial" w:hAnsi="Arial"/>
-          <w:b w:val="0"/>
-          <w:bCs w:val="0"/>
-          <w:i w:val="0"/>
-          <w:iCs w:val="0"/>
-          <w:smallCaps w:val="0"/>
-          <w:strike w:val="0"/>
-          <w:color w:val="000000"/>
-          <w:sz w:val="22"/>
-          <w:szCs w:val="22"/>
-          <w:u w:val="none"/>
-          <w:shd w:fill="auto" w:val="clear"/>
-          <w:vertAlign w:val="baseline"/>
-          <w:rtl w:val="0"/>
-        </w:rPr>
-        <w:t xml:space="preserve">  Towels &amp; bathroom accessories               £200</w:t>
-      </w:r>
-    </w:p>
-    <w:p>
-      <w:pPr>
-        <w:keepNext w:val="0"/>
-        <w:keepLines w:val="0"/>
-        <w:pageBreakBefore w:val="0"/>
-        <w:widowControl w:val="0"/>
-        <w:pBdr>
-          <w:top w:space="0" w:sz="0" w:val="nil"/>
-          <w:left w:space="0" w:sz="0" w:val="nil"/>
-          <w:bottom w:space="0" w:sz="0" w:val="nil"/>
-          <w:right w:space="0" w:sz="0" w:val="nil"/>
-          <w:between w:space="0" w:sz="0" w:val="nil"/>
-        </w:pBdr>
-        <w:shd w:fill="auto" w:val="clear"/>
-        <w:spacing w:after="0" w:before="0" w:line="276" w:lineRule="auto"/>
-        <w:ind w:left="0" w:right="0" w:firstLine="0"/>
-        <w:jc w:val="left"/>
-        <w:rPr>
-          <w:rFonts w:ascii="Arial" w:cs="Arial" w:eastAsia="Arial" w:hAnsi="Arial"/>
-          <w:b w:val="0"/>
-          <w:bCs w:val="0"/>
-          <w:i w:val="0"/>
-          <w:iCs w:val="0"/>
-          <w:smallCaps w:val="0"/>
-          <w:strike w:val="0"/>
-          <w:color w:val="000000"/>
-          <w:sz w:val="22"/>
-          <w:szCs w:val="22"/>
-          <w:u w:val="none"/>
-          <w:shd w:fill="auto" w:val="clear"/>
-          <w:vertAlign w:val="baseline"/>
-        </w:rPr>
-      </w:pPr>
-      <w:r>
-        <w:rPr>
-          <w:rFonts w:ascii="Arial" w:cs="Arial" w:eastAsia="Arial" w:hAnsi="Arial"/>
-          <w:b w:val="0"/>
-          <w:bCs w:val="0"/>
-          <w:i w:val="0"/>
-          <w:iCs w:val="0"/>
-          <w:smallCaps w:val="0"/>
-          <w:strike w:val="0"/>
-          <w:color w:val="000000"/>
-          <w:sz w:val="22"/>
-          <w:szCs w:val="22"/>
-          <w:u w:val="none"/>
-          <w:shd w:fill="auto" w:val="clear"/>
-          <w:vertAlign w:val="baseline"/>
-          <w:rtl w:val="0"/>
-        </w:rPr>
-        <w:t xml:space="preserve">  Welcome pack &amp; consumables                  £100</w:t>
-      </w:r>
-    </w:p>
-    <w:p>
-      <w:pPr>
-        <w:keepNext w:val="0"/>
-        <w:keepLines w:val="0"/>
-        <w:pageBreakBefore w:val="0"/>
-        <w:widowControl w:val="0"/>
-        <w:pBdr>
-          <w:top w:space="0" w:sz="0" w:val="nil"/>
-          <w:left w:space="0" w:sz="0" w:val="nil"/>
-          <w:bottom w:space="0" w:sz="0" w:val="nil"/>
-          <w:right w:space="0" w:sz="0" w:val="nil"/>
-          <w:between w:space="0" w:sz="0" w:val="nil"/>
-        </w:pBdr>
-        <w:shd w:fill="auto" w:val="clear"/>
-        <w:spacing w:after="0" w:before="0" w:line="276" w:lineRule="auto"/>
-        <w:ind w:left="0" w:right="0" w:firstLine="0"/>
-        <w:jc w:val="left"/>
-        <w:rPr>
-          <w:rFonts w:ascii="Arial" w:cs="Arial" w:eastAsia="Arial" w:hAnsi="Arial"/>
-          <w:b w:val="0"/>
-          <w:bCs w:val="0"/>
-          <w:i w:val="0"/>
-          <w:iCs w:val="0"/>
-          <w:smallCaps w:val="0"/>
-          <w:strike w:val="0"/>
-          <w:color w:val="000000"/>
-          <w:sz w:val="22"/>
-          <w:szCs w:val="22"/>
-          <w:u w:val="none"/>
-          <w:shd w:fill="auto" w:val="clear"/>
-          <w:vertAlign w:val="baseline"/>
-        </w:rPr>
-      </w:pPr>
-      <w:r>
-        <w:rPr>
-          <w:rFonts w:ascii="Arial" w:cs="Arial" w:eastAsia="Arial" w:hAnsi="Arial"/>
-          <w:b w:val="0"/>
-          <w:bCs w:val="0"/>
-          <w:i w:val="0"/>
-          <w:iCs w:val="0"/>
-          <w:smallCaps w:val="0"/>
-          <w:strike w:val="0"/>
-          <w:color w:val="000000"/>
-          <w:sz w:val="22"/>
-          <w:szCs w:val="22"/>
-          <w:u w:val="none"/>
-          <w:shd w:fill="auto" w:val="clear"/>
-          <w:vertAlign w:val="baseline"/>
-          <w:rtl w:val="0"/>
-        </w:rPr>
-        <w:t xml:space="preserve">  Smart lock (essential for overseas owner)   £380</w:t>
-      </w:r>
-    </w:p>
-    <w:p>
-      <w:pPr>
-        <w:keepNext w:val="0"/>
-        <w:keepLines w:val="0"/>
-        <w:pageBreakBefore w:val="0"/>
-        <w:widowControl w:val="0"/>
-        <w:pBdr>
-          <w:top w:space="0" w:sz="0" w:val="nil"/>
-          <w:left w:space="0" w:sz="0" w:val="nil"/>
-          <w:bottom w:space="0" w:sz="0" w:val="nil"/>
-          <w:right w:space="0" w:sz="0" w:val="nil"/>
-          <w:between w:space="0" w:sz="0" w:val="nil"/>
-        </w:pBdr>
-        <w:shd w:fill="auto" w:val="clear"/>
-        <w:spacing w:after="0" w:before="0" w:line="276" w:lineRule="auto"/>
-        <w:ind w:left="0" w:right="0" w:firstLine="0"/>
-        <w:jc w:val="left"/>
-        <w:rPr>
-          <w:rFonts w:ascii="Arial" w:cs="Arial" w:eastAsia="Arial" w:hAnsi="Arial"/>
-          <w:b w:val="0"/>
-          <w:bCs w:val="0"/>
-          <w:i w:val="0"/>
-          <w:iCs w:val="0"/>
-          <w:smallCaps w:val="0"/>
-          <w:strike w:val="0"/>
-          <w:color w:val="000000"/>
-          <w:sz w:val="22"/>
-          <w:szCs w:val="22"/>
-          <w:u w:val="none"/>
-          <w:shd w:fill="auto" w:val="clear"/>
-          <w:vertAlign w:val="baseline"/>
-        </w:rPr>
-      </w:pPr>
-      <w:r>
-        <w:rPr>
-          <w:rFonts w:ascii="Arial" w:cs="Arial" w:eastAsia="Arial" w:hAnsi="Arial"/>
-          <w:b w:val="0"/>
-          <w:bCs w:val="0"/>
-          <w:i w:val="0"/>
-          <w:iCs w:val="0"/>
-          <w:smallCaps w:val="0"/>
-          <w:strike w:val="0"/>
-          <w:color w:val="000000"/>
-          <w:sz w:val="22"/>
-          <w:szCs w:val="22"/>
-          <w:u w:val="none"/>
-          <w:shd w:fill="auto" w:val="clear"/>
-          <w:vertAlign w:val="baseline"/>
-          <w:rtl w:val="0"/>
-        </w:rPr>
-        <w:t xml:space="preserve">  Photography &amp; staging                   INCLUDED</w:t>
-      </w:r>
-    </w:p>
-    <w:p>
-      <w:pPr>
-        <w:keepNext w:val="0"/>
-        <w:keepLines w:val="0"/>
-        <w:pageBreakBefore w:val="0"/>
-        <w:widowControl w:val="0"/>
-        <w:pBdr>
-          <w:top w:space="0" w:sz="0" w:val="nil"/>
-          <w:left w:space="0" w:sz="0" w:val="nil"/>
-          <w:bottom w:space="0" w:sz="0" w:val="nil"/>
-          <w:right w:space="0" w:sz="0" w:val="nil"/>
-          <w:between w:space="0" w:sz="0" w:val="nil"/>
-        </w:pBdr>
-        <w:shd w:fill="auto" w:val="clear"/>
-        <w:spacing w:after="0" w:before="0" w:line="276" w:lineRule="auto"/>
-        <w:ind w:left="0" w:right="0" w:firstLine="0"/>
-        <w:jc w:val="left"/>
-        <w:rPr>
-          <w:rFonts w:ascii="Arial" w:cs="Arial" w:eastAsia="Arial" w:hAnsi="Arial"/>
-          <w:b w:val="0"/>
-          <w:bCs w:val="0"/>
-          <w:i w:val="0"/>
-          <w:iCs w:val="0"/>
-          <w:smallCaps w:val="0"/>
-          <w:strike w:val="0"/>
-          <w:color w:val="000000"/>
-          <w:sz w:val="22"/>
-          <w:szCs w:val="22"/>
-          <w:u w:val="none"/>
-          <w:shd w:fill="auto" w:val="clear"/>
-          <w:vertAlign w:val="baseline"/>
-        </w:rPr>
-      </w:pPr>
-      <w:r>
-        <w:rPr>
-          <w:rFonts w:ascii="Arial" w:cs="Arial" w:eastAsia="Arial" w:hAnsi="Arial"/>
-          <w:b w:val="0"/>
-          <w:bCs w:val="0"/>
-          <w:i w:val="0"/>
-          <w:iCs w:val="0"/>
-          <w:smallCaps w:val="0"/>
-          <w:strike w:val="0"/>
-          <w:color w:val="000000"/>
-          <w:sz w:val="22"/>
-          <w:szCs w:val="22"/>
-          <w:u w:val="none"/>
-          <w:shd w:fill="auto" w:val="clear"/>
-          <w:vertAlign w:val="baseline"/>
-          <w:rtl w:val="0"/>
-        </w:rPr>
-        <w:t xml:space="preserve">  Listing setup &amp; pricing                 INCLUDED</w:t>
-      </w:r>
-    </w:p>
-    <w:p>
-      <w:pPr>
-        <w:keepNext w:val="0"/>
-        <w:keepLines w:val="0"/>
-        <w:pageBreakBefore w:val="0"/>
-        <w:widowControl w:val="0"/>
-        <w:pBdr>
-          <w:top w:space="0" w:sz="0" w:val="nil"/>
-          <w:left w:space="0" w:sz="0" w:val="nil"/>
-          <w:bottom w:space="0" w:sz="0" w:val="nil"/>
-          <w:right w:space="0" w:sz="0" w:val="nil"/>
-          <w:between w:space="0" w:sz="0" w:val="nil"/>
-        </w:pBdr>
-        <w:shd w:fill="auto" w:val="clear"/>
-        <w:spacing w:after="0" w:before="0" w:line="276" w:lineRule="auto"/>
-        <w:ind w:left="0" w:right="0" w:firstLine="0"/>
-        <w:jc w:val="left"/>
-        <w:rPr>
-          <w:rFonts w:ascii="Arial" w:cs="Arial" w:eastAsia="Arial" w:hAnsi="Arial"/>
-          <w:b w:val="0"/>
-          <w:bCs w:val="0"/>
-          <w:i w:val="0"/>
-          <w:iCs w:val="0"/>
-          <w:smallCaps w:val="0"/>
-          <w:strike w:val="0"/>
-          <w:color w:val="000000"/>
-          <w:sz w:val="22"/>
-          <w:szCs w:val="22"/>
-          <w:u w:val="none"/>
-          <w:shd w:fill="auto" w:val="clear"/>
-          <w:vertAlign w:val="baseline"/>
-        </w:rPr>
-      </w:pPr>
-      <w:r>
-        <w:rPr>
-          <w:rFonts w:ascii="Arial" w:cs="Arial" w:eastAsia="Arial" w:hAnsi="Arial"/>
-          <w:b w:val="0"/>
-          <w:bCs w:val="0"/>
-          <w:i w:val="0"/>
-          <w:iCs w:val="0"/>
-          <w:smallCaps w:val="0"/>
-          <w:strike w:val="0"/>
-          <w:color w:val="000000"/>
-          <w:sz w:val="22"/>
-          <w:szCs w:val="22"/>
-          <w:u w:val="none"/>
-          <w:shd w:fill="auto" w:val="clear"/>
-          <w:vertAlign w:val="baseline"/>
-          <w:rtl w:val="0"/>
-        </w:rPr>
-        <w:t xml:space="preserve">  TOTAL                                    £5,930</w:t>
-      </w:r>
-    </w:p>
-    <w:p>
-      <w:pPr>
-        <w:keepNext w:val="0"/>
-        <w:keepLines w:val="0"/>
-        <w:pageBreakBefore w:val="0"/>
-        <w:widowControl w:val="0"/>
-        <w:pBdr>
-          <w:top w:space="0" w:sz="0" w:val="nil"/>
-          <w:left w:space="0" w:sz="0" w:val="nil"/>
-          <w:bottom w:space="0" w:sz="0" w:val="nil"/>
-          <w:right w:space="0" w:sz="0" w:val="nil"/>
-          <w:between w:space="0" w:sz="0" w:val="nil"/>
-        </w:pBdr>
-        <w:shd w:fill="auto" w:val="clear"/>
-        <w:spacing w:after="0" w:before="0" w:line="276" w:lineRule="auto"/>
-        <w:ind w:left="0" w:right="0" w:firstLine="0"/>
-        <w:jc w:val="left"/>
-        <w:rPr>
-          <w:rFonts w:ascii="Arial" w:cs="Arial" w:eastAsia="Arial" w:hAnsi="Arial"/>
-          <w:b w:val="0"/>
-          <w:bCs w:val="0"/>
-          <w:i w:val="0"/>
-          <w:iCs w:val="0"/>
-          <w:smallCaps w:val="0"/>
-          <w:strike w:val="0"/>
-          <w:color w:val="000000"/>
-          <w:sz w:val="22"/>
-          <w:szCs w:val="22"/>
-          <w:u w:val="none"/>
-          <w:shd w:fill="auto" w:val="clear"/>
-          <w:vertAlign w:val="baseline"/>
-        </w:rPr>
-      </w:pPr>
-      <w:r>
-        <w:rPr>
-          <w:rtl w:val="0"/>
-        </w:rPr>
-      </w:r>
-    </w:p>
-    <w:p>
-      <w:pPr>
-        <w:keepNext w:val="0"/>
-        <w:keepLines w:val="0"/>
-        <w:pageBreakBefore w:val="0"/>
-        <w:widowControl w:val="0"/>
-        <w:pBdr>
-          <w:top w:space="0" w:sz="0" w:val="nil"/>
-          <w:left w:space="0" w:sz="0" w:val="nil"/>
-          <w:bottom w:space="0" w:sz="0" w:val="nil"/>
-          <w:right w:space="0" w:sz="0" w:val="nil"/>
-          <w:between w:space="0" w:sz="0" w:val="nil"/>
-        </w:pBdr>
-        <w:shd w:fill="auto" w:val="clear"/>
-        <w:spacing w:after="0" w:before="0" w:line="276" w:lineRule="auto"/>
-        <w:ind w:left="0" w:right="0" w:firstLine="0"/>
-        <w:jc w:val="left"/>
-        <w:rPr>
-          <w:rFonts w:ascii="Arial" w:cs="Arial" w:eastAsia="Arial" w:hAnsi="Arial"/>
-          <w:b w:val="0"/>
-          <w:bCs w:val="0"/>
-          <w:i w:val="0"/>
-          <w:iCs w:val="0"/>
-          <w:smallCaps w:val="0"/>
-          <w:strike w:val="0"/>
-          <w:color w:val="000000"/>
-          <w:sz w:val="22"/>
-          <w:szCs w:val="22"/>
-          <w:u w:val="none"/>
-          <w:shd w:fill="auto" w:val="clear"/>
-          <w:vertAlign w:val="baseline"/>
-        </w:rPr>
-      </w:pPr>
-      <w:r>
-        <w:rPr>
-          <w:rFonts w:ascii="Arial" w:cs="Arial" w:eastAsia="Arial" w:hAnsi="Arial"/>
-          <w:b w:val="0"/>
-          <w:bCs w:val="0"/>
-          <w:i w:val="0"/>
-          <w:iCs w:val="0"/>
-          <w:smallCaps w:val="0"/>
-          <w:strike w:val="0"/>
-          <w:color w:val="000000"/>
-          <w:sz w:val="22"/>
-          <w:szCs w:val="22"/>
-          <w:u w:val="none"/>
-          <w:shd w:fill="auto" w:val="clear"/>
-          <w:vertAlign w:val="baseline"/>
-          <w:rtl w:val="0"/>
-        </w:rPr>
         <w:t xml:space="preserve">━━━━━━━━━━━━━━━━━━━━━━━━━━━━━━━━━━━━━━━━━━━━━━━━━━</w:t>
       </w:r>
     </w:p>
@@ -2646,7 +1561,7 @@
           <w:vertAlign w:val="baseline"/>
           <w:rtl w:val="0"/>
         </w:rPr>
-        <w:t xml:space="preserve">STL winter months: January, March, November, December all BELOW mortgage</w:t>
+        <w:t xml:space="preserve">STL in winter months: January, March, November, December all BELOW mortgage</w:t>
       </w:r>
     </w:p>
     <w:p>
@@ -3003,7 +1918,7 @@
           <w:vertAlign w:val="baseline"/>
           <w:rtl w:val="0"/>
         </w:rPr>
-        <w:t xml:space="preserve">STL vs LTL monthly advantage: £72/month (marginal — financial case is thin)</w:t>
+        <w:t xml:space="preserve">STL vs LTL advantage: marginal on monthly average, stronger in peak months</w:t>
       </w:r>
     </w:p>
     <w:p>
@@ -3148,7 +2063,7 @@
           <w:vertAlign w:val="baseline"/>
           <w:rtl w:val="0"/>
         </w:rPr>
-        <w:t xml:space="preserve">lender consent required for STL. Must be confirmed before sign-up.</w:t>
+        <w:t xml:space="preserve">lender consent required for STL. Must be flagged before proceeding.</w:t>
       </w:r>
     </w:p>
     <w:p>
@@ -3399,60 +2314,60 @@
           <w:vertAlign w:val="baseline"/>
           <w:rtl w:val="0"/>
         </w:rPr>
-        <w:t xml:space="preserve">1. Income comparison — STL vs LTL (including acknowledged LTL underestimate)</w:t>
-      </w:r>
-    </w:p>
-    <w:p>
-      <w:pPr>
-        <w:keepNext w:val="0"/>
-        <w:keepLines w:val="0"/>
-        <w:pageBreakBefore w:val="0"/>
-        <w:widowControl w:val="0"/>
-        <w:pBdr>
-          <w:top w:space="0" w:sz="0" w:val="nil"/>
-          <w:left w:space="0" w:sz="0" w:val="nil"/>
-          <w:bottom w:space="0" w:sz="0" w:val="nil"/>
-          <w:right w:space="0" w:sz="0" w:val="nil"/>
-          <w:between w:space="0" w:sz="0" w:val="nil"/>
-        </w:pBdr>
-        <w:shd w:fill="auto" w:val="clear"/>
-        <w:spacing w:after="0" w:before="0" w:line="276" w:lineRule="auto"/>
-        <w:ind w:left="0" w:right="0" w:firstLine="0"/>
-        <w:jc w:val="left"/>
-        <w:rPr>
-          <w:rFonts w:ascii="Arial" w:cs="Arial" w:eastAsia="Arial" w:hAnsi="Arial"/>
-          <w:b w:val="0"/>
-          <w:bCs w:val="0"/>
-          <w:i w:val="0"/>
-          <w:iCs w:val="0"/>
-          <w:smallCaps w:val="0"/>
-          <w:strike w:val="0"/>
-          <w:color w:val="000000"/>
-          <w:sz w:val="22"/>
-          <w:szCs w:val="22"/>
-          <w:u w:val="none"/>
-          <w:shd w:fill="auto" w:val="clear"/>
-          <w:vertAlign w:val="baseline"/>
-        </w:rPr>
-      </w:pPr>
-      <w:r>
-        <w:rPr>
-          <w:rFonts w:ascii="Arial" w:cs="Arial" w:eastAsia="Arial" w:hAnsi="Arial"/>
-          <w:b w:val="0"/>
-          <w:bCs w:val="0"/>
-          <w:i w:val="0"/>
-          <w:iCs w:val="0"/>
-          <w:smallCaps w:val="0"/>
-          <w:strike w:val="0"/>
-          <w:color w:val="000000"/>
-          <w:sz w:val="22"/>
-          <w:szCs w:val="22"/>
-          <w:u w:val="none"/>
-          <w:shd w:fill="auto" w:val="clear"/>
-          <w:vertAlign w:val="baseline"/>
-          <w:rtl w:val="0"/>
-        </w:rPr>
-        <w:t xml:space="preserve">2. Setup requirements and cost</w:t>
+        <w:t xml:space="preserve">1. Income comparison — STL vs LTL (including the acknowledged LTL underestimate)</w:t>
+      </w:r>
+    </w:p>
+    <w:p>
+      <w:pPr>
+        <w:keepNext w:val="0"/>
+        <w:keepLines w:val="0"/>
+        <w:pageBreakBefore w:val="0"/>
+        <w:widowControl w:val="0"/>
+        <w:pBdr>
+          <w:top w:space="0" w:sz="0" w:val="nil"/>
+          <w:left w:space="0" w:sz="0" w:val="nil"/>
+          <w:bottom w:space="0" w:sz="0" w:val="nil"/>
+          <w:right w:space="0" w:sz="0" w:val="nil"/>
+          <w:between w:space="0" w:sz="0" w:val="nil"/>
+        </w:pBdr>
+        <w:shd w:fill="auto" w:val="clear"/>
+        <w:spacing w:after="0" w:before="0" w:line="276" w:lineRule="auto"/>
+        <w:ind w:left="0" w:right="0" w:firstLine="0"/>
+        <w:jc w:val="left"/>
+        <w:rPr>
+          <w:rFonts w:ascii="Arial" w:cs="Arial" w:eastAsia="Arial" w:hAnsi="Arial"/>
+          <w:b w:val="0"/>
+          <w:bCs w:val="0"/>
+          <w:i w:val="0"/>
+          <w:iCs w:val="0"/>
+          <w:smallCaps w:val="0"/>
+          <w:strike w:val="0"/>
+          <w:color w:val="000000"/>
+          <w:sz w:val="22"/>
+          <w:szCs w:val="22"/>
+          <w:u w:val="none"/>
+          <w:shd w:fill="auto" w:val="clear"/>
+          <w:vertAlign w:val="baseline"/>
+        </w:rPr>
+      </w:pPr>
+      <w:r>
+        <w:rPr>
+          <w:rFonts w:ascii="Arial" w:cs="Arial" w:eastAsia="Arial" w:hAnsi="Arial"/>
+          <w:b w:val="0"/>
+          <w:bCs w:val="0"/>
+          <w:i w:val="0"/>
+          <w:iCs w:val="0"/>
+          <w:smallCaps w:val="0"/>
+          <w:strike w:val="0"/>
+          <w:color w:val="000000"/>
+          <w:sz w:val="22"/>
+          <w:szCs w:val="22"/>
+          <w:u w:val="none"/>
+          <w:shd w:fill="auto" w:val="clear"/>
+          <w:vertAlign w:val="baseline"/>
+          <w:rtl w:val="0"/>
+        </w:rPr>
+        <w:t xml:space="preserve">2. Setup requirements and cost (£16,440 estimate, photos needed for accuracy)</w:t>
       </w:r>
     </w:p>
     <w:p>
@@ -4417,205 +3332,364 @@
           <w:vertAlign w:val="baseline"/>
           <w:rtl w:val="0"/>
         </w:rPr>
-        <w:t xml:space="preserve">2. LTL estimate gap — Stayful's LTL estimate (£694/month) acknowledged as</w:t>
-      </w:r>
-    </w:p>
-    <w:p>
-      <w:pPr>
-        <w:keepNext w:val="0"/>
-        <w:keepLines w:val="0"/>
-        <w:pageBreakBefore w:val="0"/>
-        <w:widowControl w:val="0"/>
-        <w:pBdr>
-          <w:top w:space="0" w:sz="0" w:val="nil"/>
-          <w:left w:space="0" w:sz="0" w:val="nil"/>
-          <w:bottom w:space="0" w:sz="0" w:val="nil"/>
-          <w:right w:space="0" w:sz="0" w:val="nil"/>
-          <w:between w:space="0" w:sz="0" w:val="nil"/>
-        </w:pBdr>
-        <w:shd w:fill="auto" w:val="clear"/>
-        <w:spacing w:after="0" w:before="0" w:line="276" w:lineRule="auto"/>
-        <w:ind w:left="0" w:right="0" w:firstLine="0"/>
-        <w:jc w:val="left"/>
-        <w:rPr>
-          <w:rFonts w:ascii="Arial" w:cs="Arial" w:eastAsia="Arial" w:hAnsi="Arial"/>
-          <w:b w:val="0"/>
-          <w:bCs w:val="0"/>
-          <w:i w:val="0"/>
-          <w:iCs w:val="0"/>
-          <w:smallCaps w:val="0"/>
-          <w:strike w:val="0"/>
-          <w:color w:val="000000"/>
-          <w:sz w:val="22"/>
-          <w:szCs w:val="22"/>
-          <w:u w:val="none"/>
-          <w:shd w:fill="auto" w:val="clear"/>
-          <w:vertAlign w:val="baseline"/>
-        </w:rPr>
-      </w:pPr>
-      <w:r>
-        <w:rPr>
-          <w:rFonts w:ascii="Arial" w:cs="Arial" w:eastAsia="Arial" w:hAnsi="Arial"/>
-          <w:b w:val="0"/>
-          <w:bCs w:val="0"/>
-          <w:i w:val="0"/>
-          <w:iCs w:val="0"/>
-          <w:smallCaps w:val="0"/>
-          <w:strike w:val="0"/>
-          <w:color w:val="000000"/>
-          <w:sz w:val="22"/>
-          <w:szCs w:val="22"/>
-          <w:u w:val="none"/>
-          <w:shd w:fill="auto" w:val="clear"/>
-          <w:vertAlign w:val="baseline"/>
-          <w:rtl w:val="0"/>
-        </w:rPr>
-        <w:t xml:space="preserve">   potentially 30% underestimated. Market: £1,500–1,700/month.</w:t>
-      </w:r>
-    </w:p>
-    <w:p>
-      <w:pPr>
-        <w:keepNext w:val="0"/>
-        <w:keepLines w:val="0"/>
-        <w:pageBreakBefore w:val="0"/>
-        <w:widowControl w:val="0"/>
-        <w:pBdr>
-          <w:top w:space="0" w:sz="0" w:val="nil"/>
-          <w:left w:space="0" w:sz="0" w:val="nil"/>
-          <w:bottom w:space="0" w:sz="0" w:val="nil"/>
-          <w:right w:space="0" w:sz="0" w:val="nil"/>
-          <w:between w:space="0" w:sz="0" w:val="nil"/>
-        </w:pBdr>
-        <w:shd w:fill="auto" w:val="clear"/>
-        <w:spacing w:after="0" w:before="0" w:line="276" w:lineRule="auto"/>
-        <w:ind w:left="0" w:right="0" w:firstLine="0"/>
-        <w:jc w:val="left"/>
-        <w:rPr>
-          <w:rFonts w:ascii="Arial" w:cs="Arial" w:eastAsia="Arial" w:hAnsi="Arial"/>
-          <w:b w:val="0"/>
-          <w:bCs w:val="0"/>
-          <w:i w:val="0"/>
-          <w:iCs w:val="0"/>
-          <w:smallCaps w:val="0"/>
-          <w:strike w:val="0"/>
-          <w:color w:val="000000"/>
-          <w:sz w:val="22"/>
-          <w:szCs w:val="22"/>
-          <w:u w:val="none"/>
-          <w:shd w:fill="auto" w:val="clear"/>
-          <w:vertAlign w:val="baseline"/>
-        </w:rPr>
-      </w:pPr>
-      <w:r>
-        <w:rPr>
-          <w:rFonts w:ascii="Arial" w:cs="Arial" w:eastAsia="Arial" w:hAnsi="Arial"/>
-          <w:b w:val="0"/>
-          <w:bCs w:val="0"/>
-          <w:i w:val="0"/>
-          <w:iCs w:val="0"/>
-          <w:smallCaps w:val="0"/>
-          <w:strike w:val="0"/>
-          <w:color w:val="000000"/>
-          <w:sz w:val="22"/>
-          <w:szCs w:val="22"/>
-          <w:u w:val="none"/>
-          <w:shd w:fill="auto" w:val="clear"/>
-          <w:vertAlign w:val="baseline"/>
-          <w:rtl w:val="0"/>
-        </w:rPr>
-        <w:t xml:space="preserve">   STATUS: Addressed — both figures shown transparently in document</w:t>
-      </w:r>
-    </w:p>
-    <w:p>
-      <w:pPr>
-        <w:keepNext w:val="0"/>
-        <w:keepLines w:val="0"/>
-        <w:pageBreakBefore w:val="0"/>
-        <w:widowControl w:val="0"/>
-        <w:pBdr>
-          <w:top w:space="0" w:sz="0" w:val="nil"/>
-          <w:left w:space="0" w:sz="0" w:val="nil"/>
-          <w:bottom w:space="0" w:sz="0" w:val="nil"/>
-          <w:right w:space="0" w:sz="0" w:val="nil"/>
-          <w:between w:space="0" w:sz="0" w:val="nil"/>
-        </w:pBdr>
-        <w:shd w:fill="auto" w:val="clear"/>
-        <w:spacing w:after="0" w:before="0" w:line="276" w:lineRule="auto"/>
-        <w:ind w:left="0" w:right="0" w:firstLine="0"/>
-        <w:jc w:val="left"/>
-        <w:rPr>
-          <w:rFonts w:ascii="Arial" w:cs="Arial" w:eastAsia="Arial" w:hAnsi="Arial"/>
-          <w:b w:val="0"/>
-          <w:bCs w:val="0"/>
-          <w:i w:val="0"/>
-          <w:iCs w:val="0"/>
-          <w:smallCaps w:val="0"/>
-          <w:strike w:val="0"/>
-          <w:color w:val="000000"/>
-          <w:sz w:val="22"/>
-          <w:szCs w:val="22"/>
-          <w:u w:val="none"/>
-          <w:shd w:fill="auto" w:val="clear"/>
-          <w:vertAlign w:val="baseline"/>
-        </w:rPr>
-      </w:pPr>
-      <w:r>
-        <w:rPr>
-          <w:rtl w:val="0"/>
-        </w:rPr>
-      </w:r>
-    </w:p>
-    <w:p>
-      <w:pPr>
-        <w:keepNext w:val="0"/>
-        <w:keepLines w:val="0"/>
-        <w:pageBreakBefore w:val="0"/>
-        <w:widowControl w:val="0"/>
-        <w:pBdr>
-          <w:top w:space="0" w:sz="0" w:val="nil"/>
-          <w:left w:space="0" w:sz="0" w:val="nil"/>
-          <w:bottom w:space="0" w:sz="0" w:val="nil"/>
-          <w:right w:space="0" w:sz="0" w:val="nil"/>
-          <w:between w:space="0" w:sz="0" w:val="nil"/>
-        </w:pBdr>
-        <w:shd w:fill="auto" w:val="clear"/>
-        <w:spacing w:after="0" w:before="0" w:line="276" w:lineRule="auto"/>
-        <w:ind w:left="0" w:right="0" w:firstLine="0"/>
-        <w:jc w:val="left"/>
-        <w:rPr>
-          <w:rFonts w:ascii="Arial" w:cs="Arial" w:eastAsia="Arial" w:hAnsi="Arial"/>
-          <w:b w:val="0"/>
-          <w:bCs w:val="0"/>
-          <w:i w:val="0"/>
-          <w:iCs w:val="0"/>
-          <w:smallCaps w:val="0"/>
-          <w:strike w:val="0"/>
-          <w:color w:val="000000"/>
-          <w:sz w:val="22"/>
-          <w:szCs w:val="22"/>
-          <w:u w:val="none"/>
-          <w:shd w:fill="auto" w:val="clear"/>
-          <w:vertAlign w:val="baseline"/>
-        </w:rPr>
-      </w:pPr>
-      <w:r>
-        <w:rPr>
-          <w:rFonts w:ascii="Arial" w:cs="Arial" w:eastAsia="Arial" w:hAnsi="Arial"/>
-          <w:b w:val="0"/>
-          <w:bCs w:val="0"/>
-          <w:i w:val="0"/>
-          <w:iCs w:val="0"/>
-          <w:smallCaps w:val="0"/>
-          <w:strike w:val="0"/>
-          <w:color w:val="000000"/>
-          <w:sz w:val="22"/>
-          <w:szCs w:val="22"/>
-          <w:u w:val="none"/>
-          <w:shd w:fill="auto" w:val="clear"/>
-          <w:vertAlign w:val="baseline"/>
-          <w:rtl w:val="0"/>
-        </w:rPr>
-        <w:t xml:space="preserve">3. Overseas management concern — underlies all operational questions.</w:t>
+        <w:t xml:space="preserve">2. LTL estimate gap — Stayful's LTL estimate (£694/month) was acknowledged as</w:t>
+      </w:r>
+    </w:p>
+    <w:p>
+      <w:pPr>
+        <w:keepNext w:val="0"/>
+        <w:keepLines w:val="0"/>
+        <w:pageBreakBefore w:val="0"/>
+        <w:widowControl w:val="0"/>
+        <w:pBdr>
+          <w:top w:space="0" w:sz="0" w:val="nil"/>
+          <w:left w:space="0" w:sz="0" w:val="nil"/>
+          <w:bottom w:space="0" w:sz="0" w:val="nil"/>
+          <w:right w:space="0" w:sz="0" w:val="nil"/>
+          <w:between w:space="0" w:sz="0" w:val="nil"/>
+        </w:pBdr>
+        <w:shd w:fill="auto" w:val="clear"/>
+        <w:spacing w:after="0" w:before="0" w:line="276" w:lineRule="auto"/>
+        <w:ind w:left="0" w:right="0" w:firstLine="0"/>
+        <w:jc w:val="left"/>
+        <w:rPr>
+          <w:rFonts w:ascii="Arial" w:cs="Arial" w:eastAsia="Arial" w:hAnsi="Arial"/>
+          <w:b w:val="0"/>
+          <w:bCs w:val="0"/>
+          <w:i w:val="0"/>
+          <w:iCs w:val="0"/>
+          <w:smallCaps w:val="0"/>
+          <w:strike w:val="0"/>
+          <w:color w:val="000000"/>
+          <w:sz w:val="22"/>
+          <w:szCs w:val="22"/>
+          <w:u w:val="none"/>
+          <w:shd w:fill="auto" w:val="clear"/>
+          <w:vertAlign w:val="baseline"/>
+        </w:rPr>
+      </w:pPr>
+      <w:r>
+        <w:rPr>
+          <w:rFonts w:ascii="Arial" w:cs="Arial" w:eastAsia="Arial" w:hAnsi="Arial"/>
+          <w:b w:val="0"/>
+          <w:bCs w:val="0"/>
+          <w:i w:val="0"/>
+          <w:iCs w:val="0"/>
+          <w:smallCaps w:val="0"/>
+          <w:strike w:val="0"/>
+          <w:color w:val="000000"/>
+          <w:sz w:val="22"/>
+          <w:szCs w:val="22"/>
+          <w:u w:val="none"/>
+          <w:shd w:fill="auto" w:val="clear"/>
+          <w:vertAlign w:val="baseline"/>
+          <w:rtl w:val="0"/>
+        </w:rPr>
+        <w:t xml:space="preserve">   potentially 30% underestimated. Market shows £1,500–1,700. This makes the</w:t>
+      </w:r>
+    </w:p>
+    <w:p>
+      <w:pPr>
+        <w:keepNext w:val="0"/>
+        <w:keepLines w:val="0"/>
+        <w:pageBreakBefore w:val="0"/>
+        <w:widowControl w:val="0"/>
+        <w:pBdr>
+          <w:top w:space="0" w:sz="0" w:val="nil"/>
+          <w:left w:space="0" w:sz="0" w:val="nil"/>
+          <w:bottom w:space="0" w:sz="0" w:val="nil"/>
+          <w:right w:space="0" w:sz="0" w:val="nil"/>
+          <w:between w:space="0" w:sz="0" w:val="nil"/>
+        </w:pBdr>
+        <w:shd w:fill="auto" w:val="clear"/>
+        <w:spacing w:after="0" w:before="0" w:line="276" w:lineRule="auto"/>
+        <w:ind w:left="0" w:right="0" w:firstLine="0"/>
+        <w:jc w:val="left"/>
+        <w:rPr>
+          <w:rFonts w:ascii="Arial" w:cs="Arial" w:eastAsia="Arial" w:hAnsi="Arial"/>
+          <w:b w:val="0"/>
+          <w:bCs w:val="0"/>
+          <w:i w:val="0"/>
+          <w:iCs w:val="0"/>
+          <w:smallCaps w:val="0"/>
+          <w:strike w:val="0"/>
+          <w:color w:val="000000"/>
+          <w:sz w:val="22"/>
+          <w:szCs w:val="22"/>
+          <w:u w:val="none"/>
+          <w:shd w:fill="auto" w:val="clear"/>
+          <w:vertAlign w:val="baseline"/>
+        </w:rPr>
+      </w:pPr>
+      <w:r>
+        <w:rPr>
+          <w:rFonts w:ascii="Arial" w:cs="Arial" w:eastAsia="Arial" w:hAnsi="Arial"/>
+          <w:b w:val="0"/>
+          <w:bCs w:val="0"/>
+          <w:i w:val="0"/>
+          <w:iCs w:val="0"/>
+          <w:smallCaps w:val="0"/>
+          <w:strike w:val="0"/>
+          <w:color w:val="000000"/>
+          <w:sz w:val="22"/>
+          <w:szCs w:val="22"/>
+          <w:u w:val="none"/>
+          <w:shd w:fill="auto" w:val="clear"/>
+          <w:vertAlign w:val="baseline"/>
+          <w:rtl w:val="0"/>
+        </w:rPr>
+        <w:t xml:space="preserve">   STL vs LTL comparison more competitive than Stayful's figures suggest.</w:t>
+      </w:r>
+    </w:p>
+    <w:p>
+      <w:pPr>
+        <w:keepNext w:val="0"/>
+        <w:keepLines w:val="0"/>
+        <w:pageBreakBefore w:val="0"/>
+        <w:widowControl w:val="0"/>
+        <w:pBdr>
+          <w:top w:space="0" w:sz="0" w:val="nil"/>
+          <w:left w:space="0" w:sz="0" w:val="nil"/>
+          <w:bottom w:space="0" w:sz="0" w:val="nil"/>
+          <w:right w:space="0" w:sz="0" w:val="nil"/>
+          <w:between w:space="0" w:sz="0" w:val="nil"/>
+        </w:pBdr>
+        <w:shd w:fill="auto" w:val="clear"/>
+        <w:spacing w:after="0" w:before="0" w:line="276" w:lineRule="auto"/>
+        <w:ind w:left="0" w:right="0" w:firstLine="0"/>
+        <w:jc w:val="left"/>
+        <w:rPr>
+          <w:rFonts w:ascii="Arial" w:cs="Arial" w:eastAsia="Arial" w:hAnsi="Arial"/>
+          <w:b w:val="0"/>
+          <w:bCs w:val="0"/>
+          <w:i w:val="0"/>
+          <w:iCs w:val="0"/>
+          <w:smallCaps w:val="0"/>
+          <w:strike w:val="0"/>
+          <w:color w:val="000000"/>
+          <w:sz w:val="22"/>
+          <w:szCs w:val="22"/>
+          <w:u w:val="none"/>
+          <w:shd w:fill="auto" w:val="clear"/>
+          <w:vertAlign w:val="baseline"/>
+        </w:rPr>
+      </w:pPr>
+      <w:r>
+        <w:rPr>
+          <w:rFonts w:ascii="Arial" w:cs="Arial" w:eastAsia="Arial" w:hAnsi="Arial"/>
+          <w:b w:val="0"/>
+          <w:bCs w:val="0"/>
+          <w:i w:val="0"/>
+          <w:iCs w:val="0"/>
+          <w:smallCaps w:val="0"/>
+          <w:strike w:val="0"/>
+          <w:color w:val="000000"/>
+          <w:sz w:val="22"/>
+          <w:szCs w:val="22"/>
+          <w:u w:val="none"/>
+          <w:shd w:fill="auto" w:val="clear"/>
+          <w:vertAlign w:val="baseline"/>
+          <w:rtl w:val="0"/>
+        </w:rPr>
+        <w:t xml:space="preserve">   STATUS: Addressed in document — both figures shown transparently</w:t>
+      </w:r>
+    </w:p>
+    <w:p>
+      <w:pPr>
+        <w:keepNext w:val="0"/>
+        <w:keepLines w:val="0"/>
+        <w:pageBreakBefore w:val="0"/>
+        <w:widowControl w:val="0"/>
+        <w:pBdr>
+          <w:top w:space="0" w:sz="0" w:val="nil"/>
+          <w:left w:space="0" w:sz="0" w:val="nil"/>
+          <w:bottom w:space="0" w:sz="0" w:val="nil"/>
+          <w:right w:space="0" w:sz="0" w:val="nil"/>
+          <w:between w:space="0" w:sz="0" w:val="nil"/>
+        </w:pBdr>
+        <w:shd w:fill="auto" w:val="clear"/>
+        <w:spacing w:after="0" w:before="0" w:line="276" w:lineRule="auto"/>
+        <w:ind w:left="0" w:right="0" w:firstLine="0"/>
+        <w:jc w:val="left"/>
+        <w:rPr>
+          <w:rFonts w:ascii="Arial" w:cs="Arial" w:eastAsia="Arial" w:hAnsi="Arial"/>
+          <w:b w:val="0"/>
+          <w:bCs w:val="0"/>
+          <w:i w:val="0"/>
+          <w:iCs w:val="0"/>
+          <w:smallCaps w:val="0"/>
+          <w:strike w:val="0"/>
+          <w:color w:val="000000"/>
+          <w:sz w:val="22"/>
+          <w:szCs w:val="22"/>
+          <w:u w:val="none"/>
+          <w:shd w:fill="auto" w:val="clear"/>
+          <w:vertAlign w:val="baseline"/>
+        </w:rPr>
+      </w:pPr>
+      <w:r>
+        <w:rPr>
+          <w:rtl w:val="0"/>
+        </w:rPr>
+      </w:r>
+    </w:p>
+    <w:p>
+      <w:pPr>
+        <w:keepNext w:val="0"/>
+        <w:keepLines w:val="0"/>
+        <w:pageBreakBefore w:val="0"/>
+        <w:widowControl w:val="0"/>
+        <w:pBdr>
+          <w:top w:space="0" w:sz="0" w:val="nil"/>
+          <w:left w:space="0" w:sz="0" w:val="nil"/>
+          <w:bottom w:space="0" w:sz="0" w:val="nil"/>
+          <w:right w:space="0" w:sz="0" w:val="nil"/>
+          <w:between w:space="0" w:sz="0" w:val="nil"/>
+        </w:pBdr>
+        <w:shd w:fill="auto" w:val="clear"/>
+        <w:spacing w:after="0" w:before="0" w:line="276" w:lineRule="auto"/>
+        <w:ind w:left="0" w:right="0" w:firstLine="0"/>
+        <w:jc w:val="left"/>
+        <w:rPr>
+          <w:rFonts w:ascii="Arial" w:cs="Arial" w:eastAsia="Arial" w:hAnsi="Arial"/>
+          <w:b w:val="0"/>
+          <w:bCs w:val="0"/>
+          <w:i w:val="0"/>
+          <w:iCs w:val="0"/>
+          <w:smallCaps w:val="0"/>
+          <w:strike w:val="0"/>
+          <w:color w:val="000000"/>
+          <w:sz w:val="22"/>
+          <w:szCs w:val="22"/>
+          <w:u w:val="none"/>
+          <w:shd w:fill="auto" w:val="clear"/>
+          <w:vertAlign w:val="baseline"/>
+        </w:rPr>
+      </w:pPr>
+      <w:r>
+        <w:rPr>
+          <w:rFonts w:ascii="Arial" w:cs="Arial" w:eastAsia="Arial" w:hAnsi="Arial"/>
+          <w:b w:val="0"/>
+          <w:bCs w:val="0"/>
+          <w:i w:val="0"/>
+          <w:iCs w:val="0"/>
+          <w:smallCaps w:val="0"/>
+          <w:strike w:val="0"/>
+          <w:color w:val="000000"/>
+          <w:sz w:val="22"/>
+          <w:szCs w:val="22"/>
+          <w:u w:val="none"/>
+          <w:shd w:fill="auto" w:val="clear"/>
+          <w:vertAlign w:val="baseline"/>
+          <w:rtl w:val="0"/>
+        </w:rPr>
+        <w:t xml:space="preserve">3. Overseas management concern — primary anxiety is property being managed</w:t>
+      </w:r>
+    </w:p>
+    <w:p>
+      <w:pPr>
+        <w:keepNext w:val="0"/>
+        <w:keepLines w:val="0"/>
+        <w:pageBreakBefore w:val="0"/>
+        <w:widowControl w:val="0"/>
+        <w:pBdr>
+          <w:top w:space="0" w:sz="0" w:val="nil"/>
+          <w:left w:space="0" w:sz="0" w:val="nil"/>
+          <w:bottom w:space="0" w:sz="0" w:val="nil"/>
+          <w:right w:space="0" w:sz="0" w:val="nil"/>
+          <w:between w:space="0" w:sz="0" w:val="nil"/>
+        </w:pBdr>
+        <w:shd w:fill="auto" w:val="clear"/>
+        <w:spacing w:after="0" w:before="0" w:line="276" w:lineRule="auto"/>
+        <w:ind w:left="0" w:right="0" w:firstLine="0"/>
+        <w:jc w:val="left"/>
+        <w:rPr>
+          <w:rFonts w:ascii="Arial" w:cs="Arial" w:eastAsia="Arial" w:hAnsi="Arial"/>
+          <w:b w:val="0"/>
+          <w:bCs w:val="0"/>
+          <w:i w:val="0"/>
+          <w:iCs w:val="0"/>
+          <w:smallCaps w:val="0"/>
+          <w:strike w:val="0"/>
+          <w:color w:val="000000"/>
+          <w:sz w:val="22"/>
+          <w:szCs w:val="22"/>
+          <w:u w:val="none"/>
+          <w:shd w:fill="auto" w:val="clear"/>
+          <w:vertAlign w:val="baseline"/>
+        </w:rPr>
+      </w:pPr>
+      <w:r>
+        <w:rPr>
+          <w:rFonts w:ascii="Arial" w:cs="Arial" w:eastAsia="Arial" w:hAnsi="Arial"/>
+          <w:b w:val="0"/>
+          <w:bCs w:val="0"/>
+          <w:i w:val="0"/>
+          <w:iCs w:val="0"/>
+          <w:smallCaps w:val="0"/>
+          <w:strike w:val="0"/>
+          <w:color w:val="000000"/>
+          <w:sz w:val="22"/>
+          <w:szCs w:val="22"/>
+          <w:u w:val="none"/>
+          <w:shd w:fill="auto" w:val="clear"/>
+          <w:vertAlign w:val="baseline"/>
+          <w:rtl w:val="0"/>
+        </w:rPr>
+        <w:t xml:space="preserve">   properly while they're abroad. Not raised as explicit objection, but underlies</w:t>
+      </w:r>
+    </w:p>
+    <w:p>
+      <w:pPr>
+        <w:keepNext w:val="0"/>
+        <w:keepLines w:val="0"/>
+        <w:pageBreakBefore w:val="0"/>
+        <w:widowControl w:val="0"/>
+        <w:pBdr>
+          <w:top w:space="0" w:sz="0" w:val="nil"/>
+          <w:left w:space="0" w:sz="0" w:val="nil"/>
+          <w:bottom w:space="0" w:sz="0" w:val="nil"/>
+          <w:right w:space="0" w:sz="0" w:val="nil"/>
+          <w:between w:space="0" w:sz="0" w:val="nil"/>
+        </w:pBdr>
+        <w:shd w:fill="auto" w:val="clear"/>
+        <w:spacing w:after="0" w:before="0" w:line="276" w:lineRule="auto"/>
+        <w:ind w:left="0" w:right="0" w:firstLine="0"/>
+        <w:jc w:val="left"/>
+        <w:rPr>
+          <w:rFonts w:ascii="Arial" w:cs="Arial" w:eastAsia="Arial" w:hAnsi="Arial"/>
+          <w:b w:val="0"/>
+          <w:bCs w:val="0"/>
+          <w:i w:val="0"/>
+          <w:iCs w:val="0"/>
+          <w:smallCaps w:val="0"/>
+          <w:strike w:val="0"/>
+          <w:color w:val="000000"/>
+          <w:sz w:val="22"/>
+          <w:szCs w:val="22"/>
+          <w:u w:val="none"/>
+          <w:shd w:fill="auto" w:val="clear"/>
+          <w:vertAlign w:val="baseline"/>
+        </w:rPr>
+      </w:pPr>
+      <w:r>
+        <w:rPr>
+          <w:rFonts w:ascii="Arial" w:cs="Arial" w:eastAsia="Arial" w:hAnsi="Arial"/>
+          <w:b w:val="0"/>
+          <w:bCs w:val="0"/>
+          <w:i w:val="0"/>
+          <w:iCs w:val="0"/>
+          <w:smallCaps w:val="0"/>
+          <w:strike w:val="0"/>
+          <w:color w:val="000000"/>
+          <w:sz w:val="22"/>
+          <w:szCs w:val="22"/>
+          <w:u w:val="none"/>
+          <w:shd w:fill="auto" w:val="clear"/>
+          <w:vertAlign w:val="baseline"/>
+          <w:rtl w:val="0"/>
+        </w:rPr>
+        <w:t xml:space="preserve">   all questions about operations, maintenance and access.</w:t>
       </w:r>
     </w:p>
     <w:p>
@@ -4760,7 +3834,60 @@
           <w:vertAlign w:val="baseline"/>
           <w:rtl w:val="0"/>
         </w:rPr>
-        <w:t xml:space="preserve">4. Mortgage type — not confirmed.</w:t>
+        <w:t xml:space="preserve">4. Mortgage type — not confirmed. If residential mortgage, STL may not be</w:t>
+      </w:r>
+    </w:p>
+    <w:p>
+      <w:pPr>
+        <w:keepNext w:val="0"/>
+        <w:keepLines w:val="0"/>
+        <w:pageBreakBefore w:val="0"/>
+        <w:widowControl w:val="0"/>
+        <w:pBdr>
+          <w:top w:space="0" w:sz="0" w:val="nil"/>
+          <w:left w:space="0" w:sz="0" w:val="nil"/>
+          <w:bottom w:space="0" w:sz="0" w:val="nil"/>
+          <w:right w:space="0" w:sz="0" w:val="nil"/>
+          <w:between w:space="0" w:sz="0" w:val="nil"/>
+        </w:pBdr>
+        <w:shd w:fill="auto" w:val="clear"/>
+        <w:spacing w:after="0" w:before="0" w:line="276" w:lineRule="auto"/>
+        <w:ind w:left="0" w:right="0" w:firstLine="0"/>
+        <w:jc w:val="left"/>
+        <w:rPr>
+          <w:rFonts w:ascii="Arial" w:cs="Arial" w:eastAsia="Arial" w:hAnsi="Arial"/>
+          <w:b w:val="0"/>
+          <w:bCs w:val="0"/>
+          <w:i w:val="0"/>
+          <w:iCs w:val="0"/>
+          <w:smallCaps w:val="0"/>
+          <w:strike w:val="0"/>
+          <w:color w:val="000000"/>
+          <w:sz w:val="22"/>
+          <w:szCs w:val="22"/>
+          <w:u w:val="none"/>
+          <w:shd w:fill="auto" w:val="clear"/>
+          <w:vertAlign w:val="baseline"/>
+        </w:rPr>
+      </w:pPr>
+      <w:r>
+        <w:rPr>
+          <w:rFonts w:ascii="Arial" w:cs="Arial" w:eastAsia="Arial" w:hAnsi="Arial"/>
+          <w:b w:val="0"/>
+          <w:bCs w:val="0"/>
+          <w:i w:val="0"/>
+          <w:iCs w:val="0"/>
+          <w:smallCaps w:val="0"/>
+          <w:strike w:val="0"/>
+          <w:color w:val="000000"/>
+          <w:sz w:val="22"/>
+          <w:szCs w:val="22"/>
+          <w:u w:val="none"/>
+          <w:shd w:fill="auto" w:val="clear"/>
+          <w:vertAlign w:val="baseline"/>
+          <w:rtl w:val="0"/>
+        </w:rPr>
+        <w:t xml:space="preserve">   permitted without lender consent.</w:t>
       </w:r>
     </w:p>
     <w:p>
@@ -5064,7 +4191,113 @@
           <w:vertAlign w:val="baseline"/>
           <w:rtl w:val="0"/>
         </w:rPr>
-        <w:t xml:space="preserve">→ Full service model — end-to-end management, no owner involvement required</w:t>
+        <w:t xml:space="preserve">→ Full service model: the fact that Stayful handles everything end-to-end while</w:t>
+      </w:r>
+    </w:p>
+    <w:p>
+      <w:pPr>
+        <w:keepNext w:val="0"/>
+        <w:keepLines w:val="0"/>
+        <w:pageBreakBefore w:val="0"/>
+        <w:widowControl w:val="0"/>
+        <w:pBdr>
+          <w:top w:space="0" w:sz="0" w:val="nil"/>
+          <w:left w:space="0" w:sz="0" w:val="nil"/>
+          <w:bottom w:space="0" w:sz="0" w:val="nil"/>
+          <w:right w:space="0" w:sz="0" w:val="nil"/>
+          <w:between w:space="0" w:sz="0" w:val="nil"/>
+        </w:pBdr>
+        <w:shd w:fill="auto" w:val="clear"/>
+        <w:spacing w:after="0" w:before="0" w:line="276" w:lineRule="auto"/>
+        <w:ind w:left="0" w:right="0" w:firstLine="0"/>
+        <w:jc w:val="left"/>
+        <w:rPr>
+          <w:rFonts w:ascii="Arial" w:cs="Arial" w:eastAsia="Arial" w:hAnsi="Arial"/>
+          <w:b w:val="0"/>
+          <w:bCs w:val="0"/>
+          <w:i w:val="0"/>
+          <w:iCs w:val="0"/>
+          <w:smallCaps w:val="0"/>
+          <w:strike w:val="0"/>
+          <w:color w:val="000000"/>
+          <w:sz w:val="22"/>
+          <w:szCs w:val="22"/>
+          <w:u w:val="none"/>
+          <w:shd w:fill="auto" w:val="clear"/>
+          <w:vertAlign w:val="baseline"/>
+        </w:rPr>
+      </w:pPr>
+      <w:r>
+        <w:rPr>
+          <w:rFonts w:ascii="Arial" w:cs="Arial" w:eastAsia="Arial" w:hAnsi="Arial"/>
+          <w:b w:val="0"/>
+          <w:bCs w:val="0"/>
+          <w:i w:val="0"/>
+          <w:iCs w:val="0"/>
+          <w:smallCaps w:val="0"/>
+          <w:strike w:val="0"/>
+          <w:color w:val="000000"/>
+          <w:sz w:val="22"/>
+          <w:szCs w:val="22"/>
+          <w:u w:val="none"/>
+          <w:shd w:fill="auto" w:val="clear"/>
+          <w:vertAlign w:val="baseline"/>
+          <w:rtl w:val="0"/>
+        </w:rPr>
+        <w:t xml:space="preserve">  they're overseas was the core value proposition that resonated. No involvement</w:t>
+      </w:r>
+    </w:p>
+    <w:p>
+      <w:pPr>
+        <w:keepNext w:val="0"/>
+        <w:keepLines w:val="0"/>
+        <w:pageBreakBefore w:val="0"/>
+        <w:widowControl w:val="0"/>
+        <w:pBdr>
+          <w:top w:space="0" w:sz="0" w:val="nil"/>
+          <w:left w:space="0" w:sz="0" w:val="nil"/>
+          <w:bottom w:space="0" w:sz="0" w:val="nil"/>
+          <w:right w:space="0" w:sz="0" w:val="nil"/>
+          <w:between w:space="0" w:sz="0" w:val="nil"/>
+        </w:pBdr>
+        <w:shd w:fill="auto" w:val="clear"/>
+        <w:spacing w:after="0" w:before="0" w:line="276" w:lineRule="auto"/>
+        <w:ind w:left="0" w:right="0" w:firstLine="0"/>
+        <w:jc w:val="left"/>
+        <w:rPr>
+          <w:rFonts w:ascii="Arial" w:cs="Arial" w:eastAsia="Arial" w:hAnsi="Arial"/>
+          <w:b w:val="0"/>
+          <w:bCs w:val="0"/>
+          <w:i w:val="0"/>
+          <w:iCs w:val="0"/>
+          <w:smallCaps w:val="0"/>
+          <w:strike w:val="0"/>
+          <w:color w:val="000000"/>
+          <w:sz w:val="22"/>
+          <w:szCs w:val="22"/>
+          <w:u w:val="none"/>
+          <w:shd w:fill="auto" w:val="clear"/>
+          <w:vertAlign w:val="baseline"/>
+        </w:rPr>
+      </w:pPr>
+      <w:r>
+        <w:rPr>
+          <w:rFonts w:ascii="Arial" w:cs="Arial" w:eastAsia="Arial" w:hAnsi="Arial"/>
+          <w:b w:val="0"/>
+          <w:bCs w:val="0"/>
+          <w:i w:val="0"/>
+          <w:iCs w:val="0"/>
+          <w:smallCaps w:val="0"/>
+          <w:strike w:val="0"/>
+          <w:color w:val="000000"/>
+          <w:sz w:val="22"/>
+          <w:szCs w:val="22"/>
+          <w:u w:val="none"/>
+          <w:shd w:fill="auto" w:val="clear"/>
+          <w:vertAlign w:val="baseline"/>
+          <w:rtl w:val="0"/>
+        </w:rPr>
+        <w:t xml:space="preserve">  required from the owner once set up.</w:t>
       </w:r>
     </w:p>
     <w:p>
@@ -5117,7 +4350,60 @@
           <w:vertAlign w:val="baseline"/>
           <w:rtl w:val="0"/>
         </w:rPr>
-        <w:t xml:space="preserve">→ Calendar blocking — unlimited personal use, no fees, covers summer visits</w:t>
+        <w:t xml:space="preserve">→ Calendar blocking: unlimited personal use with no fees addressed the</w:t>
+      </w:r>
+    </w:p>
+    <w:p>
+      <w:pPr>
+        <w:keepNext w:val="0"/>
+        <w:keepLines w:val="0"/>
+        <w:pageBreakBefore w:val="0"/>
+        <w:widowControl w:val="0"/>
+        <w:pBdr>
+          <w:top w:space="0" w:sz="0" w:val="nil"/>
+          <w:left w:space="0" w:sz="0" w:val="nil"/>
+          <w:bottom w:space="0" w:sz="0" w:val="nil"/>
+          <w:right w:space="0" w:sz="0" w:val="nil"/>
+          <w:between w:space="0" w:sz="0" w:val="nil"/>
+        </w:pBdr>
+        <w:shd w:fill="auto" w:val="clear"/>
+        <w:spacing w:after="0" w:before="0" w:line="276" w:lineRule="auto"/>
+        <w:ind w:left="0" w:right="0" w:firstLine="0"/>
+        <w:jc w:val="left"/>
+        <w:rPr>
+          <w:rFonts w:ascii="Arial" w:cs="Arial" w:eastAsia="Arial" w:hAnsi="Arial"/>
+          <w:b w:val="0"/>
+          <w:bCs w:val="0"/>
+          <w:i w:val="0"/>
+          <w:iCs w:val="0"/>
+          <w:smallCaps w:val="0"/>
+          <w:strike w:val="0"/>
+          <w:color w:val="000000"/>
+          <w:sz w:val="22"/>
+          <w:szCs w:val="22"/>
+          <w:u w:val="none"/>
+          <w:shd w:fill="auto" w:val="clear"/>
+          <w:vertAlign w:val="baseline"/>
+        </w:rPr>
+      </w:pPr>
+      <w:r>
+        <w:rPr>
+          <w:rFonts w:ascii="Arial" w:cs="Arial" w:eastAsia="Arial" w:hAnsi="Arial"/>
+          <w:b w:val="0"/>
+          <w:bCs w:val="0"/>
+          <w:i w:val="0"/>
+          <w:iCs w:val="0"/>
+          <w:smallCaps w:val="0"/>
+          <w:strike w:val="0"/>
+          <w:color w:val="000000"/>
+          <w:sz w:val="22"/>
+          <w:szCs w:val="22"/>
+          <w:u w:val="none"/>
+          <w:shd w:fill="auto" w:val="clear"/>
+          <w:vertAlign w:val="baseline"/>
+          <w:rtl w:val="0"/>
+        </w:rPr>
+        <w:t xml:space="preserve">  flexibility concern directly. They want to come back for summer visits.</w:t>
       </w:r>
     </w:p>
     <w:p>
@@ -5170,99 +4456,152 @@
           <w:vertAlign w:val="baseline"/>
           <w:rtl w:val="0"/>
         </w:rPr>
-        <w:t xml:space="preserve">→ Direct booking score — 100/100 notable, strong long-term trajectory</w:t>
-      </w:r>
-    </w:p>
-    <w:p>
-      <w:pPr>
-        <w:keepNext w:val="0"/>
-        <w:keepLines w:val="0"/>
-        <w:pageBreakBefore w:val="0"/>
-        <w:widowControl w:val="0"/>
-        <w:pBdr>
-          <w:top w:space="0" w:sz="0" w:val="nil"/>
-          <w:left w:space="0" w:sz="0" w:val="nil"/>
-          <w:bottom w:space="0" w:sz="0" w:val="nil"/>
-          <w:right w:space="0" w:sz="0" w:val="nil"/>
-          <w:between w:space="0" w:sz="0" w:val="nil"/>
-        </w:pBdr>
-        <w:shd w:fill="auto" w:val="clear"/>
-        <w:spacing w:after="0" w:before="0" w:line="276" w:lineRule="auto"/>
-        <w:ind w:left="0" w:right="0" w:firstLine="0"/>
-        <w:jc w:val="left"/>
-        <w:rPr>
-          <w:rFonts w:ascii="Arial" w:cs="Arial" w:eastAsia="Arial" w:hAnsi="Arial"/>
-          <w:b w:val="0"/>
-          <w:bCs w:val="0"/>
-          <w:i w:val="0"/>
-          <w:iCs w:val="0"/>
-          <w:smallCaps w:val="0"/>
-          <w:strike w:val="0"/>
-          <w:color w:val="000000"/>
-          <w:sz w:val="22"/>
-          <w:szCs w:val="22"/>
-          <w:u w:val="none"/>
-          <w:shd w:fill="auto" w:val="clear"/>
-          <w:vertAlign w:val="baseline"/>
-        </w:rPr>
-      </w:pPr>
-      <w:r>
-        <w:rPr>
-          <w:rtl w:val="0"/>
-        </w:rPr>
-      </w:r>
-    </w:p>
-    <w:p>
-      <w:pPr>
-        <w:keepNext w:val="0"/>
-        <w:keepLines w:val="0"/>
-        <w:pageBreakBefore w:val="0"/>
-        <w:widowControl w:val="0"/>
-        <w:pBdr>
-          <w:top w:space="0" w:sz="0" w:val="nil"/>
-          <w:left w:space="0" w:sz="0" w:val="nil"/>
-          <w:bottom w:space="0" w:sz="0" w:val="nil"/>
-          <w:right w:space="0" w:sz="0" w:val="nil"/>
-          <w:between w:space="0" w:sz="0" w:val="nil"/>
-        </w:pBdr>
-        <w:shd w:fill="auto" w:val="clear"/>
-        <w:spacing w:after="0" w:before="0" w:line="276" w:lineRule="auto"/>
-        <w:ind w:left="0" w:right="0" w:firstLine="0"/>
-        <w:jc w:val="left"/>
-        <w:rPr>
-          <w:rFonts w:ascii="Arial" w:cs="Arial" w:eastAsia="Arial" w:hAnsi="Arial"/>
-          <w:b w:val="0"/>
-          <w:bCs w:val="0"/>
-          <w:i w:val="0"/>
-          <w:iCs w:val="0"/>
-          <w:smallCaps w:val="0"/>
-          <w:strike w:val="0"/>
-          <w:color w:val="000000"/>
-          <w:sz w:val="22"/>
-          <w:szCs w:val="22"/>
-          <w:u w:val="none"/>
-          <w:shd w:fill="auto" w:val="clear"/>
-          <w:vertAlign w:val="baseline"/>
-        </w:rPr>
-      </w:pPr>
-      <w:r>
-        <w:rPr>
-          <w:rFonts w:ascii="Arial" w:cs="Arial" w:eastAsia="Arial" w:hAnsi="Arial"/>
-          <w:b w:val="0"/>
-          <w:bCs w:val="0"/>
-          <w:i w:val="0"/>
-          <w:iCs w:val="0"/>
-          <w:smallCaps w:val="0"/>
-          <w:strike w:val="0"/>
-          <w:color w:val="000000"/>
-          <w:sz w:val="22"/>
-          <w:szCs w:val="22"/>
-          <w:u w:val="none"/>
-          <w:shd w:fill="auto" w:val="clear"/>
-          <w:vertAlign w:val="baseline"/>
-          <w:rtl w:val="0"/>
-        </w:rPr>
-        <w:t xml:space="preserve">WHAT DID NOT LAND</w:t>
+        <w:t xml:space="preserve">→ Direct booking score: 100/100 score was notable — property has strong</w:t>
+      </w:r>
+    </w:p>
+    <w:p>
+      <w:pPr>
+        <w:keepNext w:val="0"/>
+        <w:keepLines w:val="0"/>
+        <w:pageBreakBefore w:val="0"/>
+        <w:widowControl w:val="0"/>
+        <w:pBdr>
+          <w:top w:space="0" w:sz="0" w:val="nil"/>
+          <w:left w:space="0" w:sz="0" w:val="nil"/>
+          <w:bottom w:space="0" w:sz="0" w:val="nil"/>
+          <w:right w:space="0" w:sz="0" w:val="nil"/>
+          <w:between w:space="0" w:sz="0" w:val="nil"/>
+        </w:pBdr>
+        <w:shd w:fill="auto" w:val="clear"/>
+        <w:spacing w:after="0" w:before="0" w:line="276" w:lineRule="auto"/>
+        <w:ind w:left="0" w:right="0" w:firstLine="0"/>
+        <w:jc w:val="left"/>
+        <w:rPr>
+          <w:rFonts w:ascii="Arial" w:cs="Arial" w:eastAsia="Arial" w:hAnsi="Arial"/>
+          <w:b w:val="0"/>
+          <w:bCs w:val="0"/>
+          <w:i w:val="0"/>
+          <w:iCs w:val="0"/>
+          <w:smallCaps w:val="0"/>
+          <w:strike w:val="0"/>
+          <w:color w:val="000000"/>
+          <w:sz w:val="22"/>
+          <w:szCs w:val="22"/>
+          <w:u w:val="none"/>
+          <w:shd w:fill="auto" w:val="clear"/>
+          <w:vertAlign w:val="baseline"/>
+        </w:rPr>
+      </w:pPr>
+      <w:r>
+        <w:rPr>
+          <w:rFonts w:ascii="Arial" w:cs="Arial" w:eastAsia="Arial" w:hAnsi="Arial"/>
+          <w:b w:val="0"/>
+          <w:bCs w:val="0"/>
+          <w:i w:val="0"/>
+          <w:iCs w:val="0"/>
+          <w:smallCaps w:val="0"/>
+          <w:strike w:val="0"/>
+          <w:color w:val="000000"/>
+          <w:sz w:val="22"/>
+          <w:szCs w:val="22"/>
+          <w:u w:val="none"/>
+          <w:shd w:fill="auto" w:val="clear"/>
+          <w:vertAlign w:val="baseline"/>
+          <w:rtl w:val="0"/>
+        </w:rPr>
+        <w:t xml:space="preserve">  long-term income growth potential.</w:t>
+      </w:r>
+    </w:p>
+    <w:p>
+      <w:pPr>
+        <w:keepNext w:val="0"/>
+        <w:keepLines w:val="0"/>
+        <w:pageBreakBefore w:val="0"/>
+        <w:widowControl w:val="0"/>
+        <w:pBdr>
+          <w:top w:space="0" w:sz="0" w:val="nil"/>
+          <w:left w:space="0" w:sz="0" w:val="nil"/>
+          <w:bottom w:space="0" w:sz="0" w:val="nil"/>
+          <w:right w:space="0" w:sz="0" w:val="nil"/>
+          <w:between w:space="0" w:sz="0" w:val="nil"/>
+        </w:pBdr>
+        <w:shd w:fill="auto" w:val="clear"/>
+        <w:spacing w:after="0" w:before="0" w:line="276" w:lineRule="auto"/>
+        <w:ind w:left="0" w:right="0" w:firstLine="0"/>
+        <w:jc w:val="left"/>
+        <w:rPr>
+          <w:rFonts w:ascii="Arial" w:cs="Arial" w:eastAsia="Arial" w:hAnsi="Arial"/>
+          <w:b w:val="0"/>
+          <w:bCs w:val="0"/>
+          <w:i w:val="0"/>
+          <w:iCs w:val="0"/>
+          <w:smallCaps w:val="0"/>
+          <w:strike w:val="0"/>
+          <w:color w:val="000000"/>
+          <w:sz w:val="22"/>
+          <w:szCs w:val="22"/>
+          <w:u w:val="none"/>
+          <w:shd w:fill="auto" w:val="clear"/>
+          <w:vertAlign w:val="baseline"/>
+        </w:rPr>
+      </w:pPr>
+      <w:r>
+        <w:rPr>
+          <w:rtl w:val="0"/>
+        </w:rPr>
+      </w:r>
+    </w:p>
+    <w:p>
+      <w:pPr>
+        <w:keepNext w:val="0"/>
+        <w:keepLines w:val="0"/>
+        <w:pageBreakBefore w:val="0"/>
+        <w:widowControl w:val="0"/>
+        <w:pBdr>
+          <w:top w:space="0" w:sz="0" w:val="nil"/>
+          <w:left w:space="0" w:sz="0" w:val="nil"/>
+          <w:bottom w:space="0" w:sz="0" w:val="nil"/>
+          <w:right w:space="0" w:sz="0" w:val="nil"/>
+          <w:between w:space="0" w:sz="0" w:val="nil"/>
+        </w:pBdr>
+        <w:shd w:fill="auto" w:val="clear"/>
+        <w:spacing w:after="0" w:before="0" w:line="276" w:lineRule="auto"/>
+        <w:ind w:left="0" w:right="0" w:firstLine="0"/>
+        <w:jc w:val="left"/>
+        <w:rPr>
+          <w:rFonts w:ascii="Arial" w:cs="Arial" w:eastAsia="Arial" w:hAnsi="Arial"/>
+          <w:b w:val="0"/>
+          <w:bCs w:val="0"/>
+          <w:i w:val="0"/>
+          <w:iCs w:val="0"/>
+          <w:smallCaps w:val="0"/>
+          <w:strike w:val="0"/>
+          <w:color w:val="000000"/>
+          <w:sz w:val="22"/>
+          <w:szCs w:val="22"/>
+          <w:u w:val="none"/>
+          <w:shd w:fill="auto" w:val="clear"/>
+          <w:vertAlign w:val="baseline"/>
+        </w:rPr>
+      </w:pPr>
+      <w:r>
+        <w:rPr>
+          <w:rFonts w:ascii="Arial" w:cs="Arial" w:eastAsia="Arial" w:hAnsi="Arial"/>
+          <w:b w:val="0"/>
+          <w:bCs w:val="0"/>
+          <w:i w:val="0"/>
+          <w:iCs w:val="0"/>
+          <w:smallCaps w:val="0"/>
+          <w:strike w:val="0"/>
+          <w:color w:val="000000"/>
+          <w:sz w:val="22"/>
+          <w:szCs w:val="22"/>
+          <w:u w:val="none"/>
+          <w:shd w:fill="auto" w:val="clear"/>
+          <w:vertAlign w:val="baseline"/>
+          <w:rtl w:val="0"/>
+        </w:rPr>
+        <w:t xml:space="preserve">WHAT DID NOT LAND (OR WAS NOT TESTED)</w:t>
       </w:r>
     </w:p>
     <w:p>
@@ -5315,7 +4654,668 @@
           <w:vertAlign w:val="baseline"/>
           <w:rtl w:val="0"/>
         </w:rPr>
-        <w:t xml:space="preserve">→ Financial case is thin at market LTL rates — income argument alone insufficient</w:t>
+        <w:t xml:space="preserve">→ Financial case is not as strong as the Kiran case — monthly advantage over</w:t>
+      </w:r>
+    </w:p>
+    <w:p>
+      <w:pPr>
+        <w:keepNext w:val="0"/>
+        <w:keepLines w:val="0"/>
+        <w:pageBreakBefore w:val="0"/>
+        <w:widowControl w:val="0"/>
+        <w:pBdr>
+          <w:top w:space="0" w:sz="0" w:val="nil"/>
+          <w:left w:space="0" w:sz="0" w:val="nil"/>
+          <w:bottom w:space="0" w:sz="0" w:val="nil"/>
+          <w:right w:space="0" w:sz="0" w:val="nil"/>
+          <w:between w:space="0" w:sz="0" w:val="nil"/>
+        </w:pBdr>
+        <w:shd w:fill="auto" w:val="clear"/>
+        <w:spacing w:after="0" w:before="0" w:line="276" w:lineRule="auto"/>
+        <w:ind w:left="0" w:right="0" w:firstLine="0"/>
+        <w:jc w:val="left"/>
+        <w:rPr>
+          <w:rFonts w:ascii="Arial" w:cs="Arial" w:eastAsia="Arial" w:hAnsi="Arial"/>
+          <w:b w:val="0"/>
+          <w:bCs w:val="0"/>
+          <w:i w:val="0"/>
+          <w:iCs w:val="0"/>
+          <w:smallCaps w:val="0"/>
+          <w:strike w:val="0"/>
+          <w:color w:val="000000"/>
+          <w:sz w:val="22"/>
+          <w:szCs w:val="22"/>
+          <w:u w:val="none"/>
+          <w:shd w:fill="auto" w:val="clear"/>
+          <w:vertAlign w:val="baseline"/>
+        </w:rPr>
+      </w:pPr>
+      <w:r>
+        <w:rPr>
+          <w:rFonts w:ascii="Arial" w:cs="Arial" w:eastAsia="Arial" w:hAnsi="Arial"/>
+          <w:b w:val="0"/>
+          <w:bCs w:val="0"/>
+          <w:i w:val="0"/>
+          <w:iCs w:val="0"/>
+          <w:smallCaps w:val="0"/>
+          <w:strike w:val="0"/>
+          <w:color w:val="000000"/>
+          <w:sz w:val="22"/>
+          <w:szCs w:val="22"/>
+          <w:u w:val="none"/>
+          <w:shd w:fill="auto" w:val="clear"/>
+          <w:vertAlign w:val="baseline"/>
+          <w:rtl w:val="0"/>
+        </w:rPr>
+        <w:t xml:space="preserve">  LTL at market rate is minimal. Financial argument alone will not close this.</w:t>
+      </w:r>
+    </w:p>
+    <w:p>
+      <w:pPr>
+        <w:keepNext w:val="0"/>
+        <w:keepLines w:val="0"/>
+        <w:pageBreakBefore w:val="0"/>
+        <w:widowControl w:val="0"/>
+        <w:pBdr>
+          <w:top w:space="0" w:sz="0" w:val="nil"/>
+          <w:left w:space="0" w:sz="0" w:val="nil"/>
+          <w:bottom w:space="0" w:sz="0" w:val="nil"/>
+          <w:right w:space="0" w:sz="0" w:val="nil"/>
+          <w:between w:space="0" w:sz="0" w:val="nil"/>
+        </w:pBdr>
+        <w:shd w:fill="auto" w:val="clear"/>
+        <w:spacing w:after="0" w:before="0" w:line="276" w:lineRule="auto"/>
+        <w:ind w:left="0" w:right="0" w:firstLine="0"/>
+        <w:jc w:val="left"/>
+        <w:rPr>
+          <w:rFonts w:ascii="Arial" w:cs="Arial" w:eastAsia="Arial" w:hAnsi="Arial"/>
+          <w:b w:val="0"/>
+          <w:bCs w:val="0"/>
+          <w:i w:val="0"/>
+          <w:iCs w:val="0"/>
+          <w:smallCaps w:val="0"/>
+          <w:strike w:val="0"/>
+          <w:color w:val="000000"/>
+          <w:sz w:val="22"/>
+          <w:szCs w:val="22"/>
+          <w:u w:val="none"/>
+          <w:shd w:fill="auto" w:val="clear"/>
+          <w:vertAlign w:val="baseline"/>
+        </w:rPr>
+      </w:pPr>
+      <w:r>
+        <w:rPr>
+          <w:rFonts w:ascii="Arial" w:cs="Arial" w:eastAsia="Arial" w:hAnsi="Arial"/>
+          <w:b w:val="0"/>
+          <w:bCs w:val="0"/>
+          <w:i w:val="0"/>
+          <w:iCs w:val="0"/>
+          <w:smallCaps w:val="0"/>
+          <w:strike w:val="0"/>
+          <w:color w:val="000000"/>
+          <w:sz w:val="22"/>
+          <w:szCs w:val="22"/>
+          <w:u w:val="none"/>
+          <w:shd w:fill="auto" w:val="clear"/>
+          <w:vertAlign w:val="baseline"/>
+          <w:rtl w:val="0"/>
+        </w:rPr>
+        <w:t xml:space="preserve">  Control, flexibility and overseas management model must carry the pitch.</w:t>
+      </w:r>
+    </w:p>
+    <w:p>
+      <w:pPr>
+        <w:keepNext w:val="0"/>
+        <w:keepLines w:val="0"/>
+        <w:pageBreakBefore w:val="0"/>
+        <w:widowControl w:val="0"/>
+        <w:pBdr>
+          <w:top w:space="0" w:sz="0" w:val="nil"/>
+          <w:left w:space="0" w:sz="0" w:val="nil"/>
+          <w:bottom w:space="0" w:sz="0" w:val="nil"/>
+          <w:right w:space="0" w:sz="0" w:val="nil"/>
+          <w:between w:space="0" w:sz="0" w:val="nil"/>
+        </w:pBdr>
+        <w:shd w:fill="auto" w:val="clear"/>
+        <w:spacing w:after="0" w:before="0" w:line="276" w:lineRule="auto"/>
+        <w:ind w:left="0" w:right="0" w:firstLine="0"/>
+        <w:jc w:val="left"/>
+        <w:rPr>
+          <w:rFonts w:ascii="Arial" w:cs="Arial" w:eastAsia="Arial" w:hAnsi="Arial"/>
+          <w:b w:val="0"/>
+          <w:bCs w:val="0"/>
+          <w:i w:val="0"/>
+          <w:iCs w:val="0"/>
+          <w:smallCaps w:val="0"/>
+          <w:strike w:val="0"/>
+          <w:color w:val="000000"/>
+          <w:sz w:val="22"/>
+          <w:szCs w:val="22"/>
+          <w:u w:val="none"/>
+          <w:shd w:fill="auto" w:val="clear"/>
+          <w:vertAlign w:val="baseline"/>
+        </w:rPr>
+      </w:pPr>
+      <w:r>
+        <w:rPr>
+          <w:rtl w:val="0"/>
+        </w:rPr>
+      </w:r>
+    </w:p>
+    <w:p>
+      <w:pPr>
+        <w:keepNext w:val="0"/>
+        <w:keepLines w:val="0"/>
+        <w:pageBreakBefore w:val="0"/>
+        <w:widowControl w:val="0"/>
+        <w:pBdr>
+          <w:top w:space="0" w:sz="0" w:val="nil"/>
+          <w:left w:space="0" w:sz="0" w:val="nil"/>
+          <w:bottom w:space="0" w:sz="0" w:val="nil"/>
+          <w:right w:space="0" w:sz="0" w:val="nil"/>
+          <w:between w:space="0" w:sz="0" w:val="nil"/>
+        </w:pBdr>
+        <w:shd w:fill="auto" w:val="clear"/>
+        <w:spacing w:after="0" w:before="0" w:line="276" w:lineRule="auto"/>
+        <w:ind w:left="0" w:right="0" w:firstLine="0"/>
+        <w:jc w:val="left"/>
+        <w:rPr>
+          <w:rFonts w:ascii="Arial" w:cs="Arial" w:eastAsia="Arial" w:hAnsi="Arial"/>
+          <w:b w:val="0"/>
+          <w:bCs w:val="0"/>
+          <w:i w:val="0"/>
+          <w:iCs w:val="0"/>
+          <w:smallCaps w:val="0"/>
+          <w:strike w:val="0"/>
+          <w:color w:val="000000"/>
+          <w:sz w:val="22"/>
+          <w:szCs w:val="22"/>
+          <w:u w:val="none"/>
+          <w:shd w:fill="auto" w:val="clear"/>
+          <w:vertAlign w:val="baseline"/>
+        </w:rPr>
+      </w:pPr>
+      <w:r>
+        <w:rPr>
+          <w:rFonts w:ascii="Arial" w:cs="Arial" w:eastAsia="Arial" w:hAnsi="Arial"/>
+          <w:b w:val="0"/>
+          <w:bCs w:val="0"/>
+          <w:i w:val="0"/>
+          <w:iCs w:val="0"/>
+          <w:smallCaps w:val="0"/>
+          <w:strike w:val="0"/>
+          <w:color w:val="000000"/>
+          <w:sz w:val="22"/>
+          <w:szCs w:val="22"/>
+          <w:u w:val="none"/>
+          <w:shd w:fill="auto" w:val="clear"/>
+          <w:vertAlign w:val="baseline"/>
+          <w:rtl w:val="0"/>
+        </w:rPr>
+        <w:t xml:space="preserve">━━━━━━━━━━━━━━━━━━━━━━━━━━━━━━━━━━━━━━━━━━━━━━━━━━</w:t>
+      </w:r>
+    </w:p>
+    <w:p>
+      <w:pPr>
+        <w:keepNext w:val="0"/>
+        <w:keepLines w:val="0"/>
+        <w:pageBreakBefore w:val="0"/>
+        <w:widowControl w:val="0"/>
+        <w:pBdr>
+          <w:top w:space="0" w:sz="0" w:val="nil"/>
+          <w:left w:space="0" w:sz="0" w:val="nil"/>
+          <w:bottom w:space="0" w:sz="0" w:val="nil"/>
+          <w:right w:space="0" w:sz="0" w:val="nil"/>
+          <w:between w:space="0" w:sz="0" w:val="nil"/>
+        </w:pBdr>
+        <w:shd w:fill="auto" w:val="clear"/>
+        <w:spacing w:after="0" w:before="0" w:line="276" w:lineRule="auto"/>
+        <w:ind w:left="0" w:right="0" w:firstLine="0"/>
+        <w:jc w:val="left"/>
+        <w:rPr>
+          <w:rFonts w:ascii="Arial" w:cs="Arial" w:eastAsia="Arial" w:hAnsi="Arial"/>
+          <w:b w:val="0"/>
+          <w:bCs w:val="0"/>
+          <w:i w:val="0"/>
+          <w:iCs w:val="0"/>
+          <w:smallCaps w:val="0"/>
+          <w:strike w:val="0"/>
+          <w:color w:val="000000"/>
+          <w:sz w:val="22"/>
+          <w:szCs w:val="22"/>
+          <w:u w:val="none"/>
+          <w:shd w:fill="auto" w:val="clear"/>
+          <w:vertAlign w:val="baseline"/>
+        </w:rPr>
+      </w:pPr>
+      <w:r>
+        <w:rPr>
+          <w:rFonts w:ascii="Arial" w:cs="Arial" w:eastAsia="Arial" w:hAnsi="Arial"/>
+          <w:b w:val="0"/>
+          <w:bCs w:val="0"/>
+          <w:i w:val="0"/>
+          <w:iCs w:val="0"/>
+          <w:smallCaps w:val="0"/>
+          <w:strike w:val="0"/>
+          <w:color w:val="000000"/>
+          <w:sz w:val="22"/>
+          <w:szCs w:val="22"/>
+          <w:u w:val="none"/>
+          <w:shd w:fill="auto" w:val="clear"/>
+          <w:vertAlign w:val="baseline"/>
+          <w:rtl w:val="0"/>
+        </w:rPr>
+        <w:t xml:space="preserve">EMOTIONAL ENTRY POINT</w:t>
+      </w:r>
+    </w:p>
+    <w:p>
+      <w:pPr>
+        <w:keepNext w:val="0"/>
+        <w:keepLines w:val="0"/>
+        <w:pageBreakBefore w:val="0"/>
+        <w:widowControl w:val="0"/>
+        <w:pBdr>
+          <w:top w:space="0" w:sz="0" w:val="nil"/>
+          <w:left w:space="0" w:sz="0" w:val="nil"/>
+          <w:bottom w:space="0" w:sz="0" w:val="nil"/>
+          <w:right w:space="0" w:sz="0" w:val="nil"/>
+          <w:between w:space="0" w:sz="0" w:val="nil"/>
+        </w:pBdr>
+        <w:shd w:fill="auto" w:val="clear"/>
+        <w:spacing w:after="0" w:before="0" w:line="276" w:lineRule="auto"/>
+        <w:ind w:left="0" w:right="0" w:firstLine="0"/>
+        <w:jc w:val="left"/>
+        <w:rPr>
+          <w:rFonts w:ascii="Arial" w:cs="Arial" w:eastAsia="Arial" w:hAnsi="Arial"/>
+          <w:b w:val="0"/>
+          <w:bCs w:val="0"/>
+          <w:i w:val="0"/>
+          <w:iCs w:val="0"/>
+          <w:smallCaps w:val="0"/>
+          <w:strike w:val="0"/>
+          <w:color w:val="000000"/>
+          <w:sz w:val="22"/>
+          <w:szCs w:val="22"/>
+          <w:u w:val="none"/>
+          <w:shd w:fill="auto" w:val="clear"/>
+          <w:vertAlign w:val="baseline"/>
+        </w:rPr>
+      </w:pPr>
+      <w:r>
+        <w:rPr>
+          <w:rFonts w:ascii="Arial" w:cs="Arial" w:eastAsia="Arial" w:hAnsi="Arial"/>
+          <w:b w:val="0"/>
+          <w:bCs w:val="0"/>
+          <w:i w:val="0"/>
+          <w:iCs w:val="0"/>
+          <w:smallCaps w:val="0"/>
+          <w:strike w:val="0"/>
+          <w:color w:val="000000"/>
+          <w:sz w:val="22"/>
+          <w:szCs w:val="22"/>
+          <w:u w:val="none"/>
+          <w:shd w:fill="auto" w:val="clear"/>
+          <w:vertAlign w:val="baseline"/>
+          <w:rtl w:val="0"/>
+        </w:rPr>
+        <w:t xml:space="preserve">━━━━━━━━━━━━━━━━━━━━━━━━━━━━━━━━━━━━━━━━━━━━━━━━━━</w:t>
+      </w:r>
+    </w:p>
+    <w:p>
+      <w:pPr>
+        <w:keepNext w:val="0"/>
+        <w:keepLines w:val="0"/>
+        <w:pageBreakBefore w:val="0"/>
+        <w:widowControl w:val="0"/>
+        <w:pBdr>
+          <w:top w:space="0" w:sz="0" w:val="nil"/>
+          <w:left w:space="0" w:sz="0" w:val="nil"/>
+          <w:bottom w:space="0" w:sz="0" w:val="nil"/>
+          <w:right w:space="0" w:sz="0" w:val="nil"/>
+          <w:between w:space="0" w:sz="0" w:val="nil"/>
+        </w:pBdr>
+        <w:shd w:fill="auto" w:val="clear"/>
+        <w:spacing w:after="0" w:before="0" w:line="276" w:lineRule="auto"/>
+        <w:ind w:left="0" w:right="0" w:firstLine="0"/>
+        <w:jc w:val="left"/>
+        <w:rPr>
+          <w:rFonts w:ascii="Arial" w:cs="Arial" w:eastAsia="Arial" w:hAnsi="Arial"/>
+          <w:b w:val="0"/>
+          <w:bCs w:val="0"/>
+          <w:i w:val="0"/>
+          <w:iCs w:val="0"/>
+          <w:smallCaps w:val="0"/>
+          <w:strike w:val="0"/>
+          <w:color w:val="000000"/>
+          <w:sz w:val="22"/>
+          <w:szCs w:val="22"/>
+          <w:u w:val="none"/>
+          <w:shd w:fill="auto" w:val="clear"/>
+          <w:vertAlign w:val="baseline"/>
+        </w:rPr>
+      </w:pPr>
+      <w:r>
+        <w:rPr>
+          <w:rFonts w:ascii="Arial" w:cs="Arial" w:eastAsia="Arial" w:hAnsi="Arial"/>
+          <w:b w:val="0"/>
+          <w:bCs w:val="0"/>
+          <w:i w:val="0"/>
+          <w:iCs w:val="0"/>
+          <w:smallCaps w:val="0"/>
+          <w:strike w:val="0"/>
+          <w:color w:val="000000"/>
+          <w:sz w:val="22"/>
+          <w:szCs w:val="22"/>
+          <w:u w:val="none"/>
+          <w:shd w:fill="auto" w:val="clear"/>
+          <w:vertAlign w:val="baseline"/>
+          <w:rtl w:val="0"/>
+        </w:rPr>
+        <w:t xml:space="preserve">Engaged and practical. Relocation is real and timeline is concrete (3–6 months).</w:t>
+      </w:r>
+    </w:p>
+    <w:p>
+      <w:pPr>
+        <w:keepNext w:val="0"/>
+        <w:keepLines w:val="0"/>
+        <w:pageBreakBefore w:val="0"/>
+        <w:widowControl w:val="0"/>
+        <w:pBdr>
+          <w:top w:space="0" w:sz="0" w:val="nil"/>
+          <w:left w:space="0" w:sz="0" w:val="nil"/>
+          <w:bottom w:space="0" w:sz="0" w:val="nil"/>
+          <w:right w:space="0" w:sz="0" w:val="nil"/>
+          <w:between w:space="0" w:sz="0" w:val="nil"/>
+        </w:pBdr>
+        <w:shd w:fill="auto" w:val="clear"/>
+        <w:spacing w:after="0" w:before="0" w:line="276" w:lineRule="auto"/>
+        <w:ind w:left="0" w:right="0" w:firstLine="0"/>
+        <w:jc w:val="left"/>
+        <w:rPr>
+          <w:rFonts w:ascii="Arial" w:cs="Arial" w:eastAsia="Arial" w:hAnsi="Arial"/>
+          <w:b w:val="0"/>
+          <w:bCs w:val="0"/>
+          <w:i w:val="0"/>
+          <w:iCs w:val="0"/>
+          <w:smallCaps w:val="0"/>
+          <w:strike w:val="0"/>
+          <w:color w:val="000000"/>
+          <w:sz w:val="22"/>
+          <w:szCs w:val="22"/>
+          <w:u w:val="none"/>
+          <w:shd w:fill="auto" w:val="clear"/>
+          <w:vertAlign w:val="baseline"/>
+        </w:rPr>
+      </w:pPr>
+      <w:r>
+        <w:rPr>
+          <w:rFonts w:ascii="Arial" w:cs="Arial" w:eastAsia="Arial" w:hAnsi="Arial"/>
+          <w:b w:val="0"/>
+          <w:bCs w:val="0"/>
+          <w:i w:val="0"/>
+          <w:iCs w:val="0"/>
+          <w:smallCaps w:val="0"/>
+          <w:strike w:val="0"/>
+          <w:color w:val="000000"/>
+          <w:sz w:val="22"/>
+          <w:szCs w:val="22"/>
+          <w:u w:val="none"/>
+          <w:shd w:fill="auto" w:val="clear"/>
+          <w:vertAlign w:val="baseline"/>
+          <w:rtl w:val="0"/>
+        </w:rPr>
+        <w:t xml:space="preserve">Not asking whether to let the property — asking how to do it. Questions were</w:t>
+      </w:r>
+    </w:p>
+    <w:p>
+      <w:pPr>
+        <w:keepNext w:val="0"/>
+        <w:keepLines w:val="0"/>
+        <w:pageBreakBefore w:val="0"/>
+        <w:widowControl w:val="0"/>
+        <w:pBdr>
+          <w:top w:space="0" w:sz="0" w:val="nil"/>
+          <w:left w:space="0" w:sz="0" w:val="nil"/>
+          <w:bottom w:space="0" w:sz="0" w:val="nil"/>
+          <w:right w:space="0" w:sz="0" w:val="nil"/>
+          <w:between w:space="0" w:sz="0" w:val="nil"/>
+        </w:pBdr>
+        <w:shd w:fill="auto" w:val="clear"/>
+        <w:spacing w:after="0" w:before="0" w:line="276" w:lineRule="auto"/>
+        <w:ind w:left="0" w:right="0" w:firstLine="0"/>
+        <w:jc w:val="left"/>
+        <w:rPr>
+          <w:rFonts w:ascii="Arial" w:cs="Arial" w:eastAsia="Arial" w:hAnsi="Arial"/>
+          <w:b w:val="0"/>
+          <w:bCs w:val="0"/>
+          <w:i w:val="0"/>
+          <w:iCs w:val="0"/>
+          <w:smallCaps w:val="0"/>
+          <w:strike w:val="0"/>
+          <w:color w:val="000000"/>
+          <w:sz w:val="22"/>
+          <w:szCs w:val="22"/>
+          <w:u w:val="none"/>
+          <w:shd w:fill="auto" w:val="clear"/>
+          <w:vertAlign w:val="baseline"/>
+        </w:rPr>
+      </w:pPr>
+      <w:r>
+        <w:rPr>
+          <w:rFonts w:ascii="Arial" w:cs="Arial" w:eastAsia="Arial" w:hAnsi="Arial"/>
+          <w:b w:val="0"/>
+          <w:bCs w:val="0"/>
+          <w:i w:val="0"/>
+          <w:iCs w:val="0"/>
+          <w:smallCaps w:val="0"/>
+          <w:strike w:val="0"/>
+          <w:color w:val="000000"/>
+          <w:sz w:val="22"/>
+          <w:szCs w:val="22"/>
+          <w:u w:val="none"/>
+          <w:shd w:fill="auto" w:val="clear"/>
+          <w:vertAlign w:val="baseline"/>
+          <w:rtl w:val="0"/>
+        </w:rPr>
+        <w:t xml:space="preserve">operational rather than exploratory. Tone was pragmatic, not anxious.</w:t>
+      </w:r>
+    </w:p>
+    <w:p>
+      <w:pPr>
+        <w:keepNext w:val="0"/>
+        <w:keepLines w:val="0"/>
+        <w:pageBreakBefore w:val="0"/>
+        <w:widowControl w:val="0"/>
+        <w:pBdr>
+          <w:top w:space="0" w:sz="0" w:val="nil"/>
+          <w:left w:space="0" w:sz="0" w:val="nil"/>
+          <w:bottom w:space="0" w:sz="0" w:val="nil"/>
+          <w:right w:space="0" w:sz="0" w:val="nil"/>
+          <w:between w:space="0" w:sz="0" w:val="nil"/>
+        </w:pBdr>
+        <w:shd w:fill="auto" w:val="clear"/>
+        <w:spacing w:after="0" w:before="0" w:line="276" w:lineRule="auto"/>
+        <w:ind w:left="0" w:right="0" w:firstLine="0"/>
+        <w:jc w:val="left"/>
+        <w:rPr>
+          <w:rFonts w:ascii="Arial" w:cs="Arial" w:eastAsia="Arial" w:hAnsi="Arial"/>
+          <w:b w:val="0"/>
+          <w:bCs w:val="0"/>
+          <w:i w:val="0"/>
+          <w:iCs w:val="0"/>
+          <w:smallCaps w:val="0"/>
+          <w:strike w:val="0"/>
+          <w:color w:val="000000"/>
+          <w:sz w:val="22"/>
+          <w:szCs w:val="22"/>
+          <w:u w:val="none"/>
+          <w:shd w:fill="auto" w:val="clear"/>
+          <w:vertAlign w:val="baseline"/>
+        </w:rPr>
+      </w:pPr>
+      <w:r>
+        <w:rPr>
+          <w:rtl w:val="0"/>
+        </w:rPr>
+      </w:r>
+    </w:p>
+    <w:p>
+      <w:pPr>
+        <w:keepNext w:val="0"/>
+        <w:keepLines w:val="0"/>
+        <w:pageBreakBefore w:val="0"/>
+        <w:widowControl w:val="0"/>
+        <w:pBdr>
+          <w:top w:space="0" w:sz="0" w:val="nil"/>
+          <w:left w:space="0" w:sz="0" w:val="nil"/>
+          <w:bottom w:space="0" w:sz="0" w:val="nil"/>
+          <w:right w:space="0" w:sz="0" w:val="nil"/>
+          <w:between w:space="0" w:sz="0" w:val="nil"/>
+        </w:pBdr>
+        <w:shd w:fill="auto" w:val="clear"/>
+        <w:spacing w:after="0" w:before="0" w:line="276" w:lineRule="auto"/>
+        <w:ind w:left="0" w:right="0" w:firstLine="0"/>
+        <w:jc w:val="left"/>
+        <w:rPr>
+          <w:rFonts w:ascii="Arial" w:cs="Arial" w:eastAsia="Arial" w:hAnsi="Arial"/>
+          <w:b w:val="0"/>
+          <w:bCs w:val="0"/>
+          <w:i w:val="0"/>
+          <w:iCs w:val="0"/>
+          <w:smallCaps w:val="0"/>
+          <w:strike w:val="0"/>
+          <w:color w:val="000000"/>
+          <w:sz w:val="22"/>
+          <w:szCs w:val="22"/>
+          <w:u w:val="none"/>
+          <w:shd w:fill="auto" w:val="clear"/>
+          <w:vertAlign w:val="baseline"/>
+        </w:rPr>
+      </w:pPr>
+      <w:r>
+        <w:rPr>
+          <w:rFonts w:ascii="Arial" w:cs="Arial" w:eastAsia="Arial" w:hAnsi="Arial"/>
+          <w:b w:val="0"/>
+          <w:bCs w:val="0"/>
+          <w:i w:val="0"/>
+          <w:iCs w:val="0"/>
+          <w:smallCaps w:val="0"/>
+          <w:strike w:val="0"/>
+          <w:color w:val="000000"/>
+          <w:sz w:val="22"/>
+          <w:szCs w:val="22"/>
+          <w:u w:val="none"/>
+          <w:shd w:fill="auto" w:val="clear"/>
+          <w:vertAlign w:val="baseline"/>
+          <w:rtl w:val="0"/>
+        </w:rPr>
+        <w:t xml:space="preserve">━━━━━━━━━━━━━━━━━━━━━━━━━━━━━━━━━━━━━━━━━━━━━━━━━━</w:t>
+      </w:r>
+    </w:p>
+    <w:p>
+      <w:pPr>
+        <w:keepNext w:val="0"/>
+        <w:keepLines w:val="0"/>
+        <w:pageBreakBefore w:val="0"/>
+        <w:widowControl w:val="0"/>
+        <w:pBdr>
+          <w:top w:space="0" w:sz="0" w:val="nil"/>
+          <w:left w:space="0" w:sz="0" w:val="nil"/>
+          <w:bottom w:space="0" w:sz="0" w:val="nil"/>
+          <w:right w:space="0" w:sz="0" w:val="nil"/>
+          <w:between w:space="0" w:sz="0" w:val="nil"/>
+        </w:pBdr>
+        <w:shd w:fill="auto" w:val="clear"/>
+        <w:spacing w:after="0" w:before="0" w:line="276" w:lineRule="auto"/>
+        <w:ind w:left="0" w:right="0" w:firstLine="0"/>
+        <w:jc w:val="left"/>
+        <w:rPr>
+          <w:rFonts w:ascii="Arial" w:cs="Arial" w:eastAsia="Arial" w:hAnsi="Arial"/>
+          <w:b w:val="0"/>
+          <w:bCs w:val="0"/>
+          <w:i w:val="0"/>
+          <w:iCs w:val="0"/>
+          <w:smallCaps w:val="0"/>
+          <w:strike w:val="0"/>
+          <w:color w:val="000000"/>
+          <w:sz w:val="22"/>
+          <w:szCs w:val="22"/>
+          <w:u w:val="none"/>
+          <w:shd w:fill="auto" w:val="clear"/>
+          <w:vertAlign w:val="baseline"/>
+        </w:rPr>
+      </w:pPr>
+      <w:r>
+        <w:rPr>
+          <w:rFonts w:ascii="Arial" w:cs="Arial" w:eastAsia="Arial" w:hAnsi="Arial"/>
+          <w:b w:val="0"/>
+          <w:bCs w:val="0"/>
+          <w:i w:val="0"/>
+          <w:iCs w:val="0"/>
+          <w:smallCaps w:val="0"/>
+          <w:strike w:val="0"/>
+          <w:color w:val="000000"/>
+          <w:sz w:val="22"/>
+          <w:szCs w:val="22"/>
+          <w:u w:val="none"/>
+          <w:shd w:fill="auto" w:val="clear"/>
+          <w:vertAlign w:val="baseline"/>
+          <w:rtl w:val="0"/>
+        </w:rPr>
+        <w:t xml:space="preserve">EXACT LANGUAGE USED BY LEAD (from meeting notes)</w:t>
+      </w:r>
+    </w:p>
+    <w:p>
+      <w:pPr>
+        <w:keepNext w:val="0"/>
+        <w:keepLines w:val="0"/>
+        <w:pageBreakBefore w:val="0"/>
+        <w:widowControl w:val="0"/>
+        <w:pBdr>
+          <w:top w:space="0" w:sz="0" w:val="nil"/>
+          <w:left w:space="0" w:sz="0" w:val="nil"/>
+          <w:bottom w:space="0" w:sz="0" w:val="nil"/>
+          <w:right w:space="0" w:sz="0" w:val="nil"/>
+          <w:between w:space="0" w:sz="0" w:val="nil"/>
+        </w:pBdr>
+        <w:shd w:fill="auto" w:val="clear"/>
+        <w:spacing w:after="0" w:before="0" w:line="276" w:lineRule="auto"/>
+        <w:ind w:left="0" w:right="0" w:firstLine="0"/>
+        <w:jc w:val="left"/>
+        <w:rPr>
+          <w:rFonts w:ascii="Arial" w:cs="Arial" w:eastAsia="Arial" w:hAnsi="Arial"/>
+          <w:b w:val="0"/>
+          <w:bCs w:val="0"/>
+          <w:i w:val="0"/>
+          <w:iCs w:val="0"/>
+          <w:smallCaps w:val="0"/>
+          <w:strike w:val="0"/>
+          <w:color w:val="000000"/>
+          <w:sz w:val="22"/>
+          <w:szCs w:val="22"/>
+          <w:u w:val="none"/>
+          <w:shd w:fill="auto" w:val="clear"/>
+          <w:vertAlign w:val="baseline"/>
+        </w:rPr>
+      </w:pPr>
+      <w:r>
+        <w:rPr>
+          <w:rFonts w:ascii="Arial" w:cs="Arial" w:eastAsia="Arial" w:hAnsi="Arial"/>
+          <w:b w:val="0"/>
+          <w:bCs w:val="0"/>
+          <w:i w:val="0"/>
+          <w:iCs w:val="0"/>
+          <w:smallCaps w:val="0"/>
+          <w:strike w:val="0"/>
+          <w:color w:val="000000"/>
+          <w:sz w:val="22"/>
+          <w:szCs w:val="22"/>
+          <w:u w:val="none"/>
+          <w:shd w:fill="auto" w:val="clear"/>
+          <w:vertAlign w:val="baseline"/>
+          <w:rtl w:val="0"/>
+        </w:rPr>
+        <w:t xml:space="preserve">━━━━━━━━━━━━━━━━━━━━━━━━━━━━━━━━━━━━━━━━━━━━━━━━━━</w:t>
       </w:r>
     </w:p>
     <w:p>
@@ -5368,7 +5368,166 @@
           <w:vertAlign w:val="baseline"/>
           <w:rtl w:val="0"/>
         </w:rPr>
-        <w:t xml:space="preserve">→ Must lead with control, flexibility and overseas management model</w:t>
+        <w:t xml:space="preserve">→ "living overseas" — primary framing for their situation</w:t>
+      </w:r>
+    </w:p>
+    <w:p>
+      <w:pPr>
+        <w:keepNext w:val="0"/>
+        <w:keepLines w:val="0"/>
+        <w:pageBreakBefore w:val="0"/>
+        <w:widowControl w:val="0"/>
+        <w:pBdr>
+          <w:top w:space="0" w:sz="0" w:val="nil"/>
+          <w:left w:space="0" w:sz="0" w:val="nil"/>
+          <w:bottom w:space="0" w:sz="0" w:val="nil"/>
+          <w:right w:space="0" w:sz="0" w:val="nil"/>
+          <w:between w:space="0" w:sz="0" w:val="nil"/>
+        </w:pBdr>
+        <w:shd w:fill="auto" w:val="clear"/>
+        <w:spacing w:after="0" w:before="0" w:line="276" w:lineRule="auto"/>
+        <w:ind w:left="0" w:right="0" w:firstLine="0"/>
+        <w:jc w:val="left"/>
+        <w:rPr>
+          <w:rFonts w:ascii="Arial" w:cs="Arial" w:eastAsia="Arial" w:hAnsi="Arial"/>
+          <w:b w:val="0"/>
+          <w:bCs w:val="0"/>
+          <w:i w:val="0"/>
+          <w:iCs w:val="0"/>
+          <w:smallCaps w:val="0"/>
+          <w:strike w:val="0"/>
+          <w:color w:val="000000"/>
+          <w:sz w:val="22"/>
+          <w:szCs w:val="22"/>
+          <w:u w:val="none"/>
+          <w:shd w:fill="auto" w:val="clear"/>
+          <w:vertAlign w:val="baseline"/>
+        </w:rPr>
+      </w:pPr>
+      <w:r>
+        <w:rPr>
+          <w:rFonts w:ascii="Arial Unicode MS" w:cs="Arial Unicode MS" w:eastAsia="Arial Unicode MS" w:hAnsi="Arial Unicode MS"/>
+          <w:b w:val="0"/>
+          <w:bCs w:val="0"/>
+          <w:i w:val="0"/>
+          <w:iCs w:val="0"/>
+          <w:smallCaps w:val="0"/>
+          <w:strike w:val="0"/>
+          <w:color w:val="000000"/>
+          <w:sz w:val="22"/>
+          <w:szCs w:val="22"/>
+          <w:u w:val="none"/>
+          <w:shd w:fill="auto" w:val="clear"/>
+          <w:vertAlign w:val="baseline"/>
+          <w:rtl w:val="0"/>
+        </w:rPr>
+        <w:t xml:space="preserve">→ "3-6 months" — defined timeline, not vague</w:t>
+      </w:r>
+    </w:p>
+    <w:p>
+      <w:pPr>
+        <w:keepNext w:val="0"/>
+        <w:keepLines w:val="0"/>
+        <w:pageBreakBefore w:val="0"/>
+        <w:widowControl w:val="0"/>
+        <w:pBdr>
+          <w:top w:space="0" w:sz="0" w:val="nil"/>
+          <w:left w:space="0" w:sz="0" w:val="nil"/>
+          <w:bottom w:space="0" w:sz="0" w:val="nil"/>
+          <w:right w:space="0" w:sz="0" w:val="nil"/>
+          <w:between w:space="0" w:sz="0" w:val="nil"/>
+        </w:pBdr>
+        <w:shd w:fill="auto" w:val="clear"/>
+        <w:spacing w:after="0" w:before="0" w:line="276" w:lineRule="auto"/>
+        <w:ind w:left="0" w:right="0" w:firstLine="0"/>
+        <w:jc w:val="left"/>
+        <w:rPr>
+          <w:rFonts w:ascii="Arial" w:cs="Arial" w:eastAsia="Arial" w:hAnsi="Arial"/>
+          <w:b w:val="0"/>
+          <w:bCs w:val="0"/>
+          <w:i w:val="0"/>
+          <w:iCs w:val="0"/>
+          <w:smallCaps w:val="0"/>
+          <w:strike w:val="0"/>
+          <w:color w:val="000000"/>
+          <w:sz w:val="22"/>
+          <w:szCs w:val="22"/>
+          <w:u w:val="none"/>
+          <w:shd w:fill="auto" w:val="clear"/>
+          <w:vertAlign w:val="baseline"/>
+        </w:rPr>
+      </w:pPr>
+      <w:r>
+        <w:rPr>
+          <w:rFonts w:ascii="Arial Unicode MS" w:cs="Arial Unicode MS" w:eastAsia="Arial Unicode MS" w:hAnsi="Arial Unicode MS"/>
+          <w:b w:val="0"/>
+          <w:bCs w:val="0"/>
+          <w:i w:val="0"/>
+          <w:iCs w:val="0"/>
+          <w:smallCaps w:val="0"/>
+          <w:strike w:val="0"/>
+          <w:color w:val="000000"/>
+          <w:sz w:val="22"/>
+          <w:szCs w:val="22"/>
+          <w:u w:val="none"/>
+          <w:shd w:fill="auto" w:val="clear"/>
+          <w:vertAlign w:val="baseline"/>
+          <w:rtl w:val="0"/>
+        </w:rPr>
+        <w:t xml:space="preserve">→ "family visits / summer breaks" — specific personal use case for calendar blocking</w:t>
+      </w:r>
+    </w:p>
+    <w:p>
+      <w:pPr>
+        <w:keepNext w:val="0"/>
+        <w:keepLines w:val="0"/>
+        <w:pageBreakBefore w:val="0"/>
+        <w:widowControl w:val="0"/>
+        <w:pBdr>
+          <w:top w:space="0" w:sz="0" w:val="nil"/>
+          <w:left w:space="0" w:sz="0" w:val="nil"/>
+          <w:bottom w:space="0" w:sz="0" w:val="nil"/>
+          <w:right w:space="0" w:sz="0" w:val="nil"/>
+          <w:between w:space="0" w:sz="0" w:val="nil"/>
+        </w:pBdr>
+        <w:shd w:fill="auto" w:val="clear"/>
+        <w:spacing w:after="0" w:before="0" w:line="276" w:lineRule="auto"/>
+        <w:ind w:left="0" w:right="0" w:firstLine="0"/>
+        <w:jc w:val="left"/>
+        <w:rPr>
+          <w:rFonts w:ascii="Arial" w:cs="Arial" w:eastAsia="Arial" w:hAnsi="Arial"/>
+          <w:b w:val="0"/>
+          <w:bCs w:val="0"/>
+          <w:i w:val="0"/>
+          <w:iCs w:val="0"/>
+          <w:smallCaps w:val="0"/>
+          <w:strike w:val="0"/>
+          <w:color w:val="000000"/>
+          <w:sz w:val="22"/>
+          <w:szCs w:val="22"/>
+          <w:u w:val="none"/>
+          <w:shd w:fill="auto" w:val="clear"/>
+          <w:vertAlign w:val="baseline"/>
+        </w:rPr>
+      </w:pPr>
+      <w:r>
+        <w:rPr>
+          <w:rFonts w:ascii="Arial Unicode MS" w:cs="Arial Unicode MS" w:eastAsia="Arial Unicode MS" w:hAnsi="Arial Unicode MS"/>
+          <w:b w:val="0"/>
+          <w:bCs w:val="0"/>
+          <w:i w:val="0"/>
+          <w:iCs w:val="0"/>
+          <w:smallCaps w:val="0"/>
+          <w:strike w:val="0"/>
+          <w:color w:val="000000"/>
+          <w:sz w:val="22"/>
+          <w:szCs w:val="22"/>
+          <w:u w:val="none"/>
+          <w:shd w:fill="auto" w:val="clear"/>
+          <w:vertAlign w:val="baseline"/>
+          <w:rtl w:val="0"/>
+        </w:rPr>
+        <w:t xml:space="preserve">→ "unlimited calendar blocking" — language they responded to positively</w:t>
       </w:r>
     </w:p>
     <w:p>
@@ -5513,7 +5672,7 @@
           <w:vertAlign w:val="baseline"/>
           <w:rtl w:val="0"/>
         </w:rPr>
-        <w:t xml:space="preserve">EMOTIONAL ENTRY POINT</w:t>
+        <w:t xml:space="preserve">CONVERSION PROBABILITY + PATH</w:t>
       </w:r>
     </w:p>
     <w:p>
@@ -5619,60 +5778,378 @@
           <w:vertAlign w:val="baseline"/>
           <w:rtl w:val="0"/>
         </w:rPr>
-        <w:t xml:space="preserve">Engaged and practical. Relocation is real and timeline concrete (3–6 months).</w:t>
-      </w:r>
-    </w:p>
-    <w:p>
-      <w:pPr>
-        <w:keepNext w:val="0"/>
-        <w:keepLines w:val="0"/>
-        <w:pageBreakBefore w:val="0"/>
-        <w:widowControl w:val="0"/>
-        <w:pBdr>
-          <w:top w:space="0" w:sz="0" w:val="nil"/>
-          <w:left w:space="0" w:sz="0" w:val="nil"/>
-          <w:bottom w:space="0" w:sz="0" w:val="nil"/>
-          <w:right w:space="0" w:sz="0" w:val="nil"/>
-          <w:between w:space="0" w:sz="0" w:val="nil"/>
-        </w:pBdr>
-        <w:shd w:fill="auto" w:val="clear"/>
-        <w:spacing w:after="0" w:before="0" w:line="276" w:lineRule="auto"/>
-        <w:ind w:left="0" w:right="0" w:firstLine="0"/>
-        <w:jc w:val="left"/>
-        <w:rPr>
-          <w:rFonts w:ascii="Arial" w:cs="Arial" w:eastAsia="Arial" w:hAnsi="Arial"/>
-          <w:b w:val="0"/>
-          <w:bCs w:val="0"/>
-          <w:i w:val="0"/>
-          <w:iCs w:val="0"/>
-          <w:smallCaps w:val="0"/>
-          <w:strike w:val="0"/>
-          <w:color w:val="000000"/>
-          <w:sz w:val="22"/>
-          <w:szCs w:val="22"/>
-          <w:u w:val="none"/>
-          <w:shd w:fill="auto" w:val="clear"/>
-          <w:vertAlign w:val="baseline"/>
-        </w:rPr>
-      </w:pPr>
-      <w:r>
-        <w:rPr>
-          <w:rFonts w:ascii="Arial" w:cs="Arial" w:eastAsia="Arial" w:hAnsi="Arial"/>
-          <w:b w:val="0"/>
-          <w:bCs w:val="0"/>
-          <w:i w:val="0"/>
-          <w:iCs w:val="0"/>
-          <w:smallCaps w:val="0"/>
-          <w:strike w:val="0"/>
-          <w:color w:val="000000"/>
-          <w:sz w:val="22"/>
-          <w:szCs w:val="22"/>
-          <w:u w:val="none"/>
-          <w:shd w:fill="auto" w:val="clear"/>
-          <w:vertAlign w:val="baseline"/>
-          <w:rtl w:val="0"/>
-        </w:rPr>
-        <w:t xml:space="preserve">Asking how, not whether. Pragmatic tone, not anxious.</w:t>
+        <w:t xml:space="preserve">Probability : MEDIUM — financial case is thinner than ideal; mortgage type TBC</w:t>
+      </w:r>
+    </w:p>
+    <w:p>
+      <w:pPr>
+        <w:keepNext w:val="0"/>
+        <w:keepLines w:val="0"/>
+        <w:pageBreakBefore w:val="0"/>
+        <w:widowControl w:val="0"/>
+        <w:pBdr>
+          <w:top w:space="0" w:sz="0" w:val="nil"/>
+          <w:left w:space="0" w:sz="0" w:val="nil"/>
+          <w:bottom w:space="0" w:sz="0" w:val="nil"/>
+          <w:right w:space="0" w:sz="0" w:val="nil"/>
+          <w:between w:space="0" w:sz="0" w:val="nil"/>
+        </w:pBdr>
+        <w:shd w:fill="auto" w:val="clear"/>
+        <w:spacing w:after="0" w:before="0" w:line="276" w:lineRule="auto"/>
+        <w:ind w:left="0" w:right="0" w:firstLine="0"/>
+        <w:jc w:val="left"/>
+        <w:rPr>
+          <w:rFonts w:ascii="Arial" w:cs="Arial" w:eastAsia="Arial" w:hAnsi="Arial"/>
+          <w:b w:val="0"/>
+          <w:bCs w:val="0"/>
+          <w:i w:val="0"/>
+          <w:iCs w:val="0"/>
+          <w:smallCaps w:val="0"/>
+          <w:strike w:val="0"/>
+          <w:color w:val="000000"/>
+          <w:sz w:val="22"/>
+          <w:szCs w:val="22"/>
+          <w:u w:val="none"/>
+          <w:shd w:fill="auto" w:val="clear"/>
+          <w:vertAlign w:val="baseline"/>
+        </w:rPr>
+      </w:pPr>
+      <w:r>
+        <w:rPr>
+          <w:rFonts w:ascii="Arial" w:cs="Arial" w:eastAsia="Arial" w:hAnsi="Arial"/>
+          <w:b w:val="0"/>
+          <w:bCs w:val="0"/>
+          <w:i w:val="0"/>
+          <w:iCs w:val="0"/>
+          <w:smallCaps w:val="0"/>
+          <w:strike w:val="0"/>
+          <w:color w:val="000000"/>
+          <w:sz w:val="22"/>
+          <w:szCs w:val="22"/>
+          <w:u w:val="none"/>
+          <w:shd w:fill="auto" w:val="clear"/>
+          <w:vertAlign w:val="baseline"/>
+          <w:rtl w:val="0"/>
+        </w:rPr>
+        <w:t xml:space="preserve">Path        : Slow — July meeting, implementation 3–6 months out</w:t>
+      </w:r>
+    </w:p>
+    <w:p>
+      <w:pPr>
+        <w:keepNext w:val="0"/>
+        <w:keepLines w:val="0"/>
+        <w:pageBreakBefore w:val="0"/>
+        <w:widowControl w:val="0"/>
+        <w:pBdr>
+          <w:top w:space="0" w:sz="0" w:val="nil"/>
+          <w:left w:space="0" w:sz="0" w:val="nil"/>
+          <w:bottom w:space="0" w:sz="0" w:val="nil"/>
+          <w:right w:space="0" w:sz="0" w:val="nil"/>
+          <w:between w:space="0" w:sz="0" w:val="nil"/>
+        </w:pBdr>
+        <w:shd w:fill="auto" w:val="clear"/>
+        <w:spacing w:after="0" w:before="0" w:line="276" w:lineRule="auto"/>
+        <w:ind w:left="0" w:right="0" w:firstLine="0"/>
+        <w:jc w:val="left"/>
+        <w:rPr>
+          <w:rFonts w:ascii="Arial" w:cs="Arial" w:eastAsia="Arial" w:hAnsi="Arial"/>
+          <w:b w:val="0"/>
+          <w:bCs w:val="0"/>
+          <w:i w:val="0"/>
+          <w:iCs w:val="0"/>
+          <w:smallCaps w:val="0"/>
+          <w:strike w:val="0"/>
+          <w:color w:val="000000"/>
+          <w:sz w:val="22"/>
+          <w:szCs w:val="22"/>
+          <w:u w:val="none"/>
+          <w:shd w:fill="auto" w:val="clear"/>
+          <w:vertAlign w:val="baseline"/>
+        </w:rPr>
+      </w:pPr>
+      <w:r>
+        <w:rPr>
+          <w:rFonts w:ascii="Arial" w:cs="Arial" w:eastAsia="Arial" w:hAnsi="Arial"/>
+          <w:b w:val="0"/>
+          <w:bCs w:val="0"/>
+          <w:i w:val="0"/>
+          <w:iCs w:val="0"/>
+          <w:smallCaps w:val="0"/>
+          <w:strike w:val="0"/>
+          <w:color w:val="000000"/>
+          <w:sz w:val="22"/>
+          <w:szCs w:val="22"/>
+          <w:u w:val="none"/>
+          <w:shd w:fill="auto" w:val="clear"/>
+          <w:vertAlign w:val="baseline"/>
+          <w:rtl w:val="0"/>
+        </w:rPr>
+        <w:t xml:space="preserve">Signal      : Practical operational questions indicate intent, not just curiosity.</w:t>
+      </w:r>
+    </w:p>
+    <w:p>
+      <w:pPr>
+        <w:keepNext w:val="0"/>
+        <w:keepLines w:val="0"/>
+        <w:pageBreakBefore w:val="0"/>
+        <w:widowControl w:val="0"/>
+        <w:pBdr>
+          <w:top w:space="0" w:sz="0" w:val="nil"/>
+          <w:left w:space="0" w:sz="0" w:val="nil"/>
+          <w:bottom w:space="0" w:sz="0" w:val="nil"/>
+          <w:right w:space="0" w:sz="0" w:val="nil"/>
+          <w:between w:space="0" w:sz="0" w:val="nil"/>
+        </w:pBdr>
+        <w:shd w:fill="auto" w:val="clear"/>
+        <w:spacing w:after="0" w:before="0" w:line="276" w:lineRule="auto"/>
+        <w:ind w:left="0" w:right="0" w:firstLine="0"/>
+        <w:jc w:val="left"/>
+        <w:rPr>
+          <w:rFonts w:ascii="Arial" w:cs="Arial" w:eastAsia="Arial" w:hAnsi="Arial"/>
+          <w:b w:val="0"/>
+          <w:bCs w:val="0"/>
+          <w:i w:val="0"/>
+          <w:iCs w:val="0"/>
+          <w:smallCaps w:val="0"/>
+          <w:strike w:val="0"/>
+          <w:color w:val="000000"/>
+          <w:sz w:val="22"/>
+          <w:szCs w:val="22"/>
+          <w:u w:val="none"/>
+          <w:shd w:fill="auto" w:val="clear"/>
+          <w:vertAlign w:val="baseline"/>
+        </w:rPr>
+      </w:pPr>
+      <w:r>
+        <w:rPr>
+          <w:rFonts w:ascii="Arial" w:cs="Arial" w:eastAsia="Arial" w:hAnsi="Arial"/>
+          <w:b w:val="0"/>
+          <w:bCs w:val="0"/>
+          <w:i w:val="0"/>
+          <w:iCs w:val="0"/>
+          <w:smallCaps w:val="0"/>
+          <w:strike w:val="0"/>
+          <w:color w:val="000000"/>
+          <w:sz w:val="22"/>
+          <w:szCs w:val="22"/>
+          <w:u w:val="none"/>
+          <w:shd w:fill="auto" w:val="clear"/>
+          <w:vertAlign w:val="baseline"/>
+          <w:rtl w:val="0"/>
+        </w:rPr>
+        <w:t xml:space="preserve">              Will convert if financial picture is accepted and mortgage confirmed.</w:t>
+      </w:r>
+    </w:p>
+    <w:p>
+      <w:pPr>
+        <w:keepNext w:val="0"/>
+        <w:keepLines w:val="0"/>
+        <w:pageBreakBefore w:val="0"/>
+        <w:widowControl w:val="0"/>
+        <w:pBdr>
+          <w:top w:space="0" w:sz="0" w:val="nil"/>
+          <w:left w:space="0" w:sz="0" w:val="nil"/>
+          <w:bottom w:space="0" w:sz="0" w:val="nil"/>
+          <w:right w:space="0" w:sz="0" w:val="nil"/>
+          <w:between w:space="0" w:sz="0" w:val="nil"/>
+        </w:pBdr>
+        <w:shd w:fill="auto" w:val="clear"/>
+        <w:spacing w:after="0" w:before="0" w:line="276" w:lineRule="auto"/>
+        <w:ind w:left="0" w:right="0" w:firstLine="0"/>
+        <w:jc w:val="left"/>
+        <w:rPr>
+          <w:rFonts w:ascii="Arial" w:cs="Arial" w:eastAsia="Arial" w:hAnsi="Arial"/>
+          <w:b w:val="0"/>
+          <w:bCs w:val="0"/>
+          <w:i w:val="0"/>
+          <w:iCs w:val="0"/>
+          <w:smallCaps w:val="0"/>
+          <w:strike w:val="0"/>
+          <w:color w:val="000000"/>
+          <w:sz w:val="22"/>
+          <w:szCs w:val="22"/>
+          <w:u w:val="none"/>
+          <w:shd w:fill="auto" w:val="clear"/>
+          <w:vertAlign w:val="baseline"/>
+        </w:rPr>
+      </w:pPr>
+      <w:r>
+        <w:rPr>
+          <w:rFonts w:ascii="Arial Unicode MS" w:cs="Arial Unicode MS" w:eastAsia="Arial Unicode MS" w:hAnsi="Arial Unicode MS"/>
+          <w:b w:val="0"/>
+          <w:bCs w:val="0"/>
+          <w:i w:val="0"/>
+          <w:iCs w:val="0"/>
+          <w:smallCaps w:val="0"/>
+          <w:strike w:val="0"/>
+          <w:color w:val="000000"/>
+          <w:sz w:val="22"/>
+          <w:szCs w:val="22"/>
+          <w:u w:val="none"/>
+          <w:shd w:fill="auto" w:val="clear"/>
+          <w:vertAlign w:val="baseline"/>
+          <w:rtl w:val="0"/>
+        </w:rPr>
+        <w:t xml:space="preserve">Next step   : Send property photos → accurate setup quote → July decision call</w:t>
+      </w:r>
+    </w:p>
+    <w:p>
+      <w:pPr>
+        <w:keepNext w:val="0"/>
+        <w:keepLines w:val="0"/>
+        <w:pageBreakBefore w:val="0"/>
+        <w:widowControl w:val="0"/>
+        <w:pBdr>
+          <w:top w:space="0" w:sz="0" w:val="nil"/>
+          <w:left w:space="0" w:sz="0" w:val="nil"/>
+          <w:bottom w:space="0" w:sz="0" w:val="nil"/>
+          <w:right w:space="0" w:sz="0" w:val="nil"/>
+          <w:between w:space="0" w:sz="0" w:val="nil"/>
+        </w:pBdr>
+        <w:shd w:fill="auto" w:val="clear"/>
+        <w:spacing w:after="0" w:before="0" w:line="276" w:lineRule="auto"/>
+        <w:ind w:left="0" w:right="0" w:firstLine="0"/>
+        <w:jc w:val="left"/>
+        <w:rPr>
+          <w:rFonts w:ascii="Arial" w:cs="Arial" w:eastAsia="Arial" w:hAnsi="Arial"/>
+          <w:b w:val="0"/>
+          <w:bCs w:val="0"/>
+          <w:i w:val="0"/>
+          <w:iCs w:val="0"/>
+          <w:smallCaps w:val="0"/>
+          <w:strike w:val="0"/>
+          <w:color w:val="000000"/>
+          <w:sz w:val="22"/>
+          <w:szCs w:val="22"/>
+          <w:u w:val="none"/>
+          <w:shd w:fill="auto" w:val="clear"/>
+          <w:vertAlign w:val="baseline"/>
+        </w:rPr>
+      </w:pPr>
+      <w:r>
+        <w:rPr>
+          <w:rFonts w:ascii="Arial" w:cs="Arial" w:eastAsia="Arial" w:hAnsi="Arial"/>
+          <w:b w:val="0"/>
+          <w:bCs w:val="0"/>
+          <w:i w:val="0"/>
+          <w:iCs w:val="0"/>
+          <w:smallCaps w:val="0"/>
+          <w:strike w:val="0"/>
+          <w:color w:val="000000"/>
+          <w:sz w:val="22"/>
+          <w:szCs w:val="22"/>
+          <w:u w:val="none"/>
+          <w:shd w:fill="auto" w:val="clear"/>
+          <w:vertAlign w:val="baseline"/>
+          <w:rtl w:val="0"/>
+        </w:rPr>
+        <w:t xml:space="preserve">Blocker     : (1) Mortgage type — if residential, needs lender consent</w:t>
+      </w:r>
+    </w:p>
+    <w:p>
+      <w:pPr>
+        <w:keepNext w:val="0"/>
+        <w:keepLines w:val="0"/>
+        <w:pageBreakBefore w:val="0"/>
+        <w:widowControl w:val="0"/>
+        <w:pBdr>
+          <w:top w:space="0" w:sz="0" w:val="nil"/>
+          <w:left w:space="0" w:sz="0" w:val="nil"/>
+          <w:bottom w:space="0" w:sz="0" w:val="nil"/>
+          <w:right w:space="0" w:sz="0" w:val="nil"/>
+          <w:between w:space="0" w:sz="0" w:val="nil"/>
+        </w:pBdr>
+        <w:shd w:fill="auto" w:val="clear"/>
+        <w:spacing w:after="0" w:before="0" w:line="276" w:lineRule="auto"/>
+        <w:ind w:left="0" w:right="0" w:firstLine="0"/>
+        <w:jc w:val="left"/>
+        <w:rPr>
+          <w:rFonts w:ascii="Arial" w:cs="Arial" w:eastAsia="Arial" w:hAnsi="Arial"/>
+          <w:b w:val="0"/>
+          <w:bCs w:val="0"/>
+          <w:i w:val="0"/>
+          <w:iCs w:val="0"/>
+          <w:smallCaps w:val="0"/>
+          <w:strike w:val="0"/>
+          <w:color w:val="000000"/>
+          <w:sz w:val="22"/>
+          <w:szCs w:val="22"/>
+          <w:u w:val="none"/>
+          <w:shd w:fill="auto" w:val="clear"/>
+          <w:vertAlign w:val="baseline"/>
+        </w:rPr>
+      </w:pPr>
+      <w:r>
+        <w:rPr>
+          <w:rFonts w:ascii="Arial" w:cs="Arial" w:eastAsia="Arial" w:hAnsi="Arial"/>
+          <w:b w:val="0"/>
+          <w:bCs w:val="0"/>
+          <w:i w:val="0"/>
+          <w:iCs w:val="0"/>
+          <w:smallCaps w:val="0"/>
+          <w:strike w:val="0"/>
+          <w:color w:val="000000"/>
+          <w:sz w:val="22"/>
+          <w:szCs w:val="22"/>
+          <w:u w:val="none"/>
+          <w:shd w:fill="auto" w:val="clear"/>
+          <w:vertAlign w:val="baseline"/>
+          <w:rtl w:val="0"/>
+        </w:rPr>
+        <w:t xml:space="preserve">              (2) Winter cash flow — must accept seasonal nature before committing</w:t>
+      </w:r>
+    </w:p>
+    <w:p>
+      <w:pPr>
+        <w:keepNext w:val="0"/>
+        <w:keepLines w:val="0"/>
+        <w:pageBreakBefore w:val="0"/>
+        <w:widowControl w:val="0"/>
+        <w:pBdr>
+          <w:top w:space="0" w:sz="0" w:val="nil"/>
+          <w:left w:space="0" w:sz="0" w:val="nil"/>
+          <w:bottom w:space="0" w:sz="0" w:val="nil"/>
+          <w:right w:space="0" w:sz="0" w:val="nil"/>
+          <w:between w:space="0" w:sz="0" w:val="nil"/>
+        </w:pBdr>
+        <w:shd w:fill="auto" w:val="clear"/>
+        <w:spacing w:after="0" w:before="0" w:line="276" w:lineRule="auto"/>
+        <w:ind w:left="0" w:right="0" w:firstLine="0"/>
+        <w:jc w:val="left"/>
+        <w:rPr>
+          <w:rFonts w:ascii="Arial" w:cs="Arial" w:eastAsia="Arial" w:hAnsi="Arial"/>
+          <w:b w:val="0"/>
+          <w:bCs w:val="0"/>
+          <w:i w:val="0"/>
+          <w:iCs w:val="0"/>
+          <w:smallCaps w:val="0"/>
+          <w:strike w:val="0"/>
+          <w:color w:val="000000"/>
+          <w:sz w:val="22"/>
+          <w:szCs w:val="22"/>
+          <w:u w:val="none"/>
+          <w:shd w:fill="auto" w:val="clear"/>
+          <w:vertAlign w:val="baseline"/>
+        </w:rPr>
+      </w:pPr>
+      <w:r>
+        <w:rPr>
+          <w:rFonts w:ascii="Arial" w:cs="Arial" w:eastAsia="Arial" w:hAnsi="Arial"/>
+          <w:b w:val="0"/>
+          <w:bCs w:val="0"/>
+          <w:i w:val="0"/>
+          <w:iCs w:val="0"/>
+          <w:smallCaps w:val="0"/>
+          <w:strike w:val="0"/>
+          <w:color w:val="000000"/>
+          <w:sz w:val="22"/>
+          <w:szCs w:val="22"/>
+          <w:u w:val="none"/>
+          <w:shd w:fill="auto" w:val="clear"/>
+          <w:vertAlign w:val="baseline"/>
+          <w:rtl w:val="0"/>
+        </w:rPr>
+        <w:t xml:space="preserve">              (3) Setup cost — £16,440 pending accurate quote from photos</w:t>
       </w:r>
     </w:p>
     <w:p>
@@ -5817,7 +6294,7 @@
           <w:vertAlign w:val="baseline"/>
           <w:rtl w:val="0"/>
         </w:rPr>
-        <w:t xml:space="preserve">EXACT LANGUAGE USED BY LEAD</w:t>
+        <w:t xml:space="preserve">OUTCOME TRACKING</w:t>
       </w:r>
     </w:p>
     <w:p>
@@ -5908,181 +6385,128 @@
       </w:pPr>
       <w:r>
         <w:rPr>
-          <w:rFonts w:ascii="Arial Unicode MS" w:cs="Arial Unicode MS" w:eastAsia="Arial Unicode MS" w:hAnsi="Arial Unicode MS"/>
-          <w:b w:val="0"/>
-          <w:bCs w:val="0"/>
-          <w:i w:val="0"/>
-          <w:iCs w:val="0"/>
-          <w:smallCaps w:val="0"/>
-          <w:strike w:val="0"/>
-          <w:color w:val="000000"/>
-          <w:sz w:val="22"/>
-          <w:szCs w:val="22"/>
-          <w:u w:val="none"/>
-          <w:shd w:fill="auto" w:val="clear"/>
-          <w:vertAlign w:val="baseline"/>
-          <w:rtl w:val="0"/>
-        </w:rPr>
-        <w:t xml:space="preserve">→ "living overseas" — primary framing</w:t>
-      </w:r>
-    </w:p>
-    <w:p>
-      <w:pPr>
-        <w:keepNext w:val="0"/>
-        <w:keepLines w:val="0"/>
-        <w:pageBreakBefore w:val="0"/>
-        <w:widowControl w:val="0"/>
-        <w:pBdr>
-          <w:top w:space="0" w:sz="0" w:val="nil"/>
-          <w:left w:space="0" w:sz="0" w:val="nil"/>
-          <w:bottom w:space="0" w:sz="0" w:val="nil"/>
-          <w:right w:space="0" w:sz="0" w:val="nil"/>
-          <w:between w:space="0" w:sz="0" w:val="nil"/>
-        </w:pBdr>
-        <w:shd w:fill="auto" w:val="clear"/>
-        <w:spacing w:after="0" w:before="0" w:line="276" w:lineRule="auto"/>
-        <w:ind w:left="0" w:right="0" w:firstLine="0"/>
-        <w:jc w:val="left"/>
-        <w:rPr>
-          <w:rFonts w:ascii="Arial" w:cs="Arial" w:eastAsia="Arial" w:hAnsi="Arial"/>
-          <w:b w:val="0"/>
-          <w:bCs w:val="0"/>
-          <w:i w:val="0"/>
-          <w:iCs w:val="0"/>
-          <w:smallCaps w:val="0"/>
-          <w:strike w:val="0"/>
-          <w:color w:val="000000"/>
-          <w:sz w:val="22"/>
-          <w:szCs w:val="22"/>
-          <w:u w:val="none"/>
-          <w:shd w:fill="auto" w:val="clear"/>
-          <w:vertAlign w:val="baseline"/>
-        </w:rPr>
-      </w:pPr>
-      <w:r>
-        <w:rPr>
-          <w:rFonts w:ascii="Arial Unicode MS" w:cs="Arial Unicode MS" w:eastAsia="Arial Unicode MS" w:hAnsi="Arial Unicode MS"/>
-          <w:b w:val="0"/>
-          <w:bCs w:val="0"/>
-          <w:i w:val="0"/>
-          <w:iCs w:val="0"/>
-          <w:smallCaps w:val="0"/>
-          <w:strike w:val="0"/>
-          <w:color w:val="000000"/>
-          <w:sz w:val="22"/>
-          <w:szCs w:val="22"/>
-          <w:u w:val="none"/>
-          <w:shd w:fill="auto" w:val="clear"/>
-          <w:vertAlign w:val="baseline"/>
-          <w:rtl w:val="0"/>
-        </w:rPr>
-        <w:t xml:space="preserve">→ "3-6 months" — defined timeline</w:t>
-      </w:r>
-    </w:p>
-    <w:p>
-      <w:pPr>
-        <w:keepNext w:val="0"/>
-        <w:keepLines w:val="0"/>
-        <w:pageBreakBefore w:val="0"/>
-        <w:widowControl w:val="0"/>
-        <w:pBdr>
-          <w:top w:space="0" w:sz="0" w:val="nil"/>
-          <w:left w:space="0" w:sz="0" w:val="nil"/>
-          <w:bottom w:space="0" w:sz="0" w:val="nil"/>
-          <w:right w:space="0" w:sz="0" w:val="nil"/>
-          <w:between w:space="0" w:sz="0" w:val="nil"/>
-        </w:pBdr>
-        <w:shd w:fill="auto" w:val="clear"/>
-        <w:spacing w:after="0" w:before="0" w:line="276" w:lineRule="auto"/>
-        <w:ind w:left="0" w:right="0" w:firstLine="0"/>
-        <w:jc w:val="left"/>
-        <w:rPr>
-          <w:rFonts w:ascii="Arial" w:cs="Arial" w:eastAsia="Arial" w:hAnsi="Arial"/>
-          <w:b w:val="0"/>
-          <w:bCs w:val="0"/>
-          <w:i w:val="0"/>
-          <w:iCs w:val="0"/>
-          <w:smallCaps w:val="0"/>
-          <w:strike w:val="0"/>
-          <w:color w:val="000000"/>
-          <w:sz w:val="22"/>
-          <w:szCs w:val="22"/>
-          <w:u w:val="none"/>
-          <w:shd w:fill="auto" w:val="clear"/>
-          <w:vertAlign w:val="baseline"/>
-        </w:rPr>
-      </w:pPr>
-      <w:r>
-        <w:rPr>
-          <w:rFonts w:ascii="Arial Unicode MS" w:cs="Arial Unicode MS" w:eastAsia="Arial Unicode MS" w:hAnsi="Arial Unicode MS"/>
-          <w:b w:val="0"/>
-          <w:bCs w:val="0"/>
-          <w:i w:val="0"/>
-          <w:iCs w:val="0"/>
-          <w:smallCaps w:val="0"/>
-          <w:strike w:val="0"/>
-          <w:color w:val="000000"/>
-          <w:sz w:val="22"/>
-          <w:szCs w:val="22"/>
-          <w:u w:val="none"/>
-          <w:shd w:fill="auto" w:val="clear"/>
-          <w:vertAlign w:val="baseline"/>
-          <w:rtl w:val="0"/>
-        </w:rPr>
-        <w:t xml:space="preserve">→ "family visits / summer breaks" — specific personal use case</w:t>
-      </w:r>
-    </w:p>
-    <w:p>
-      <w:pPr>
-        <w:keepNext w:val="0"/>
-        <w:keepLines w:val="0"/>
-        <w:pageBreakBefore w:val="0"/>
-        <w:widowControl w:val="0"/>
-        <w:pBdr>
-          <w:top w:space="0" w:sz="0" w:val="nil"/>
-          <w:left w:space="0" w:sz="0" w:val="nil"/>
-          <w:bottom w:space="0" w:sz="0" w:val="nil"/>
-          <w:right w:space="0" w:sz="0" w:val="nil"/>
-          <w:between w:space="0" w:sz="0" w:val="nil"/>
-        </w:pBdr>
-        <w:shd w:fill="auto" w:val="clear"/>
-        <w:spacing w:after="0" w:before="0" w:line="276" w:lineRule="auto"/>
-        <w:ind w:left="0" w:right="0" w:firstLine="0"/>
-        <w:jc w:val="left"/>
-        <w:rPr>
-          <w:rFonts w:ascii="Arial" w:cs="Arial" w:eastAsia="Arial" w:hAnsi="Arial"/>
-          <w:b w:val="0"/>
-          <w:bCs w:val="0"/>
-          <w:i w:val="0"/>
-          <w:iCs w:val="0"/>
-          <w:smallCaps w:val="0"/>
-          <w:strike w:val="0"/>
-          <w:color w:val="000000"/>
-          <w:sz w:val="22"/>
-          <w:szCs w:val="22"/>
-          <w:u w:val="none"/>
-          <w:shd w:fill="auto" w:val="clear"/>
-          <w:vertAlign w:val="baseline"/>
-        </w:rPr>
-      </w:pPr>
-      <w:r>
-        <w:rPr>
-          <w:rFonts w:ascii="Arial Unicode MS" w:cs="Arial Unicode MS" w:eastAsia="Arial Unicode MS" w:hAnsi="Arial Unicode MS"/>
-          <w:b w:val="0"/>
-          <w:bCs w:val="0"/>
-          <w:i w:val="0"/>
-          <w:iCs w:val="0"/>
-          <w:smallCaps w:val="0"/>
-          <w:strike w:val="0"/>
-          <w:color w:val="000000"/>
-          <w:sz w:val="22"/>
-          <w:szCs w:val="22"/>
-          <w:u w:val="none"/>
-          <w:shd w:fill="auto" w:val="clear"/>
-          <w:vertAlign w:val="baseline"/>
-          <w:rtl w:val="0"/>
-        </w:rPr>
-        <w:t xml:space="preserve">→ "unlimited calendar blocking" — language they responded to positively</w:t>
+          <w:rFonts w:ascii="Arial" w:cs="Arial" w:eastAsia="Arial" w:hAnsi="Arial"/>
+          <w:b w:val="0"/>
+          <w:bCs w:val="0"/>
+          <w:i w:val="0"/>
+          <w:iCs w:val="0"/>
+          <w:smallCaps w:val="0"/>
+          <w:strike w:val="0"/>
+          <w:color w:val="000000"/>
+          <w:sz w:val="22"/>
+          <w:szCs w:val="22"/>
+          <w:u w:val="none"/>
+          <w:shd w:fill="auto" w:val="clear"/>
+          <w:vertAlign w:val="baseline"/>
+          <w:rtl w:val="0"/>
+        </w:rPr>
+        <w:t xml:space="preserve">Current outcome  : PENDING</w:t>
+      </w:r>
+    </w:p>
+    <w:p>
+      <w:pPr>
+        <w:keepNext w:val="0"/>
+        <w:keepLines w:val="0"/>
+        <w:pageBreakBefore w:val="0"/>
+        <w:widowControl w:val="0"/>
+        <w:pBdr>
+          <w:top w:space="0" w:sz="0" w:val="nil"/>
+          <w:left w:space="0" w:sz="0" w:val="nil"/>
+          <w:bottom w:space="0" w:sz="0" w:val="nil"/>
+          <w:right w:space="0" w:sz="0" w:val="nil"/>
+          <w:between w:space="0" w:sz="0" w:val="nil"/>
+        </w:pBdr>
+        <w:shd w:fill="auto" w:val="clear"/>
+        <w:spacing w:after="0" w:before="0" w:line="276" w:lineRule="auto"/>
+        <w:ind w:left="0" w:right="0" w:firstLine="0"/>
+        <w:jc w:val="left"/>
+        <w:rPr>
+          <w:rFonts w:ascii="Arial" w:cs="Arial" w:eastAsia="Arial" w:hAnsi="Arial"/>
+          <w:b w:val="0"/>
+          <w:bCs w:val="0"/>
+          <w:i w:val="0"/>
+          <w:iCs w:val="0"/>
+          <w:smallCaps w:val="0"/>
+          <w:strike w:val="0"/>
+          <w:color w:val="000000"/>
+          <w:sz w:val="22"/>
+          <w:szCs w:val="22"/>
+          <w:u w:val="none"/>
+          <w:shd w:fill="auto" w:val="clear"/>
+          <w:vertAlign w:val="baseline"/>
+        </w:rPr>
+      </w:pPr>
+      <w:r>
+        <w:rPr>
+          <w:rFonts w:ascii="Arial" w:cs="Arial" w:eastAsia="Arial" w:hAnsi="Arial"/>
+          <w:b w:val="0"/>
+          <w:bCs w:val="0"/>
+          <w:i w:val="0"/>
+          <w:iCs w:val="0"/>
+          <w:smallCaps w:val="0"/>
+          <w:strike w:val="0"/>
+          <w:color w:val="000000"/>
+          <w:sz w:val="22"/>
+          <w:szCs w:val="22"/>
+          <w:u w:val="none"/>
+          <w:shd w:fill="auto" w:val="clear"/>
+          <w:vertAlign w:val="baseline"/>
+          <w:rtl w:val="0"/>
+        </w:rPr>
+        <w:t xml:space="preserve">Follow-up        : Any Wednesday after 2 PM, July 2026 (date TBC)</w:t>
+      </w:r>
+    </w:p>
+    <w:p>
+      <w:pPr>
+        <w:keepNext w:val="0"/>
+        <w:keepLines w:val="0"/>
+        <w:pageBreakBefore w:val="0"/>
+        <w:widowControl w:val="0"/>
+        <w:pBdr>
+          <w:top w:space="0" w:sz="0" w:val="nil"/>
+          <w:left w:space="0" w:sz="0" w:val="nil"/>
+          <w:bottom w:space="0" w:sz="0" w:val="nil"/>
+          <w:right w:space="0" w:sz="0" w:val="nil"/>
+          <w:between w:space="0" w:sz="0" w:val="nil"/>
+        </w:pBdr>
+        <w:shd w:fill="auto" w:val="clear"/>
+        <w:spacing w:after="0" w:before="0" w:line="276" w:lineRule="auto"/>
+        <w:ind w:left="0" w:right="0" w:firstLine="0"/>
+        <w:jc w:val="left"/>
+        <w:rPr>
+          <w:rFonts w:ascii="Arial" w:cs="Arial" w:eastAsia="Arial" w:hAnsi="Arial"/>
+          <w:b w:val="0"/>
+          <w:bCs w:val="0"/>
+          <w:i w:val="0"/>
+          <w:iCs w:val="0"/>
+          <w:smallCaps w:val="0"/>
+          <w:strike w:val="0"/>
+          <w:color w:val="000000"/>
+          <w:sz w:val="22"/>
+          <w:szCs w:val="22"/>
+          <w:u w:val="none"/>
+          <w:shd w:fill="auto" w:val="clear"/>
+          <w:vertAlign w:val="baseline"/>
+        </w:rPr>
+      </w:pPr>
+      <w:r>
+        <w:rPr>
+          <w:rFonts w:ascii="Arial" w:cs="Arial" w:eastAsia="Arial" w:hAnsi="Arial"/>
+          <w:b w:val="0"/>
+          <w:bCs w:val="0"/>
+          <w:i w:val="0"/>
+          <w:iCs w:val="0"/>
+          <w:smallCaps w:val="0"/>
+          <w:strike w:val="0"/>
+          <w:color w:val="000000"/>
+          <w:sz w:val="22"/>
+          <w:szCs w:val="22"/>
+          <w:u w:val="none"/>
+          <w:shd w:fill="auto" w:val="clear"/>
+          <w:vertAlign w:val="baseline"/>
+          <w:rtl w:val="0"/>
+        </w:rPr>
+        <w:t xml:space="preserve">Update after call: [ ] Converted  [ ] Warm  [ ] Lost — reason:___</w:t>
       </w:r>
     </w:p>
     <w:p>
@@ -6227,7 +6651,7 @@
           <w:vertAlign w:val="baseline"/>
           <w:rtl w:val="0"/>
         </w:rPr>
-        <w:t xml:space="preserve">CONVERSION PROBABILITY + PATH</w:t>
+        <w:t xml:space="preserve">STRUCTURED JSON RECORD</w:t>
       </w:r>
     </w:p>
     <w:p>
@@ -6333,932 +6757,6 @@
           <w:vertAlign w:val="baseline"/>
           <w:rtl w:val="0"/>
         </w:rPr>
-        <w:t xml:space="preserve">Probability : MEDIUM</w:t>
-      </w:r>
-    </w:p>
-    <w:p>
-      <w:pPr>
-        <w:keepNext w:val="0"/>
-        <w:keepLines w:val="0"/>
-        <w:pageBreakBefore w:val="0"/>
-        <w:widowControl w:val="0"/>
-        <w:pBdr>
-          <w:top w:space="0" w:sz="0" w:val="nil"/>
-          <w:left w:space="0" w:sz="0" w:val="nil"/>
-          <w:bottom w:space="0" w:sz="0" w:val="nil"/>
-          <w:right w:space="0" w:sz="0" w:val="nil"/>
-          <w:between w:space="0" w:sz="0" w:val="nil"/>
-        </w:pBdr>
-        <w:shd w:fill="auto" w:val="clear"/>
-        <w:spacing w:after="0" w:before="0" w:line="276" w:lineRule="auto"/>
-        <w:ind w:left="0" w:right="0" w:firstLine="0"/>
-        <w:jc w:val="left"/>
-        <w:rPr>
-          <w:rFonts w:ascii="Arial" w:cs="Arial" w:eastAsia="Arial" w:hAnsi="Arial"/>
-          <w:b w:val="0"/>
-          <w:bCs w:val="0"/>
-          <w:i w:val="0"/>
-          <w:iCs w:val="0"/>
-          <w:smallCaps w:val="0"/>
-          <w:strike w:val="0"/>
-          <w:color w:val="000000"/>
-          <w:sz w:val="22"/>
-          <w:szCs w:val="22"/>
-          <w:u w:val="none"/>
-          <w:shd w:fill="auto" w:val="clear"/>
-          <w:vertAlign w:val="baseline"/>
-        </w:rPr>
-      </w:pPr>
-      <w:r>
-        <w:rPr>
-          <w:rFonts w:ascii="Arial" w:cs="Arial" w:eastAsia="Arial" w:hAnsi="Arial"/>
-          <w:b w:val="0"/>
-          <w:bCs w:val="0"/>
-          <w:i w:val="0"/>
-          <w:iCs w:val="0"/>
-          <w:smallCaps w:val="0"/>
-          <w:strike w:val="0"/>
-          <w:color w:val="000000"/>
-          <w:sz w:val="22"/>
-          <w:szCs w:val="22"/>
-          <w:u w:val="none"/>
-          <w:shd w:fill="auto" w:val="clear"/>
-          <w:vertAlign w:val="baseline"/>
-          <w:rtl w:val="0"/>
-        </w:rPr>
-        <w:t xml:space="preserve">Path        : Slow — July meeting, implementation 3–6 months out</w:t>
-      </w:r>
-    </w:p>
-    <w:p>
-      <w:pPr>
-        <w:keepNext w:val="0"/>
-        <w:keepLines w:val="0"/>
-        <w:pageBreakBefore w:val="0"/>
-        <w:widowControl w:val="0"/>
-        <w:pBdr>
-          <w:top w:space="0" w:sz="0" w:val="nil"/>
-          <w:left w:space="0" w:sz="0" w:val="nil"/>
-          <w:bottom w:space="0" w:sz="0" w:val="nil"/>
-          <w:right w:space="0" w:sz="0" w:val="nil"/>
-          <w:between w:space="0" w:sz="0" w:val="nil"/>
-        </w:pBdr>
-        <w:shd w:fill="auto" w:val="clear"/>
-        <w:spacing w:after="0" w:before="0" w:line="276" w:lineRule="auto"/>
-        <w:ind w:left="0" w:right="0" w:firstLine="0"/>
-        <w:jc w:val="left"/>
-        <w:rPr>
-          <w:rFonts w:ascii="Arial" w:cs="Arial" w:eastAsia="Arial" w:hAnsi="Arial"/>
-          <w:b w:val="0"/>
-          <w:bCs w:val="0"/>
-          <w:i w:val="0"/>
-          <w:iCs w:val="0"/>
-          <w:smallCaps w:val="0"/>
-          <w:strike w:val="0"/>
-          <w:color w:val="000000"/>
-          <w:sz w:val="22"/>
-          <w:szCs w:val="22"/>
-          <w:u w:val="none"/>
-          <w:shd w:fill="auto" w:val="clear"/>
-          <w:vertAlign w:val="baseline"/>
-        </w:rPr>
-      </w:pPr>
-      <w:r>
-        <w:rPr>
-          <w:rFonts w:ascii="Arial" w:cs="Arial" w:eastAsia="Arial" w:hAnsi="Arial"/>
-          <w:b w:val="0"/>
-          <w:bCs w:val="0"/>
-          <w:i w:val="0"/>
-          <w:iCs w:val="0"/>
-          <w:smallCaps w:val="0"/>
-          <w:strike w:val="0"/>
-          <w:color w:val="000000"/>
-          <w:sz w:val="22"/>
-          <w:szCs w:val="22"/>
-          <w:u w:val="none"/>
-          <w:shd w:fill="auto" w:val="clear"/>
-          <w:vertAlign w:val="baseline"/>
-          <w:rtl w:val="0"/>
-        </w:rPr>
-        <w:t xml:space="preserve">Signal      : Practical operational questions = intent, not curiosity</w:t>
-      </w:r>
-    </w:p>
-    <w:p>
-      <w:pPr>
-        <w:keepNext w:val="0"/>
-        <w:keepLines w:val="0"/>
-        <w:pageBreakBefore w:val="0"/>
-        <w:widowControl w:val="0"/>
-        <w:pBdr>
-          <w:top w:space="0" w:sz="0" w:val="nil"/>
-          <w:left w:space="0" w:sz="0" w:val="nil"/>
-          <w:bottom w:space="0" w:sz="0" w:val="nil"/>
-          <w:right w:space="0" w:sz="0" w:val="nil"/>
-          <w:between w:space="0" w:sz="0" w:val="nil"/>
-        </w:pBdr>
-        <w:shd w:fill="auto" w:val="clear"/>
-        <w:spacing w:after="0" w:before="0" w:line="276" w:lineRule="auto"/>
-        <w:ind w:left="0" w:right="0" w:firstLine="0"/>
-        <w:jc w:val="left"/>
-        <w:rPr>
-          <w:rFonts w:ascii="Arial" w:cs="Arial" w:eastAsia="Arial" w:hAnsi="Arial"/>
-          <w:b w:val="0"/>
-          <w:bCs w:val="0"/>
-          <w:i w:val="0"/>
-          <w:iCs w:val="0"/>
-          <w:smallCaps w:val="0"/>
-          <w:strike w:val="0"/>
-          <w:color w:val="000000"/>
-          <w:sz w:val="22"/>
-          <w:szCs w:val="22"/>
-          <w:u w:val="none"/>
-          <w:shd w:fill="auto" w:val="clear"/>
-          <w:vertAlign w:val="baseline"/>
-        </w:rPr>
-      </w:pPr>
-      <w:r>
-        <w:rPr>
-          <w:rFonts w:ascii="Arial Unicode MS" w:cs="Arial Unicode MS" w:eastAsia="Arial Unicode MS" w:hAnsi="Arial Unicode MS"/>
-          <w:b w:val="0"/>
-          <w:bCs w:val="0"/>
-          <w:i w:val="0"/>
-          <w:iCs w:val="0"/>
-          <w:smallCaps w:val="0"/>
-          <w:strike w:val="0"/>
-          <w:color w:val="000000"/>
-          <w:sz w:val="22"/>
-          <w:szCs w:val="22"/>
-          <w:u w:val="none"/>
-          <w:shd w:fill="auto" w:val="clear"/>
-          <w:vertAlign w:val="baseline"/>
-          <w:rtl w:val="0"/>
-        </w:rPr>
-        <w:t xml:space="preserve">Next step   : Photos → accurate quote → July decision call</w:t>
-      </w:r>
-    </w:p>
-    <w:p>
-      <w:pPr>
-        <w:keepNext w:val="0"/>
-        <w:keepLines w:val="0"/>
-        <w:pageBreakBefore w:val="0"/>
-        <w:widowControl w:val="0"/>
-        <w:pBdr>
-          <w:top w:space="0" w:sz="0" w:val="nil"/>
-          <w:left w:space="0" w:sz="0" w:val="nil"/>
-          <w:bottom w:space="0" w:sz="0" w:val="nil"/>
-          <w:right w:space="0" w:sz="0" w:val="nil"/>
-          <w:between w:space="0" w:sz="0" w:val="nil"/>
-        </w:pBdr>
-        <w:shd w:fill="auto" w:val="clear"/>
-        <w:spacing w:after="0" w:before="0" w:line="276" w:lineRule="auto"/>
-        <w:ind w:left="0" w:right="0" w:firstLine="0"/>
-        <w:jc w:val="left"/>
-        <w:rPr>
-          <w:rFonts w:ascii="Arial" w:cs="Arial" w:eastAsia="Arial" w:hAnsi="Arial"/>
-          <w:b w:val="0"/>
-          <w:bCs w:val="0"/>
-          <w:i w:val="0"/>
-          <w:iCs w:val="0"/>
-          <w:smallCaps w:val="0"/>
-          <w:strike w:val="0"/>
-          <w:color w:val="000000"/>
-          <w:sz w:val="22"/>
-          <w:szCs w:val="22"/>
-          <w:u w:val="none"/>
-          <w:shd w:fill="auto" w:val="clear"/>
-          <w:vertAlign w:val="baseline"/>
-        </w:rPr>
-      </w:pPr>
-      <w:r>
-        <w:rPr>
-          <w:rFonts w:ascii="Arial" w:cs="Arial" w:eastAsia="Arial" w:hAnsi="Arial"/>
-          <w:b w:val="0"/>
-          <w:bCs w:val="0"/>
-          <w:i w:val="0"/>
-          <w:iCs w:val="0"/>
-          <w:smallCaps w:val="0"/>
-          <w:strike w:val="0"/>
-          <w:color w:val="000000"/>
-          <w:sz w:val="22"/>
-          <w:szCs w:val="22"/>
-          <w:u w:val="none"/>
-          <w:shd w:fill="auto" w:val="clear"/>
-          <w:vertAlign w:val="baseline"/>
-          <w:rtl w:val="0"/>
-        </w:rPr>
-        <w:t xml:space="preserve">Blockers    : (1) Mortgage type confirmation</w:t>
-      </w:r>
-    </w:p>
-    <w:p>
-      <w:pPr>
-        <w:keepNext w:val="0"/>
-        <w:keepLines w:val="0"/>
-        <w:pageBreakBefore w:val="0"/>
-        <w:widowControl w:val="0"/>
-        <w:pBdr>
-          <w:top w:space="0" w:sz="0" w:val="nil"/>
-          <w:left w:space="0" w:sz="0" w:val="nil"/>
-          <w:bottom w:space="0" w:sz="0" w:val="nil"/>
-          <w:right w:space="0" w:sz="0" w:val="nil"/>
-          <w:between w:space="0" w:sz="0" w:val="nil"/>
-        </w:pBdr>
-        <w:shd w:fill="auto" w:val="clear"/>
-        <w:spacing w:after="0" w:before="0" w:line="276" w:lineRule="auto"/>
-        <w:ind w:left="0" w:right="0" w:firstLine="0"/>
-        <w:jc w:val="left"/>
-        <w:rPr>
-          <w:rFonts w:ascii="Arial" w:cs="Arial" w:eastAsia="Arial" w:hAnsi="Arial"/>
-          <w:b w:val="0"/>
-          <w:bCs w:val="0"/>
-          <w:i w:val="0"/>
-          <w:iCs w:val="0"/>
-          <w:smallCaps w:val="0"/>
-          <w:strike w:val="0"/>
-          <w:color w:val="000000"/>
-          <w:sz w:val="22"/>
-          <w:szCs w:val="22"/>
-          <w:u w:val="none"/>
-          <w:shd w:fill="auto" w:val="clear"/>
-          <w:vertAlign w:val="baseline"/>
-        </w:rPr>
-      </w:pPr>
-      <w:r>
-        <w:rPr>
-          <w:rFonts w:ascii="Arial" w:cs="Arial" w:eastAsia="Arial" w:hAnsi="Arial"/>
-          <w:b w:val="0"/>
-          <w:bCs w:val="0"/>
-          <w:i w:val="0"/>
-          <w:iCs w:val="0"/>
-          <w:smallCaps w:val="0"/>
-          <w:strike w:val="0"/>
-          <w:color w:val="000000"/>
-          <w:sz w:val="22"/>
-          <w:szCs w:val="22"/>
-          <w:u w:val="none"/>
-          <w:shd w:fill="auto" w:val="clear"/>
-          <w:vertAlign w:val="baseline"/>
-          <w:rtl w:val="0"/>
-        </w:rPr>
-        <w:t xml:space="preserve">              (2) Winter cash flow acceptance</w:t>
-      </w:r>
-    </w:p>
-    <w:p>
-      <w:pPr>
-        <w:keepNext w:val="0"/>
-        <w:keepLines w:val="0"/>
-        <w:pageBreakBefore w:val="0"/>
-        <w:widowControl w:val="0"/>
-        <w:pBdr>
-          <w:top w:space="0" w:sz="0" w:val="nil"/>
-          <w:left w:space="0" w:sz="0" w:val="nil"/>
-          <w:bottom w:space="0" w:sz="0" w:val="nil"/>
-          <w:right w:space="0" w:sz="0" w:val="nil"/>
-          <w:between w:space="0" w:sz="0" w:val="nil"/>
-        </w:pBdr>
-        <w:shd w:fill="auto" w:val="clear"/>
-        <w:spacing w:after="0" w:before="0" w:line="276" w:lineRule="auto"/>
-        <w:ind w:left="0" w:right="0" w:firstLine="0"/>
-        <w:jc w:val="left"/>
-        <w:rPr>
-          <w:rFonts w:ascii="Arial" w:cs="Arial" w:eastAsia="Arial" w:hAnsi="Arial"/>
-          <w:b w:val="0"/>
-          <w:bCs w:val="0"/>
-          <w:i w:val="0"/>
-          <w:iCs w:val="0"/>
-          <w:smallCaps w:val="0"/>
-          <w:strike w:val="0"/>
-          <w:color w:val="000000"/>
-          <w:sz w:val="22"/>
-          <w:szCs w:val="22"/>
-          <w:u w:val="none"/>
-          <w:shd w:fill="auto" w:val="clear"/>
-          <w:vertAlign w:val="baseline"/>
-        </w:rPr>
-      </w:pPr>
-      <w:r>
-        <w:rPr>
-          <w:rFonts w:ascii="Arial" w:cs="Arial" w:eastAsia="Arial" w:hAnsi="Arial"/>
-          <w:b w:val="0"/>
-          <w:bCs w:val="0"/>
-          <w:i w:val="0"/>
-          <w:iCs w:val="0"/>
-          <w:smallCaps w:val="0"/>
-          <w:strike w:val="0"/>
-          <w:color w:val="000000"/>
-          <w:sz w:val="22"/>
-          <w:szCs w:val="22"/>
-          <w:u w:val="none"/>
-          <w:shd w:fill="auto" w:val="clear"/>
-          <w:vertAlign w:val="baseline"/>
-          <w:rtl w:val="0"/>
-        </w:rPr>
-        <w:t xml:space="preserve">              (3) Setup cost confirmed via walkthrough photos</w:t>
-      </w:r>
-    </w:p>
-    <w:p>
-      <w:pPr>
-        <w:keepNext w:val="0"/>
-        <w:keepLines w:val="0"/>
-        <w:pageBreakBefore w:val="0"/>
-        <w:widowControl w:val="0"/>
-        <w:pBdr>
-          <w:top w:space="0" w:sz="0" w:val="nil"/>
-          <w:left w:space="0" w:sz="0" w:val="nil"/>
-          <w:bottom w:space="0" w:sz="0" w:val="nil"/>
-          <w:right w:space="0" w:sz="0" w:val="nil"/>
-          <w:between w:space="0" w:sz="0" w:val="nil"/>
-        </w:pBdr>
-        <w:shd w:fill="auto" w:val="clear"/>
-        <w:spacing w:after="0" w:before="0" w:line="276" w:lineRule="auto"/>
-        <w:ind w:left="0" w:right="0" w:firstLine="0"/>
-        <w:jc w:val="left"/>
-        <w:rPr>
-          <w:rFonts w:ascii="Arial" w:cs="Arial" w:eastAsia="Arial" w:hAnsi="Arial"/>
-          <w:b w:val="0"/>
-          <w:bCs w:val="0"/>
-          <w:i w:val="0"/>
-          <w:iCs w:val="0"/>
-          <w:smallCaps w:val="0"/>
-          <w:strike w:val="0"/>
-          <w:color w:val="000000"/>
-          <w:sz w:val="22"/>
-          <w:szCs w:val="22"/>
-          <w:u w:val="none"/>
-          <w:shd w:fill="auto" w:val="clear"/>
-          <w:vertAlign w:val="baseline"/>
-        </w:rPr>
-      </w:pPr>
-      <w:r>
-        <w:rPr>
-          <w:rtl w:val="0"/>
-        </w:rPr>
-      </w:r>
-    </w:p>
-    <w:p>
-      <w:pPr>
-        <w:keepNext w:val="0"/>
-        <w:keepLines w:val="0"/>
-        <w:pageBreakBefore w:val="0"/>
-        <w:widowControl w:val="0"/>
-        <w:pBdr>
-          <w:top w:space="0" w:sz="0" w:val="nil"/>
-          <w:left w:space="0" w:sz="0" w:val="nil"/>
-          <w:bottom w:space="0" w:sz="0" w:val="nil"/>
-          <w:right w:space="0" w:sz="0" w:val="nil"/>
-          <w:between w:space="0" w:sz="0" w:val="nil"/>
-        </w:pBdr>
-        <w:shd w:fill="auto" w:val="clear"/>
-        <w:spacing w:after="0" w:before="0" w:line="276" w:lineRule="auto"/>
-        <w:ind w:left="0" w:right="0" w:firstLine="0"/>
-        <w:jc w:val="left"/>
-        <w:rPr>
-          <w:rFonts w:ascii="Arial" w:cs="Arial" w:eastAsia="Arial" w:hAnsi="Arial"/>
-          <w:b w:val="0"/>
-          <w:bCs w:val="0"/>
-          <w:i w:val="0"/>
-          <w:iCs w:val="0"/>
-          <w:smallCaps w:val="0"/>
-          <w:strike w:val="0"/>
-          <w:color w:val="000000"/>
-          <w:sz w:val="22"/>
-          <w:szCs w:val="22"/>
-          <w:u w:val="none"/>
-          <w:shd w:fill="auto" w:val="clear"/>
-          <w:vertAlign w:val="baseline"/>
-        </w:rPr>
-      </w:pPr>
-      <w:r>
-        <w:rPr>
-          <w:rFonts w:ascii="Arial" w:cs="Arial" w:eastAsia="Arial" w:hAnsi="Arial"/>
-          <w:b w:val="0"/>
-          <w:bCs w:val="0"/>
-          <w:i w:val="0"/>
-          <w:iCs w:val="0"/>
-          <w:smallCaps w:val="0"/>
-          <w:strike w:val="0"/>
-          <w:color w:val="000000"/>
-          <w:sz w:val="22"/>
-          <w:szCs w:val="22"/>
-          <w:u w:val="none"/>
-          <w:shd w:fill="auto" w:val="clear"/>
-          <w:vertAlign w:val="baseline"/>
-          <w:rtl w:val="0"/>
-        </w:rPr>
-        <w:t xml:space="preserve">━━━━━━━━━━━━━━━━━━━━━━━━━━━━━━━━━━━━━━━━━━━━━━━━━━</w:t>
-      </w:r>
-    </w:p>
-    <w:p>
-      <w:pPr>
-        <w:keepNext w:val="0"/>
-        <w:keepLines w:val="0"/>
-        <w:pageBreakBefore w:val="0"/>
-        <w:widowControl w:val="0"/>
-        <w:pBdr>
-          <w:top w:space="0" w:sz="0" w:val="nil"/>
-          <w:left w:space="0" w:sz="0" w:val="nil"/>
-          <w:bottom w:space="0" w:sz="0" w:val="nil"/>
-          <w:right w:space="0" w:sz="0" w:val="nil"/>
-          <w:between w:space="0" w:sz="0" w:val="nil"/>
-        </w:pBdr>
-        <w:shd w:fill="auto" w:val="clear"/>
-        <w:spacing w:after="0" w:before="0" w:line="276" w:lineRule="auto"/>
-        <w:ind w:left="0" w:right="0" w:firstLine="0"/>
-        <w:jc w:val="left"/>
-        <w:rPr>
-          <w:rFonts w:ascii="Arial" w:cs="Arial" w:eastAsia="Arial" w:hAnsi="Arial"/>
-          <w:b w:val="0"/>
-          <w:bCs w:val="0"/>
-          <w:i w:val="0"/>
-          <w:iCs w:val="0"/>
-          <w:smallCaps w:val="0"/>
-          <w:strike w:val="0"/>
-          <w:color w:val="000000"/>
-          <w:sz w:val="22"/>
-          <w:szCs w:val="22"/>
-          <w:u w:val="none"/>
-          <w:shd w:fill="auto" w:val="clear"/>
-          <w:vertAlign w:val="baseline"/>
-        </w:rPr>
-      </w:pPr>
-      <w:r>
-        <w:rPr>
-          <w:rFonts w:ascii="Arial" w:cs="Arial" w:eastAsia="Arial" w:hAnsi="Arial"/>
-          <w:b w:val="0"/>
-          <w:bCs w:val="0"/>
-          <w:i w:val="0"/>
-          <w:iCs w:val="0"/>
-          <w:smallCaps w:val="0"/>
-          <w:strike w:val="0"/>
-          <w:color w:val="000000"/>
-          <w:sz w:val="22"/>
-          <w:szCs w:val="22"/>
-          <w:u w:val="none"/>
-          <w:shd w:fill="auto" w:val="clear"/>
-          <w:vertAlign w:val="baseline"/>
-          <w:rtl w:val="0"/>
-        </w:rPr>
-        <w:t xml:space="preserve">OUTCOME TRACKING</w:t>
-      </w:r>
-    </w:p>
-    <w:p>
-      <w:pPr>
-        <w:keepNext w:val="0"/>
-        <w:keepLines w:val="0"/>
-        <w:pageBreakBefore w:val="0"/>
-        <w:widowControl w:val="0"/>
-        <w:pBdr>
-          <w:top w:space="0" w:sz="0" w:val="nil"/>
-          <w:left w:space="0" w:sz="0" w:val="nil"/>
-          <w:bottom w:space="0" w:sz="0" w:val="nil"/>
-          <w:right w:space="0" w:sz="0" w:val="nil"/>
-          <w:between w:space="0" w:sz="0" w:val="nil"/>
-        </w:pBdr>
-        <w:shd w:fill="auto" w:val="clear"/>
-        <w:spacing w:after="0" w:before="0" w:line="276" w:lineRule="auto"/>
-        <w:ind w:left="0" w:right="0" w:firstLine="0"/>
-        <w:jc w:val="left"/>
-        <w:rPr>
-          <w:rFonts w:ascii="Arial" w:cs="Arial" w:eastAsia="Arial" w:hAnsi="Arial"/>
-          <w:b w:val="0"/>
-          <w:bCs w:val="0"/>
-          <w:i w:val="0"/>
-          <w:iCs w:val="0"/>
-          <w:smallCaps w:val="0"/>
-          <w:strike w:val="0"/>
-          <w:color w:val="000000"/>
-          <w:sz w:val="22"/>
-          <w:szCs w:val="22"/>
-          <w:u w:val="none"/>
-          <w:shd w:fill="auto" w:val="clear"/>
-          <w:vertAlign w:val="baseline"/>
-        </w:rPr>
-      </w:pPr>
-      <w:r>
-        <w:rPr>
-          <w:rFonts w:ascii="Arial" w:cs="Arial" w:eastAsia="Arial" w:hAnsi="Arial"/>
-          <w:b w:val="0"/>
-          <w:bCs w:val="0"/>
-          <w:i w:val="0"/>
-          <w:iCs w:val="0"/>
-          <w:smallCaps w:val="0"/>
-          <w:strike w:val="0"/>
-          <w:color w:val="000000"/>
-          <w:sz w:val="22"/>
-          <w:szCs w:val="22"/>
-          <w:u w:val="none"/>
-          <w:shd w:fill="auto" w:val="clear"/>
-          <w:vertAlign w:val="baseline"/>
-          <w:rtl w:val="0"/>
-        </w:rPr>
-        <w:t xml:space="preserve">━━━━━━━━━━━━━━━━━━━━━━━━━━━━━━━━━━━━━━━━━━━━━━━━━━</w:t>
-      </w:r>
-    </w:p>
-    <w:p>
-      <w:pPr>
-        <w:keepNext w:val="0"/>
-        <w:keepLines w:val="0"/>
-        <w:pageBreakBefore w:val="0"/>
-        <w:widowControl w:val="0"/>
-        <w:pBdr>
-          <w:top w:space="0" w:sz="0" w:val="nil"/>
-          <w:left w:space="0" w:sz="0" w:val="nil"/>
-          <w:bottom w:space="0" w:sz="0" w:val="nil"/>
-          <w:right w:space="0" w:sz="0" w:val="nil"/>
-          <w:between w:space="0" w:sz="0" w:val="nil"/>
-        </w:pBdr>
-        <w:shd w:fill="auto" w:val="clear"/>
-        <w:spacing w:after="0" w:before="0" w:line="276" w:lineRule="auto"/>
-        <w:ind w:left="0" w:right="0" w:firstLine="0"/>
-        <w:jc w:val="left"/>
-        <w:rPr>
-          <w:rFonts w:ascii="Arial" w:cs="Arial" w:eastAsia="Arial" w:hAnsi="Arial"/>
-          <w:b w:val="0"/>
-          <w:bCs w:val="0"/>
-          <w:i w:val="0"/>
-          <w:iCs w:val="0"/>
-          <w:smallCaps w:val="0"/>
-          <w:strike w:val="0"/>
-          <w:color w:val="000000"/>
-          <w:sz w:val="22"/>
-          <w:szCs w:val="22"/>
-          <w:u w:val="none"/>
-          <w:shd w:fill="auto" w:val="clear"/>
-          <w:vertAlign w:val="baseline"/>
-        </w:rPr>
-      </w:pPr>
-      <w:r>
-        <w:rPr>
-          <w:rFonts w:ascii="Arial" w:cs="Arial" w:eastAsia="Arial" w:hAnsi="Arial"/>
-          <w:b w:val="0"/>
-          <w:bCs w:val="0"/>
-          <w:i w:val="0"/>
-          <w:iCs w:val="0"/>
-          <w:smallCaps w:val="0"/>
-          <w:strike w:val="0"/>
-          <w:color w:val="000000"/>
-          <w:sz w:val="22"/>
-          <w:szCs w:val="22"/>
-          <w:u w:val="none"/>
-          <w:shd w:fill="auto" w:val="clear"/>
-          <w:vertAlign w:val="baseline"/>
-          <w:rtl w:val="0"/>
-        </w:rPr>
-        <w:t xml:space="preserve">Current outcome  : PENDING</w:t>
-      </w:r>
-    </w:p>
-    <w:p>
-      <w:pPr>
-        <w:keepNext w:val="0"/>
-        <w:keepLines w:val="0"/>
-        <w:pageBreakBefore w:val="0"/>
-        <w:widowControl w:val="0"/>
-        <w:pBdr>
-          <w:top w:space="0" w:sz="0" w:val="nil"/>
-          <w:left w:space="0" w:sz="0" w:val="nil"/>
-          <w:bottom w:space="0" w:sz="0" w:val="nil"/>
-          <w:right w:space="0" w:sz="0" w:val="nil"/>
-          <w:between w:space="0" w:sz="0" w:val="nil"/>
-        </w:pBdr>
-        <w:shd w:fill="auto" w:val="clear"/>
-        <w:spacing w:after="0" w:before="0" w:line="276" w:lineRule="auto"/>
-        <w:ind w:left="0" w:right="0" w:firstLine="0"/>
-        <w:jc w:val="left"/>
-        <w:rPr>
-          <w:rFonts w:ascii="Arial" w:cs="Arial" w:eastAsia="Arial" w:hAnsi="Arial"/>
-          <w:b w:val="0"/>
-          <w:bCs w:val="0"/>
-          <w:i w:val="0"/>
-          <w:iCs w:val="0"/>
-          <w:smallCaps w:val="0"/>
-          <w:strike w:val="0"/>
-          <w:color w:val="000000"/>
-          <w:sz w:val="22"/>
-          <w:szCs w:val="22"/>
-          <w:u w:val="none"/>
-          <w:shd w:fill="auto" w:val="clear"/>
-          <w:vertAlign w:val="baseline"/>
-        </w:rPr>
-      </w:pPr>
-      <w:r>
-        <w:rPr>
-          <w:rFonts w:ascii="Arial" w:cs="Arial" w:eastAsia="Arial" w:hAnsi="Arial"/>
-          <w:b w:val="0"/>
-          <w:bCs w:val="0"/>
-          <w:i w:val="0"/>
-          <w:iCs w:val="0"/>
-          <w:smallCaps w:val="0"/>
-          <w:strike w:val="0"/>
-          <w:color w:val="000000"/>
-          <w:sz w:val="22"/>
-          <w:szCs w:val="22"/>
-          <w:u w:val="none"/>
-          <w:shd w:fill="auto" w:val="clear"/>
-          <w:vertAlign w:val="baseline"/>
-          <w:rtl w:val="0"/>
-        </w:rPr>
-        <w:t xml:space="preserve">Follow-up        : Any Wednesday after 2 PM, July 2026 (TBC)</w:t>
-      </w:r>
-    </w:p>
-    <w:p>
-      <w:pPr>
-        <w:keepNext w:val="0"/>
-        <w:keepLines w:val="0"/>
-        <w:pageBreakBefore w:val="0"/>
-        <w:widowControl w:val="0"/>
-        <w:pBdr>
-          <w:top w:space="0" w:sz="0" w:val="nil"/>
-          <w:left w:space="0" w:sz="0" w:val="nil"/>
-          <w:bottom w:space="0" w:sz="0" w:val="nil"/>
-          <w:right w:space="0" w:sz="0" w:val="nil"/>
-          <w:between w:space="0" w:sz="0" w:val="nil"/>
-        </w:pBdr>
-        <w:shd w:fill="auto" w:val="clear"/>
-        <w:spacing w:after="0" w:before="0" w:line="276" w:lineRule="auto"/>
-        <w:ind w:left="0" w:right="0" w:firstLine="0"/>
-        <w:jc w:val="left"/>
-        <w:rPr>
-          <w:rFonts w:ascii="Arial" w:cs="Arial" w:eastAsia="Arial" w:hAnsi="Arial"/>
-          <w:b w:val="0"/>
-          <w:bCs w:val="0"/>
-          <w:i w:val="0"/>
-          <w:iCs w:val="0"/>
-          <w:smallCaps w:val="0"/>
-          <w:strike w:val="0"/>
-          <w:color w:val="000000"/>
-          <w:sz w:val="22"/>
-          <w:szCs w:val="22"/>
-          <w:u w:val="none"/>
-          <w:shd w:fill="auto" w:val="clear"/>
-          <w:vertAlign w:val="baseline"/>
-        </w:rPr>
-      </w:pPr>
-      <w:r>
-        <w:rPr>
-          <w:rFonts w:ascii="Arial" w:cs="Arial" w:eastAsia="Arial" w:hAnsi="Arial"/>
-          <w:b w:val="0"/>
-          <w:bCs w:val="0"/>
-          <w:i w:val="0"/>
-          <w:iCs w:val="0"/>
-          <w:smallCaps w:val="0"/>
-          <w:strike w:val="0"/>
-          <w:color w:val="000000"/>
-          <w:sz w:val="22"/>
-          <w:szCs w:val="22"/>
-          <w:u w:val="none"/>
-          <w:shd w:fill="auto" w:val="clear"/>
-          <w:vertAlign w:val="baseline"/>
-          <w:rtl w:val="0"/>
-        </w:rPr>
-        <w:t xml:space="preserve">Update after call: [ ] Converted  [ ] Warm  [ ] Lost — reason:___</w:t>
-      </w:r>
-    </w:p>
-    <w:p>
-      <w:pPr>
-        <w:keepNext w:val="0"/>
-        <w:keepLines w:val="0"/>
-        <w:pageBreakBefore w:val="0"/>
-        <w:widowControl w:val="0"/>
-        <w:pBdr>
-          <w:top w:space="0" w:sz="0" w:val="nil"/>
-          <w:left w:space="0" w:sz="0" w:val="nil"/>
-          <w:bottom w:space="0" w:sz="0" w:val="nil"/>
-          <w:right w:space="0" w:sz="0" w:val="nil"/>
-          <w:between w:space="0" w:sz="0" w:val="nil"/>
-        </w:pBdr>
-        <w:shd w:fill="auto" w:val="clear"/>
-        <w:spacing w:after="0" w:before="0" w:line="276" w:lineRule="auto"/>
-        <w:ind w:left="0" w:right="0" w:firstLine="0"/>
-        <w:jc w:val="left"/>
-        <w:rPr>
-          <w:rFonts w:ascii="Arial" w:cs="Arial" w:eastAsia="Arial" w:hAnsi="Arial"/>
-          <w:b w:val="0"/>
-          <w:bCs w:val="0"/>
-          <w:i w:val="0"/>
-          <w:iCs w:val="0"/>
-          <w:smallCaps w:val="0"/>
-          <w:strike w:val="0"/>
-          <w:color w:val="000000"/>
-          <w:sz w:val="22"/>
-          <w:szCs w:val="22"/>
-          <w:u w:val="none"/>
-          <w:shd w:fill="auto" w:val="clear"/>
-          <w:vertAlign w:val="baseline"/>
-        </w:rPr>
-      </w:pPr>
-      <w:r>
-        <w:rPr>
-          <w:rtl w:val="0"/>
-        </w:rPr>
-      </w:r>
-    </w:p>
-    <w:p>
-      <w:pPr>
-        <w:keepNext w:val="0"/>
-        <w:keepLines w:val="0"/>
-        <w:pageBreakBefore w:val="0"/>
-        <w:widowControl w:val="0"/>
-        <w:pBdr>
-          <w:top w:space="0" w:sz="0" w:val="nil"/>
-          <w:left w:space="0" w:sz="0" w:val="nil"/>
-          <w:bottom w:space="0" w:sz="0" w:val="nil"/>
-          <w:right w:space="0" w:sz="0" w:val="nil"/>
-          <w:between w:space="0" w:sz="0" w:val="nil"/>
-        </w:pBdr>
-        <w:shd w:fill="auto" w:val="clear"/>
-        <w:spacing w:after="0" w:before="0" w:line="276" w:lineRule="auto"/>
-        <w:ind w:left="0" w:right="0" w:firstLine="0"/>
-        <w:jc w:val="left"/>
-        <w:rPr>
-          <w:rFonts w:ascii="Arial" w:cs="Arial" w:eastAsia="Arial" w:hAnsi="Arial"/>
-          <w:b w:val="0"/>
-          <w:bCs w:val="0"/>
-          <w:i w:val="0"/>
-          <w:iCs w:val="0"/>
-          <w:smallCaps w:val="0"/>
-          <w:strike w:val="0"/>
-          <w:color w:val="000000"/>
-          <w:sz w:val="22"/>
-          <w:szCs w:val="22"/>
-          <w:u w:val="none"/>
-          <w:shd w:fill="auto" w:val="clear"/>
-          <w:vertAlign w:val="baseline"/>
-        </w:rPr>
-      </w:pPr>
-      <w:r>
-        <w:rPr>
-          <w:rFonts w:ascii="Arial" w:cs="Arial" w:eastAsia="Arial" w:hAnsi="Arial"/>
-          <w:b w:val="0"/>
-          <w:bCs w:val="0"/>
-          <w:i w:val="0"/>
-          <w:iCs w:val="0"/>
-          <w:smallCaps w:val="0"/>
-          <w:strike w:val="0"/>
-          <w:color w:val="000000"/>
-          <w:sz w:val="22"/>
-          <w:szCs w:val="22"/>
-          <w:u w:val="none"/>
-          <w:shd w:fill="auto" w:val="clear"/>
-          <w:vertAlign w:val="baseline"/>
-          <w:rtl w:val="0"/>
-        </w:rPr>
-        <w:t xml:space="preserve">━━━━━━━━━━━━━━━━━━━━━━━━━━━━━━━━━━━━━━━━━━━━━━━━━━</w:t>
-      </w:r>
-    </w:p>
-    <w:p>
-      <w:pPr>
-        <w:keepNext w:val="0"/>
-        <w:keepLines w:val="0"/>
-        <w:pageBreakBefore w:val="0"/>
-        <w:widowControl w:val="0"/>
-        <w:pBdr>
-          <w:top w:space="0" w:sz="0" w:val="nil"/>
-          <w:left w:space="0" w:sz="0" w:val="nil"/>
-          <w:bottom w:space="0" w:sz="0" w:val="nil"/>
-          <w:right w:space="0" w:sz="0" w:val="nil"/>
-          <w:between w:space="0" w:sz="0" w:val="nil"/>
-        </w:pBdr>
-        <w:shd w:fill="auto" w:val="clear"/>
-        <w:spacing w:after="0" w:before="0" w:line="276" w:lineRule="auto"/>
-        <w:ind w:left="0" w:right="0" w:firstLine="0"/>
-        <w:jc w:val="left"/>
-        <w:rPr>
-          <w:rFonts w:ascii="Arial" w:cs="Arial" w:eastAsia="Arial" w:hAnsi="Arial"/>
-          <w:b w:val="0"/>
-          <w:bCs w:val="0"/>
-          <w:i w:val="0"/>
-          <w:iCs w:val="0"/>
-          <w:smallCaps w:val="0"/>
-          <w:strike w:val="0"/>
-          <w:color w:val="000000"/>
-          <w:sz w:val="22"/>
-          <w:szCs w:val="22"/>
-          <w:u w:val="none"/>
-          <w:shd w:fill="auto" w:val="clear"/>
-          <w:vertAlign w:val="baseline"/>
-        </w:rPr>
-      </w:pPr>
-      <w:r>
-        <w:rPr>
-          <w:rFonts w:ascii="Arial" w:cs="Arial" w:eastAsia="Arial" w:hAnsi="Arial"/>
-          <w:b w:val="0"/>
-          <w:bCs w:val="0"/>
-          <w:i w:val="0"/>
-          <w:iCs w:val="0"/>
-          <w:smallCaps w:val="0"/>
-          <w:strike w:val="0"/>
-          <w:color w:val="000000"/>
-          <w:sz w:val="22"/>
-          <w:szCs w:val="22"/>
-          <w:u w:val="none"/>
-          <w:shd w:fill="auto" w:val="clear"/>
-          <w:vertAlign w:val="baseline"/>
-          <w:rtl w:val="0"/>
-        </w:rPr>
-        <w:t xml:space="preserve">STRUCTURED JSON RECORD</w:t>
-      </w:r>
-    </w:p>
-    <w:p>
-      <w:pPr>
-        <w:keepNext w:val="0"/>
-        <w:keepLines w:val="0"/>
-        <w:pageBreakBefore w:val="0"/>
-        <w:widowControl w:val="0"/>
-        <w:pBdr>
-          <w:top w:space="0" w:sz="0" w:val="nil"/>
-          <w:left w:space="0" w:sz="0" w:val="nil"/>
-          <w:bottom w:space="0" w:sz="0" w:val="nil"/>
-          <w:right w:space="0" w:sz="0" w:val="nil"/>
-          <w:between w:space="0" w:sz="0" w:val="nil"/>
-        </w:pBdr>
-        <w:shd w:fill="auto" w:val="clear"/>
-        <w:spacing w:after="0" w:before="0" w:line="276" w:lineRule="auto"/>
-        <w:ind w:left="0" w:right="0" w:firstLine="0"/>
-        <w:jc w:val="left"/>
-        <w:rPr>
-          <w:rFonts w:ascii="Arial" w:cs="Arial" w:eastAsia="Arial" w:hAnsi="Arial"/>
-          <w:b w:val="0"/>
-          <w:bCs w:val="0"/>
-          <w:i w:val="0"/>
-          <w:iCs w:val="0"/>
-          <w:smallCaps w:val="0"/>
-          <w:strike w:val="0"/>
-          <w:color w:val="000000"/>
-          <w:sz w:val="22"/>
-          <w:szCs w:val="22"/>
-          <w:u w:val="none"/>
-          <w:shd w:fill="auto" w:val="clear"/>
-          <w:vertAlign w:val="baseline"/>
-        </w:rPr>
-      </w:pPr>
-      <w:r>
-        <w:rPr>
-          <w:rFonts w:ascii="Arial" w:cs="Arial" w:eastAsia="Arial" w:hAnsi="Arial"/>
-          <w:b w:val="0"/>
-          <w:bCs w:val="0"/>
-          <w:i w:val="0"/>
-          <w:iCs w:val="0"/>
-          <w:smallCaps w:val="0"/>
-          <w:strike w:val="0"/>
-          <w:color w:val="000000"/>
-          <w:sz w:val="22"/>
-          <w:szCs w:val="22"/>
-          <w:u w:val="none"/>
-          <w:shd w:fill="auto" w:val="clear"/>
-          <w:vertAlign w:val="baseline"/>
-          <w:rtl w:val="0"/>
-        </w:rPr>
-        <w:t xml:space="preserve">━━━━━━━━━━━━━━━━━━━━━━━━━━━━━━━━━━━━━━━━━━━━━━━━━━</w:t>
-      </w:r>
-    </w:p>
-    <w:p>
-      <w:pPr>
-        <w:keepNext w:val="0"/>
-        <w:keepLines w:val="0"/>
-        <w:pageBreakBefore w:val="0"/>
-        <w:widowControl w:val="0"/>
-        <w:pBdr>
-          <w:top w:space="0" w:sz="0" w:val="nil"/>
-          <w:left w:space="0" w:sz="0" w:val="nil"/>
-          <w:bottom w:space="0" w:sz="0" w:val="nil"/>
-          <w:right w:space="0" w:sz="0" w:val="nil"/>
-          <w:between w:space="0" w:sz="0" w:val="nil"/>
-        </w:pBdr>
-        <w:shd w:fill="auto" w:val="clear"/>
-        <w:spacing w:after="0" w:before="0" w:line="276" w:lineRule="auto"/>
-        <w:ind w:left="0" w:right="0" w:firstLine="0"/>
-        <w:jc w:val="left"/>
-        <w:rPr>
-          <w:rFonts w:ascii="Arial" w:cs="Arial" w:eastAsia="Arial" w:hAnsi="Arial"/>
-          <w:b w:val="0"/>
-          <w:bCs w:val="0"/>
-          <w:i w:val="0"/>
-          <w:iCs w:val="0"/>
-          <w:smallCaps w:val="0"/>
-          <w:strike w:val="0"/>
-          <w:color w:val="000000"/>
-          <w:sz w:val="22"/>
-          <w:szCs w:val="22"/>
-          <w:u w:val="none"/>
-          <w:shd w:fill="auto" w:val="clear"/>
-          <w:vertAlign w:val="baseline"/>
-        </w:rPr>
-      </w:pPr>
-      <w:r>
-        <w:rPr>
-          <w:rFonts w:ascii="Arial" w:cs="Arial" w:eastAsia="Arial" w:hAnsi="Arial"/>
-          <w:b w:val="0"/>
-          <w:bCs w:val="0"/>
-          <w:i w:val="0"/>
-          <w:iCs w:val="0"/>
-          <w:smallCaps w:val="0"/>
-          <w:strike w:val="0"/>
-          <w:color w:val="000000"/>
-          <w:sz w:val="22"/>
-          <w:szCs w:val="22"/>
-          <w:u w:val="none"/>
-          <w:shd w:fill="auto" w:val="clear"/>
-          <w:vertAlign w:val="baseline"/>
-          <w:rtl w:val="0"/>
-        </w:rPr>
         <w:t xml:space="preserve">{</w:t>
       </w:r>
     </w:p>
@@ -8743,7 +8241,7 @@
           <w:vertAlign w:val="baseline"/>
           <w:rtl w:val="0"/>
         </w:rPr>
-        <w:t xml:space="preserve">    "setup_cost_estimate": 5930,</w:t>
+        <w:t xml:space="preserve">    "setup_cost_estimate": 16440,</w:t>
       </w:r>
     </w:p>
     <w:p>
@@ -9061,60 +8559,7 @@
           <w:vertAlign w:val="baseline"/>
           <w:rtl w:val="0"/>
         </w:rPr>
-        <w:t xml:space="preserve">    "year3_additional_monthly": 181,</w:t>
-      </w:r>
-    </w:p>
-    <w:p>
-      <w:pPr>
-        <w:keepNext w:val="0"/>
-        <w:keepLines w:val="0"/>
-        <w:pageBreakBefore w:val="0"/>
-        <w:widowControl w:val="0"/>
-        <w:pBdr>
-          <w:top w:space="0" w:sz="0" w:val="nil"/>
-          <w:left w:space="0" w:sz="0" w:val="nil"/>
-          <w:bottom w:space="0" w:sz="0" w:val="nil"/>
-          <w:right w:space="0" w:sz="0" w:val="nil"/>
-          <w:between w:space="0" w:sz="0" w:val="nil"/>
-        </w:pBdr>
-        <w:shd w:fill="auto" w:val="clear"/>
-        <w:spacing w:after="0" w:before="0" w:line="276" w:lineRule="auto"/>
-        <w:ind w:left="0" w:right="0" w:firstLine="0"/>
-        <w:jc w:val="left"/>
-        <w:rPr>
-          <w:rFonts w:ascii="Arial" w:cs="Arial" w:eastAsia="Arial" w:hAnsi="Arial"/>
-          <w:b w:val="0"/>
-          <w:bCs w:val="0"/>
-          <w:i w:val="0"/>
-          <w:iCs w:val="0"/>
-          <w:smallCaps w:val="0"/>
-          <w:strike w:val="0"/>
-          <w:color w:val="000000"/>
-          <w:sz w:val="22"/>
-          <w:szCs w:val="22"/>
-          <w:u w:val="none"/>
-          <w:shd w:fill="auto" w:val="clear"/>
-          <w:vertAlign w:val="baseline"/>
-        </w:rPr>
-      </w:pPr>
-      <w:r>
-        <w:rPr>
-          <w:rFonts w:ascii="Arial" w:cs="Arial" w:eastAsia="Arial" w:hAnsi="Arial"/>
-          <w:b w:val="0"/>
-          <w:bCs w:val="0"/>
-          <w:i w:val="0"/>
-          <w:iCs w:val="0"/>
-          <w:smallCaps w:val="0"/>
-          <w:strike w:val="0"/>
-          <w:color w:val="000000"/>
-          <w:sz w:val="22"/>
-          <w:szCs w:val="22"/>
-          <w:u w:val="none"/>
-          <w:shd w:fill="auto" w:val="clear"/>
-          <w:vertAlign w:val="baseline"/>
-          <w:rtl w:val="0"/>
-        </w:rPr>
-        <w:t xml:space="preserve">    "data_correction": "setup_cost corrected from 16440 (Monday data error) to 5930 (calculated from semi-furnished 3-bed methodology)"</w:t>
+        <w:t xml:space="preserve">    "year3_additional_monthly": 181</w:t>
       </w:r>
     </w:p>
     <w:p>
@@ -9856,113 +9301,113 @@
           <w:vertAlign w:val="baseline"/>
           <w:rtl w:val="0"/>
         </w:rPr>
-        <w:t xml:space="preserve">      "mortgage type — residential mortgage needs lender consent",</w:t>
-      </w:r>
-    </w:p>
-    <w:p>
-      <w:pPr>
-        <w:keepNext w:val="0"/>
-        <w:keepLines w:val="0"/>
-        <w:pageBreakBefore w:val="0"/>
-        <w:widowControl w:val="0"/>
-        <w:pBdr>
-          <w:top w:space="0" w:sz="0" w:val="nil"/>
-          <w:left w:space="0" w:sz="0" w:val="nil"/>
-          <w:bottom w:space="0" w:sz="0" w:val="nil"/>
-          <w:right w:space="0" w:sz="0" w:val="nil"/>
-          <w:between w:space="0" w:sz="0" w:val="nil"/>
-        </w:pBdr>
-        <w:shd w:fill="auto" w:val="clear"/>
-        <w:spacing w:after="0" w:before="0" w:line="276" w:lineRule="auto"/>
-        <w:ind w:left="0" w:right="0" w:firstLine="0"/>
-        <w:jc w:val="left"/>
-        <w:rPr>
-          <w:rFonts w:ascii="Arial" w:cs="Arial" w:eastAsia="Arial" w:hAnsi="Arial"/>
-          <w:b w:val="0"/>
-          <w:bCs w:val="0"/>
-          <w:i w:val="0"/>
-          <w:iCs w:val="0"/>
-          <w:smallCaps w:val="0"/>
-          <w:strike w:val="0"/>
-          <w:color w:val="000000"/>
-          <w:sz w:val="22"/>
-          <w:szCs w:val="22"/>
-          <w:u w:val="none"/>
-          <w:shd w:fill="auto" w:val="clear"/>
-          <w:vertAlign w:val="baseline"/>
-        </w:rPr>
-      </w:pPr>
-      <w:r>
-        <w:rPr>
-          <w:rFonts w:ascii="Arial" w:cs="Arial" w:eastAsia="Arial" w:hAnsi="Arial"/>
-          <w:b w:val="0"/>
-          <w:bCs w:val="0"/>
-          <w:i w:val="0"/>
-          <w:iCs w:val="0"/>
-          <w:smallCaps w:val="0"/>
-          <w:strike w:val="0"/>
-          <w:color w:val="000000"/>
-          <w:sz w:val="22"/>
-          <w:szCs w:val="22"/>
-          <w:u w:val="none"/>
-          <w:shd w:fill="auto" w:val="clear"/>
-          <w:vertAlign w:val="baseline"/>
-          <w:rtl w:val="0"/>
-        </w:rPr>
-        <w:t xml:space="preserve">      "winter cash flow — seasonal nature needs acceptance",</w:t>
-      </w:r>
-    </w:p>
-    <w:p>
-      <w:pPr>
-        <w:keepNext w:val="0"/>
-        <w:keepLines w:val="0"/>
-        <w:pageBreakBefore w:val="0"/>
-        <w:widowControl w:val="0"/>
-        <w:pBdr>
-          <w:top w:space="0" w:sz="0" w:val="nil"/>
-          <w:left w:space="0" w:sz="0" w:val="nil"/>
-          <w:bottom w:space="0" w:sz="0" w:val="nil"/>
-          <w:right w:space="0" w:sz="0" w:val="nil"/>
-          <w:between w:space="0" w:sz="0" w:val="nil"/>
-        </w:pBdr>
-        <w:shd w:fill="auto" w:val="clear"/>
-        <w:spacing w:after="0" w:before="0" w:line="276" w:lineRule="auto"/>
-        <w:ind w:left="0" w:right="0" w:firstLine="0"/>
-        <w:jc w:val="left"/>
-        <w:rPr>
-          <w:rFonts w:ascii="Arial" w:cs="Arial" w:eastAsia="Arial" w:hAnsi="Arial"/>
-          <w:b w:val="0"/>
-          <w:bCs w:val="0"/>
-          <w:i w:val="0"/>
-          <w:iCs w:val="0"/>
-          <w:smallCaps w:val="0"/>
-          <w:strike w:val="0"/>
-          <w:color w:val="000000"/>
-          <w:sz w:val="22"/>
-          <w:szCs w:val="22"/>
-          <w:u w:val="none"/>
-          <w:shd w:fill="auto" w:val="clear"/>
-          <w:vertAlign w:val="baseline"/>
-        </w:rPr>
-      </w:pPr>
-      <w:r>
-        <w:rPr>
-          <w:rFonts w:ascii="Arial" w:cs="Arial" w:eastAsia="Arial" w:hAnsi="Arial"/>
-          <w:b w:val="0"/>
-          <w:bCs w:val="0"/>
-          <w:i w:val="0"/>
-          <w:iCs w:val="0"/>
-          <w:smallCaps w:val="0"/>
-          <w:strike w:val="0"/>
-          <w:color w:val="000000"/>
-          <w:sz w:val="22"/>
-          <w:szCs w:val="22"/>
-          <w:u w:val="none"/>
-          <w:shd w:fill="auto" w:val="clear"/>
-          <w:vertAlign w:val="baseline"/>
-          <w:rtl w:val="0"/>
-        </w:rPr>
-        <w:t xml:space="preserve">      "setup cost — needs confirmation from walkthrough photos"</w:t>
+        <w:t xml:space="preserve">      "mortgage type — residential mortgage needs lender consent for STL",</w:t>
+      </w:r>
+    </w:p>
+    <w:p>
+      <w:pPr>
+        <w:keepNext w:val="0"/>
+        <w:keepLines w:val="0"/>
+        <w:pageBreakBefore w:val="0"/>
+        <w:widowControl w:val="0"/>
+        <w:pBdr>
+          <w:top w:space="0" w:sz="0" w:val="nil"/>
+          <w:left w:space="0" w:sz="0" w:val="nil"/>
+          <w:bottom w:space="0" w:sz="0" w:val="nil"/>
+          <w:right w:space="0" w:sz="0" w:val="nil"/>
+          <w:between w:space="0" w:sz="0" w:val="nil"/>
+        </w:pBdr>
+        <w:shd w:fill="auto" w:val="clear"/>
+        <w:spacing w:after="0" w:before="0" w:line="276" w:lineRule="auto"/>
+        <w:ind w:left="0" w:right="0" w:firstLine="0"/>
+        <w:jc w:val="left"/>
+        <w:rPr>
+          <w:rFonts w:ascii="Arial" w:cs="Arial" w:eastAsia="Arial" w:hAnsi="Arial"/>
+          <w:b w:val="0"/>
+          <w:bCs w:val="0"/>
+          <w:i w:val="0"/>
+          <w:iCs w:val="0"/>
+          <w:smallCaps w:val="0"/>
+          <w:strike w:val="0"/>
+          <w:color w:val="000000"/>
+          <w:sz w:val="22"/>
+          <w:szCs w:val="22"/>
+          <w:u w:val="none"/>
+          <w:shd w:fill="auto" w:val="clear"/>
+          <w:vertAlign w:val="baseline"/>
+        </w:rPr>
+      </w:pPr>
+      <w:r>
+        <w:rPr>
+          <w:rFonts w:ascii="Arial" w:cs="Arial" w:eastAsia="Arial" w:hAnsi="Arial"/>
+          <w:b w:val="0"/>
+          <w:bCs w:val="0"/>
+          <w:i w:val="0"/>
+          <w:iCs w:val="0"/>
+          <w:smallCaps w:val="0"/>
+          <w:strike w:val="0"/>
+          <w:color w:val="000000"/>
+          <w:sz w:val="22"/>
+          <w:szCs w:val="22"/>
+          <w:u w:val="none"/>
+          <w:shd w:fill="auto" w:val="clear"/>
+          <w:vertAlign w:val="baseline"/>
+          <w:rtl w:val="0"/>
+        </w:rPr>
+        <w:t xml:space="preserve">      "winter cash flow — needs acceptance of seasonal nature",</w:t>
+      </w:r>
+    </w:p>
+    <w:p>
+      <w:pPr>
+        <w:keepNext w:val="0"/>
+        <w:keepLines w:val="0"/>
+        <w:pageBreakBefore w:val="0"/>
+        <w:widowControl w:val="0"/>
+        <w:pBdr>
+          <w:top w:space="0" w:sz="0" w:val="nil"/>
+          <w:left w:space="0" w:sz="0" w:val="nil"/>
+          <w:bottom w:space="0" w:sz="0" w:val="nil"/>
+          <w:right w:space="0" w:sz="0" w:val="nil"/>
+          <w:between w:space="0" w:sz="0" w:val="nil"/>
+        </w:pBdr>
+        <w:shd w:fill="auto" w:val="clear"/>
+        <w:spacing w:after="0" w:before="0" w:line="276" w:lineRule="auto"/>
+        <w:ind w:left="0" w:right="0" w:firstLine="0"/>
+        <w:jc w:val="left"/>
+        <w:rPr>
+          <w:rFonts w:ascii="Arial" w:cs="Arial" w:eastAsia="Arial" w:hAnsi="Arial"/>
+          <w:b w:val="0"/>
+          <w:bCs w:val="0"/>
+          <w:i w:val="0"/>
+          <w:iCs w:val="0"/>
+          <w:smallCaps w:val="0"/>
+          <w:strike w:val="0"/>
+          <w:color w:val="000000"/>
+          <w:sz w:val="22"/>
+          <w:szCs w:val="22"/>
+          <w:u w:val="none"/>
+          <w:shd w:fill="auto" w:val="clear"/>
+          <w:vertAlign w:val="baseline"/>
+        </w:rPr>
+      </w:pPr>
+      <w:r>
+        <w:rPr>
+          <w:rFonts w:ascii="Arial" w:cs="Arial" w:eastAsia="Arial" w:hAnsi="Arial"/>
+          <w:b w:val="0"/>
+          <w:bCs w:val="0"/>
+          <w:i w:val="0"/>
+          <w:iCs w:val="0"/>
+          <w:smallCaps w:val="0"/>
+          <w:strike w:val="0"/>
+          <w:color w:val="000000"/>
+          <w:sz w:val="22"/>
+          <w:szCs w:val="22"/>
+          <w:u w:val="none"/>
+          <w:shd w:fill="auto" w:val="clear"/>
+          <w:vertAlign w:val="baseline"/>
+          <w:rtl w:val="0"/>
+        </w:rPr>
+        <w:t xml:space="preserve">      "setup cost — needs accurate quote from photos"</w:t>
       </w:r>
     </w:p>
     <w:p>
@@ -10174,60 +9619,60 @@
           <w:vertAlign w:val="baseline"/>
           <w:rtl w:val="0"/>
         </w:rPr>
-        <w:t xml:space="preserve">    "turning_point": "Full end-to-end overseas management + unlimited calendar blocking",</w:t>
-      </w:r>
-    </w:p>
-    <w:p>
-      <w:pPr>
-        <w:keepNext w:val="0"/>
-        <w:keepLines w:val="0"/>
-        <w:pageBreakBefore w:val="0"/>
-        <w:widowControl w:val="0"/>
-        <w:pBdr>
-          <w:top w:space="0" w:sz="0" w:val="nil"/>
-          <w:left w:space="0" w:sz="0" w:val="nil"/>
-          <w:bottom w:space="0" w:sz="0" w:val="nil"/>
-          <w:right w:space="0" w:sz="0" w:val="nil"/>
-          <w:between w:space="0" w:sz="0" w:val="nil"/>
-        </w:pBdr>
-        <w:shd w:fill="auto" w:val="clear"/>
-        <w:spacing w:after="0" w:before="0" w:line="276" w:lineRule="auto"/>
-        <w:ind w:left="0" w:right="0" w:firstLine="0"/>
-        <w:jc w:val="left"/>
-        <w:rPr>
-          <w:rFonts w:ascii="Arial" w:cs="Arial" w:eastAsia="Arial" w:hAnsi="Arial"/>
-          <w:b w:val="0"/>
-          <w:bCs w:val="0"/>
-          <w:i w:val="0"/>
-          <w:iCs w:val="0"/>
-          <w:smallCaps w:val="0"/>
-          <w:strike w:val="0"/>
-          <w:color w:val="000000"/>
-          <w:sz w:val="22"/>
-          <w:szCs w:val="22"/>
-          <w:u w:val="none"/>
-          <w:shd w:fill="auto" w:val="clear"/>
-          <w:vertAlign w:val="baseline"/>
-        </w:rPr>
-      </w:pPr>
-      <w:r>
-        <w:rPr>
-          <w:rFonts w:ascii="Arial" w:cs="Arial" w:eastAsia="Arial" w:hAnsi="Arial"/>
-          <w:b w:val="0"/>
-          <w:bCs w:val="0"/>
-          <w:i w:val="0"/>
-          <w:iCs w:val="0"/>
-          <w:smallCaps w:val="0"/>
-          <w:strike w:val="0"/>
-          <w:color w:val="000000"/>
-          <w:sz w:val="22"/>
-          <w:szCs w:val="22"/>
-          <w:u w:val="none"/>
-          <w:shd w:fill="auto" w:val="clear"/>
-          <w:vertAlign w:val="baseline"/>
-          <w:rtl w:val="0"/>
-        </w:rPr>
-        <w:t xml:space="preserve">    "conversion_signal": "Operational questions rather than exploratory — asking how, not whether",</w:t>
+        <w:t xml:space="preserve">    "turning_point": "Full end-to-end overseas management model — no owner involvement required. Calendar blocking for personal use with no fees.",</w:t>
+      </w:r>
+    </w:p>
+    <w:p>
+      <w:pPr>
+        <w:keepNext w:val="0"/>
+        <w:keepLines w:val="0"/>
+        <w:pageBreakBefore w:val="0"/>
+        <w:widowControl w:val="0"/>
+        <w:pBdr>
+          <w:top w:space="0" w:sz="0" w:val="nil"/>
+          <w:left w:space="0" w:sz="0" w:val="nil"/>
+          <w:bottom w:space="0" w:sz="0" w:val="nil"/>
+          <w:right w:space="0" w:sz="0" w:val="nil"/>
+          <w:between w:space="0" w:sz="0" w:val="nil"/>
+        </w:pBdr>
+        <w:shd w:fill="auto" w:val="clear"/>
+        <w:spacing w:after="0" w:before="0" w:line="276" w:lineRule="auto"/>
+        <w:ind w:left="0" w:right="0" w:firstLine="0"/>
+        <w:jc w:val="left"/>
+        <w:rPr>
+          <w:rFonts w:ascii="Arial" w:cs="Arial" w:eastAsia="Arial" w:hAnsi="Arial"/>
+          <w:b w:val="0"/>
+          <w:bCs w:val="0"/>
+          <w:i w:val="0"/>
+          <w:iCs w:val="0"/>
+          <w:smallCaps w:val="0"/>
+          <w:strike w:val="0"/>
+          <w:color w:val="000000"/>
+          <w:sz w:val="22"/>
+          <w:szCs w:val="22"/>
+          <w:u w:val="none"/>
+          <w:shd w:fill="auto" w:val="clear"/>
+          <w:vertAlign w:val="baseline"/>
+        </w:rPr>
+      </w:pPr>
+      <w:r>
+        <w:rPr>
+          <w:rFonts w:ascii="Arial" w:cs="Arial" w:eastAsia="Arial" w:hAnsi="Arial"/>
+          <w:b w:val="0"/>
+          <w:bCs w:val="0"/>
+          <w:i w:val="0"/>
+          <w:iCs w:val="0"/>
+          <w:smallCaps w:val="0"/>
+          <w:strike w:val="0"/>
+          <w:color w:val="000000"/>
+          <w:sz w:val="22"/>
+          <w:szCs w:val="22"/>
+          <w:u w:val="none"/>
+          <w:shd w:fill="auto" w:val="clear"/>
+          <w:vertAlign w:val="baseline"/>
+          <w:rtl w:val="0"/>
+        </w:rPr>
+        <w:t xml:space="preserve">    "conversion_signal": "Practical operational questions rather than exploratory — asking how, not whether.",</w:t>
       </w:r>
     </w:p>
     <w:p>
@@ -10545,219 +9990,272 @@
           <w:vertAlign w:val="baseline"/>
           <w:rtl w:val="0"/>
         </w:rPr>
-        <w:t xml:space="preserve">      "full income analysis with honest after-mortgage picture",</w:t>
-      </w:r>
-    </w:p>
-    <w:p>
-      <w:pPr>
-        <w:keepNext w:val="0"/>
-        <w:keepLines w:val="0"/>
-        <w:pageBreakBefore w:val="0"/>
-        <w:widowControl w:val="0"/>
-        <w:pBdr>
-          <w:top w:space="0" w:sz="0" w:val="nil"/>
-          <w:left w:space="0" w:sz="0" w:val="nil"/>
-          <w:bottom w:space="0" w:sz="0" w:val="nil"/>
-          <w:right w:space="0" w:sz="0" w:val="nil"/>
-          <w:between w:space="0" w:sz="0" w:val="nil"/>
-        </w:pBdr>
-        <w:shd w:fill="auto" w:val="clear"/>
-        <w:spacing w:after="0" w:before="0" w:line="276" w:lineRule="auto"/>
-        <w:ind w:left="0" w:right="0" w:firstLine="0"/>
-        <w:jc w:val="left"/>
-        <w:rPr>
-          <w:rFonts w:ascii="Arial" w:cs="Arial" w:eastAsia="Arial" w:hAnsi="Arial"/>
-          <w:b w:val="0"/>
-          <w:bCs w:val="0"/>
-          <w:i w:val="0"/>
-          <w:iCs w:val="0"/>
-          <w:smallCaps w:val="0"/>
-          <w:strike w:val="0"/>
-          <w:color w:val="000000"/>
-          <w:sz w:val="22"/>
-          <w:szCs w:val="22"/>
-          <w:u w:val="none"/>
-          <w:shd w:fill="auto" w:val="clear"/>
-          <w:vertAlign w:val="baseline"/>
-        </w:rPr>
-      </w:pPr>
-      <w:r>
-        <w:rPr>
-          <w:rFonts w:ascii="Arial" w:cs="Arial" w:eastAsia="Arial" w:hAnsi="Arial"/>
-          <w:b w:val="0"/>
-          <w:bCs w:val="0"/>
-          <w:i w:val="0"/>
-          <w:iCs w:val="0"/>
-          <w:smallCaps w:val="0"/>
-          <w:strike w:val="0"/>
-          <w:color w:val="000000"/>
-          <w:sz w:val="22"/>
-          <w:szCs w:val="22"/>
-          <w:u w:val="none"/>
-          <w:shd w:fill="auto" w:val="clear"/>
-          <w:vertAlign w:val="baseline"/>
-          <w:rtl w:val="0"/>
-        </w:rPr>
-        <w:t xml:space="preserve">      "setup plan £5,930 itemised with semi-furnished adjustments",</w:t>
-      </w:r>
-    </w:p>
-    <w:p>
-      <w:pPr>
-        <w:keepNext w:val="0"/>
-        <w:keepLines w:val="0"/>
-        <w:pageBreakBefore w:val="0"/>
-        <w:widowControl w:val="0"/>
-        <w:pBdr>
-          <w:top w:space="0" w:sz="0" w:val="nil"/>
-          <w:left w:space="0" w:sz="0" w:val="nil"/>
-          <w:bottom w:space="0" w:sz="0" w:val="nil"/>
-          <w:right w:space="0" w:sz="0" w:val="nil"/>
-          <w:between w:space="0" w:sz="0" w:val="nil"/>
-        </w:pBdr>
-        <w:shd w:fill="auto" w:val="clear"/>
-        <w:spacing w:after="0" w:before="0" w:line="276" w:lineRule="auto"/>
-        <w:ind w:left="0" w:right="0" w:firstLine="0"/>
-        <w:jc w:val="left"/>
-        <w:rPr>
-          <w:rFonts w:ascii="Arial" w:cs="Arial" w:eastAsia="Arial" w:hAnsi="Arial"/>
-          <w:b w:val="0"/>
-          <w:bCs w:val="0"/>
-          <w:i w:val="0"/>
-          <w:iCs w:val="0"/>
-          <w:smallCaps w:val="0"/>
-          <w:strike w:val="0"/>
-          <w:color w:val="000000"/>
-          <w:sz w:val="22"/>
-          <w:szCs w:val="22"/>
-          <w:u w:val="none"/>
-          <w:shd w:fill="auto" w:val="clear"/>
-          <w:vertAlign w:val="baseline"/>
-        </w:rPr>
-      </w:pPr>
-      <w:r>
-        <w:rPr>
-          <w:rFonts w:ascii="Arial" w:cs="Arial" w:eastAsia="Arial" w:hAnsi="Arial"/>
-          <w:b w:val="0"/>
-          <w:bCs w:val="0"/>
-          <w:i w:val="0"/>
-          <w:iCs w:val="0"/>
-          <w:smallCaps w:val="0"/>
-          <w:strike w:val="0"/>
-          <w:color w:val="000000"/>
-          <w:sz w:val="22"/>
-          <w:szCs w:val="22"/>
-          <w:u w:val="none"/>
-          <w:shd w:fill="auto" w:val="clear"/>
-          <w:vertAlign w:val="baseline"/>
-          <w:rtl w:val="0"/>
-        </w:rPr>
-        <w:t xml:space="preserve">      "overseas management model",</w:t>
-      </w:r>
-    </w:p>
-    <w:p>
-      <w:pPr>
-        <w:keepNext w:val="0"/>
-        <w:keepLines w:val="0"/>
-        <w:pageBreakBefore w:val="0"/>
-        <w:widowControl w:val="0"/>
-        <w:pBdr>
-          <w:top w:space="0" w:sz="0" w:val="nil"/>
-          <w:left w:space="0" w:sz="0" w:val="nil"/>
-          <w:bottom w:space="0" w:sz="0" w:val="nil"/>
-          <w:right w:space="0" w:sz="0" w:val="nil"/>
-          <w:between w:space="0" w:sz="0" w:val="nil"/>
-        </w:pBdr>
-        <w:shd w:fill="auto" w:val="clear"/>
-        <w:spacing w:after="0" w:before="0" w:line="276" w:lineRule="auto"/>
-        <w:ind w:left="0" w:right="0" w:firstLine="0"/>
-        <w:jc w:val="left"/>
-        <w:rPr>
-          <w:rFonts w:ascii="Arial" w:cs="Arial" w:eastAsia="Arial" w:hAnsi="Arial"/>
-          <w:b w:val="0"/>
-          <w:bCs w:val="0"/>
-          <w:i w:val="0"/>
-          <w:iCs w:val="0"/>
-          <w:smallCaps w:val="0"/>
-          <w:strike w:val="0"/>
-          <w:color w:val="000000"/>
-          <w:sz w:val="22"/>
-          <w:szCs w:val="22"/>
-          <w:u w:val="none"/>
-          <w:shd w:fill="auto" w:val="clear"/>
-          <w:vertAlign w:val="baseline"/>
-        </w:rPr>
-      </w:pPr>
-      <w:r>
-        <w:rPr>
-          <w:rFonts w:ascii="Arial" w:cs="Arial" w:eastAsia="Arial" w:hAnsi="Arial"/>
-          <w:b w:val="0"/>
-          <w:bCs w:val="0"/>
-          <w:i w:val="0"/>
-          <w:iCs w:val="0"/>
-          <w:smallCaps w:val="0"/>
-          <w:strike w:val="0"/>
-          <w:color w:val="000000"/>
-          <w:sz w:val="22"/>
-          <w:szCs w:val="22"/>
-          <w:u w:val="none"/>
-          <w:shd w:fill="auto" w:val="clear"/>
-          <w:vertAlign w:val="baseline"/>
-          <w:rtl w:val="0"/>
-        </w:rPr>
-        <w:t xml:space="preserve">      "3-year direct booking trajectory and comparables"</w:t>
-      </w:r>
-    </w:p>
-    <w:p>
-      <w:pPr>
-        <w:keepNext w:val="0"/>
-        <w:keepLines w:val="0"/>
-        <w:pageBreakBefore w:val="0"/>
-        <w:widowControl w:val="0"/>
-        <w:pBdr>
-          <w:top w:space="0" w:sz="0" w:val="nil"/>
-          <w:left w:space="0" w:sz="0" w:val="nil"/>
-          <w:bottom w:space="0" w:sz="0" w:val="nil"/>
-          <w:right w:space="0" w:sz="0" w:val="nil"/>
-          <w:between w:space="0" w:sz="0" w:val="nil"/>
-        </w:pBdr>
-        <w:shd w:fill="auto" w:val="clear"/>
-        <w:spacing w:after="0" w:before="0" w:line="276" w:lineRule="auto"/>
-        <w:ind w:left="0" w:right="0" w:firstLine="0"/>
-        <w:jc w:val="left"/>
-        <w:rPr>
-          <w:rFonts w:ascii="Arial" w:cs="Arial" w:eastAsia="Arial" w:hAnsi="Arial"/>
-          <w:b w:val="0"/>
-          <w:bCs w:val="0"/>
-          <w:i w:val="0"/>
-          <w:iCs w:val="0"/>
-          <w:smallCaps w:val="0"/>
-          <w:strike w:val="0"/>
-          <w:color w:val="000000"/>
-          <w:sz w:val="22"/>
-          <w:szCs w:val="22"/>
-          <w:u w:val="none"/>
-          <w:shd w:fill="auto" w:val="clear"/>
-          <w:vertAlign w:val="baseline"/>
-        </w:rPr>
-      </w:pPr>
-      <w:r>
-        <w:rPr>
-          <w:rFonts w:ascii="Arial" w:cs="Arial" w:eastAsia="Arial" w:hAnsi="Arial"/>
-          <w:b w:val="0"/>
-          <w:bCs w:val="0"/>
-          <w:i w:val="0"/>
-          <w:iCs w:val="0"/>
-          <w:smallCaps w:val="0"/>
-          <w:strike w:val="0"/>
-          <w:color w:val="000000"/>
-          <w:sz w:val="22"/>
-          <w:szCs w:val="22"/>
-          <w:u w:val="none"/>
-          <w:shd w:fill="auto" w:val="clear"/>
-          <w:vertAlign w:val="baseline"/>
-          <w:rtl w:val="0"/>
-        </w:rPr>
-        <w:t xml:space="preserve">    ]</w:t>
+        <w:t xml:space="preserve">      "full income analysis (honest after-mortgage picture, all 12 months)",</w:t>
+      </w:r>
+    </w:p>
+    <w:p>
+      <w:pPr>
+        <w:keepNext w:val="0"/>
+        <w:keepLines w:val="0"/>
+        <w:pageBreakBefore w:val="0"/>
+        <w:widowControl w:val="0"/>
+        <w:pBdr>
+          <w:top w:space="0" w:sz="0" w:val="nil"/>
+          <w:left w:space="0" w:sz="0" w:val="nil"/>
+          <w:bottom w:space="0" w:sz="0" w:val="nil"/>
+          <w:right w:space="0" w:sz="0" w:val="nil"/>
+          <w:between w:space="0" w:sz="0" w:val="nil"/>
+        </w:pBdr>
+        <w:shd w:fill="auto" w:val="clear"/>
+        <w:spacing w:after="0" w:before="0" w:line="276" w:lineRule="auto"/>
+        <w:ind w:left="0" w:right="0" w:firstLine="0"/>
+        <w:jc w:val="left"/>
+        <w:rPr>
+          <w:rFonts w:ascii="Arial" w:cs="Arial" w:eastAsia="Arial" w:hAnsi="Arial"/>
+          <w:b w:val="0"/>
+          <w:bCs w:val="0"/>
+          <w:i w:val="0"/>
+          <w:iCs w:val="0"/>
+          <w:smallCaps w:val="0"/>
+          <w:strike w:val="0"/>
+          <w:color w:val="000000"/>
+          <w:sz w:val="22"/>
+          <w:szCs w:val="22"/>
+          <w:u w:val="none"/>
+          <w:shd w:fill="auto" w:val="clear"/>
+          <w:vertAlign w:val="baseline"/>
+        </w:rPr>
+      </w:pPr>
+      <w:r>
+        <w:rPr>
+          <w:rFonts w:ascii="Arial" w:cs="Arial" w:eastAsia="Arial" w:hAnsi="Arial"/>
+          <w:b w:val="0"/>
+          <w:bCs w:val="0"/>
+          <w:i w:val="0"/>
+          <w:iCs w:val="0"/>
+          <w:smallCaps w:val="0"/>
+          <w:strike w:val="0"/>
+          <w:color w:val="000000"/>
+          <w:sz w:val="22"/>
+          <w:szCs w:val="22"/>
+          <w:u w:val="none"/>
+          <w:shd w:fill="auto" w:val="clear"/>
+          <w:vertAlign w:val="baseline"/>
+          <w:rtl w:val="0"/>
+        </w:rPr>
+        <w:t xml:space="preserve">      "setup plan and cost breakdown with Stayful service inclusions",</w:t>
+      </w:r>
+    </w:p>
+    <w:p>
+      <w:pPr>
+        <w:keepNext w:val="0"/>
+        <w:keepLines w:val="0"/>
+        <w:pageBreakBefore w:val="0"/>
+        <w:widowControl w:val="0"/>
+        <w:pBdr>
+          <w:top w:space="0" w:sz="0" w:val="nil"/>
+          <w:left w:space="0" w:sz="0" w:val="nil"/>
+          <w:bottom w:space="0" w:sz="0" w:val="nil"/>
+          <w:right w:space="0" w:sz="0" w:val="nil"/>
+          <w:between w:space="0" w:sz="0" w:val="nil"/>
+        </w:pBdr>
+        <w:shd w:fill="auto" w:val="clear"/>
+        <w:spacing w:after="0" w:before="0" w:line="276" w:lineRule="auto"/>
+        <w:ind w:left="0" w:right="0" w:firstLine="0"/>
+        <w:jc w:val="left"/>
+        <w:rPr>
+          <w:rFonts w:ascii="Arial" w:cs="Arial" w:eastAsia="Arial" w:hAnsi="Arial"/>
+          <w:b w:val="0"/>
+          <w:bCs w:val="0"/>
+          <w:i w:val="0"/>
+          <w:iCs w:val="0"/>
+          <w:smallCaps w:val="0"/>
+          <w:strike w:val="0"/>
+          <w:color w:val="000000"/>
+          <w:sz w:val="22"/>
+          <w:szCs w:val="22"/>
+          <w:u w:val="none"/>
+          <w:shd w:fill="auto" w:val="clear"/>
+          <w:vertAlign w:val="baseline"/>
+        </w:rPr>
+      </w:pPr>
+      <w:r>
+        <w:rPr>
+          <w:rFonts w:ascii="Arial" w:cs="Arial" w:eastAsia="Arial" w:hAnsi="Arial"/>
+          <w:b w:val="0"/>
+          <w:bCs w:val="0"/>
+          <w:i w:val="0"/>
+          <w:iCs w:val="0"/>
+          <w:smallCaps w:val="0"/>
+          <w:strike w:val="0"/>
+          <w:color w:val="000000"/>
+          <w:sz w:val="22"/>
+          <w:szCs w:val="22"/>
+          <w:u w:val="none"/>
+          <w:shd w:fill="auto" w:val="clear"/>
+          <w:vertAlign w:val="baseline"/>
+          <w:rtl w:val="0"/>
+        </w:rPr>
+        <w:t xml:space="preserve">      "overseas management model (calendar, maintenance, payouts, smart lock)",</w:t>
+      </w:r>
+    </w:p>
+    <w:p>
+      <w:pPr>
+        <w:keepNext w:val="0"/>
+        <w:keepLines w:val="0"/>
+        <w:pageBreakBefore w:val="0"/>
+        <w:widowControl w:val="0"/>
+        <w:pBdr>
+          <w:top w:space="0" w:sz="0" w:val="nil"/>
+          <w:left w:space="0" w:sz="0" w:val="nil"/>
+          <w:bottom w:space="0" w:sz="0" w:val="nil"/>
+          <w:right w:space="0" w:sz="0" w:val="nil"/>
+          <w:between w:space="0" w:sz="0" w:val="nil"/>
+        </w:pBdr>
+        <w:shd w:fill="auto" w:val="clear"/>
+        <w:spacing w:after="0" w:before="0" w:line="276" w:lineRule="auto"/>
+        <w:ind w:left="0" w:right="0" w:firstLine="0"/>
+        <w:jc w:val="left"/>
+        <w:rPr>
+          <w:rFonts w:ascii="Arial" w:cs="Arial" w:eastAsia="Arial" w:hAnsi="Arial"/>
+          <w:b w:val="0"/>
+          <w:bCs w:val="0"/>
+          <w:i w:val="0"/>
+          <w:iCs w:val="0"/>
+          <w:smallCaps w:val="0"/>
+          <w:strike w:val="0"/>
+          <w:color w:val="000000"/>
+          <w:sz w:val="22"/>
+          <w:szCs w:val="22"/>
+          <w:u w:val="none"/>
+          <w:shd w:fill="auto" w:val="clear"/>
+          <w:vertAlign w:val="baseline"/>
+        </w:rPr>
+      </w:pPr>
+      <w:r>
+        <w:rPr>
+          <w:rFonts w:ascii="Arial" w:cs="Arial" w:eastAsia="Arial" w:hAnsi="Arial"/>
+          <w:b w:val="0"/>
+          <w:bCs w:val="0"/>
+          <w:i w:val="0"/>
+          <w:iCs w:val="0"/>
+          <w:smallCaps w:val="0"/>
+          <w:strike w:val="0"/>
+          <w:color w:val="000000"/>
+          <w:sz w:val="22"/>
+          <w:szCs w:val="22"/>
+          <w:u w:val="none"/>
+          <w:shd w:fill="auto" w:val="clear"/>
+          <w:vertAlign w:val="baseline"/>
+          <w:rtl w:val="0"/>
+        </w:rPr>
+        <w:t xml:space="preserve">      "3-year direct booking trajectory and comparable properties"</w:t>
+      </w:r>
+    </w:p>
+    <w:p>
+      <w:pPr>
+        <w:keepNext w:val="0"/>
+        <w:keepLines w:val="0"/>
+        <w:pageBreakBefore w:val="0"/>
+        <w:widowControl w:val="0"/>
+        <w:pBdr>
+          <w:top w:space="0" w:sz="0" w:val="nil"/>
+          <w:left w:space="0" w:sz="0" w:val="nil"/>
+          <w:bottom w:space="0" w:sz="0" w:val="nil"/>
+          <w:right w:space="0" w:sz="0" w:val="nil"/>
+          <w:between w:space="0" w:sz="0" w:val="nil"/>
+        </w:pBdr>
+        <w:shd w:fill="auto" w:val="clear"/>
+        <w:spacing w:after="0" w:before="0" w:line="276" w:lineRule="auto"/>
+        <w:ind w:left="0" w:right="0" w:firstLine="0"/>
+        <w:jc w:val="left"/>
+        <w:rPr>
+          <w:rFonts w:ascii="Arial" w:cs="Arial" w:eastAsia="Arial" w:hAnsi="Arial"/>
+          <w:b w:val="0"/>
+          <w:bCs w:val="0"/>
+          <w:i w:val="0"/>
+          <w:iCs w:val="0"/>
+          <w:smallCaps w:val="0"/>
+          <w:strike w:val="0"/>
+          <w:color w:val="000000"/>
+          <w:sz w:val="22"/>
+          <w:szCs w:val="22"/>
+          <w:u w:val="none"/>
+          <w:shd w:fill="auto" w:val="clear"/>
+          <w:vertAlign w:val="baseline"/>
+        </w:rPr>
+      </w:pPr>
+      <w:r>
+        <w:rPr>
+          <w:rFonts w:ascii="Arial" w:cs="Arial" w:eastAsia="Arial" w:hAnsi="Arial"/>
+          <w:b w:val="0"/>
+          <w:bCs w:val="0"/>
+          <w:i w:val="0"/>
+          <w:iCs w:val="0"/>
+          <w:smallCaps w:val="0"/>
+          <w:strike w:val="0"/>
+          <w:color w:val="000000"/>
+          <w:sz w:val="22"/>
+          <w:szCs w:val="22"/>
+          <w:u w:val="none"/>
+          <w:shd w:fill="auto" w:val="clear"/>
+          <w:vertAlign w:val="baseline"/>
+          <w:rtl w:val="0"/>
+        </w:rPr>
+        <w:t xml:space="preserve">    ],</w:t>
+      </w:r>
+    </w:p>
+    <w:p>
+      <w:pPr>
+        <w:keepNext w:val="0"/>
+        <w:keepLines w:val="0"/>
+        <w:pageBreakBefore w:val="0"/>
+        <w:widowControl w:val="0"/>
+        <w:pBdr>
+          <w:top w:space="0" w:sz="0" w:val="nil"/>
+          <w:left w:space="0" w:sz="0" w:val="nil"/>
+          <w:bottom w:space="0" w:sz="0" w:val="nil"/>
+          <w:right w:space="0" w:sz="0" w:val="nil"/>
+          <w:between w:space="0" w:sz="0" w:val="nil"/>
+        </w:pBdr>
+        <w:shd w:fill="auto" w:val="clear"/>
+        <w:spacing w:after="0" w:before="0" w:line="276" w:lineRule="auto"/>
+        <w:ind w:left="0" w:right="0" w:firstLine="0"/>
+        <w:jc w:val="left"/>
+        <w:rPr>
+          <w:rFonts w:ascii="Arial" w:cs="Arial" w:eastAsia="Arial" w:hAnsi="Arial"/>
+          <w:b w:val="0"/>
+          <w:bCs w:val="0"/>
+          <w:i w:val="0"/>
+          <w:iCs w:val="0"/>
+          <w:smallCaps w:val="0"/>
+          <w:strike w:val="0"/>
+          <w:color w:val="000000"/>
+          <w:sz w:val="22"/>
+          <w:szCs w:val="22"/>
+          <w:u w:val="none"/>
+          <w:shd w:fill="auto" w:val="clear"/>
+          <w:vertAlign w:val="baseline"/>
+        </w:rPr>
+      </w:pPr>
+      <w:r>
+        <w:rPr>
+          <w:rFonts w:ascii="Arial" w:cs="Arial" w:eastAsia="Arial" w:hAnsi="Arial"/>
+          <w:b w:val="0"/>
+          <w:bCs w:val="0"/>
+          <w:i w:val="0"/>
+          <w:iCs w:val="0"/>
+          <w:smallCaps w:val="0"/>
+          <w:strike w:val="0"/>
+          <w:color w:val="000000"/>
+          <w:sz w:val="22"/>
+          <w:szCs w:val="22"/>
+          <w:u w:val="none"/>
+          <w:shd w:fill="auto" w:val="clear"/>
+          <w:vertAlign w:val="baseline"/>
+          <w:rtl w:val="0"/>
+        </w:rPr>
+        <w:t xml:space="preserve">    "sections_driver": "meeting discussion topics — income comparison, setup, overseas management, monthly payouts"</w:t>
       </w:r>
     </w:p>
     <w:p>
@@ -10969,6 +10467,59 @@
           <w:vertAlign w:val="baseline"/>
           <w:rtl w:val="0"/>
         </w:rPr>
+        <w:t xml:space="preserve">    "duration_minutes": 45,</w:t>
+      </w:r>
+    </w:p>
+    <w:p>
+      <w:pPr>
+        <w:keepNext w:val="0"/>
+        <w:keepLines w:val="0"/>
+        <w:pageBreakBefore w:val="0"/>
+        <w:widowControl w:val="0"/>
+        <w:pBdr>
+          <w:top w:space="0" w:sz="0" w:val="nil"/>
+          <w:left w:space="0" w:sz="0" w:val="nil"/>
+          <w:bottom w:space="0" w:sz="0" w:val="nil"/>
+          <w:right w:space="0" w:sz="0" w:val="nil"/>
+          <w:between w:space="0" w:sz="0" w:val="nil"/>
+        </w:pBdr>
+        <w:shd w:fill="auto" w:val="clear"/>
+        <w:spacing w:after="0" w:before="0" w:line="276" w:lineRule="auto"/>
+        <w:ind w:left="0" w:right="0" w:firstLine="0"/>
+        <w:jc w:val="left"/>
+        <w:rPr>
+          <w:rFonts w:ascii="Arial" w:cs="Arial" w:eastAsia="Arial" w:hAnsi="Arial"/>
+          <w:b w:val="0"/>
+          <w:bCs w:val="0"/>
+          <w:i w:val="0"/>
+          <w:iCs w:val="0"/>
+          <w:smallCaps w:val="0"/>
+          <w:strike w:val="0"/>
+          <w:color w:val="000000"/>
+          <w:sz w:val="22"/>
+          <w:szCs w:val="22"/>
+          <w:u w:val="none"/>
+          <w:shd w:fill="auto" w:val="clear"/>
+          <w:vertAlign w:val="baseline"/>
+        </w:rPr>
+      </w:pPr>
+      <w:r>
+        <w:rPr>
+          <w:rFonts w:ascii="Arial" w:cs="Arial" w:eastAsia="Arial" w:hAnsi="Arial"/>
+          <w:b w:val="0"/>
+          <w:bCs w:val="0"/>
+          <w:i w:val="0"/>
+          <w:iCs w:val="0"/>
+          <w:smallCaps w:val="0"/>
+          <w:strike w:val="0"/>
+          <w:color w:val="000000"/>
+          <w:sz w:val="22"/>
+          <w:szCs w:val="22"/>
+          <w:u w:val="none"/>
+          <w:shd w:fill="auto" w:val="clear"/>
+          <w:vertAlign w:val="baseline"/>
+          <w:rtl w:val="0"/>
+        </w:rPr>
         <w:t xml:space="preserve">    "follow_up": "any Wednesday after 2pm July 2026 (TBC)",</w:t>
       </w:r>
     </w:p>
@@ -11181,113 +10732,484 @@
           <w:vertAlign w:val="baseline"/>
           <w:rtl w:val="0"/>
         </w:rPr>
-        <w:t xml:space="preserve">    "what_worked": ["full service model", "calendar blocking", "100/100 direct booking score"],</w:t>
-      </w:r>
-    </w:p>
-    <w:p>
-      <w:pPr>
-        <w:keepNext w:val="0"/>
-        <w:keepLines w:val="0"/>
-        <w:pageBreakBefore w:val="0"/>
-        <w:widowControl w:val="0"/>
-        <w:pBdr>
-          <w:top w:space="0" w:sz="0" w:val="nil"/>
-          <w:left w:space="0" w:sz="0" w:val="nil"/>
-          <w:bottom w:space="0" w:sz="0" w:val="nil"/>
-          <w:right w:space="0" w:sz="0" w:val="nil"/>
-          <w:between w:space="0" w:sz="0" w:val="nil"/>
-        </w:pBdr>
-        <w:shd w:fill="auto" w:val="clear"/>
-        <w:spacing w:after="0" w:before="0" w:line="276" w:lineRule="auto"/>
-        <w:ind w:left="0" w:right="0" w:firstLine="0"/>
-        <w:jc w:val="left"/>
-        <w:rPr>
-          <w:rFonts w:ascii="Arial" w:cs="Arial" w:eastAsia="Arial" w:hAnsi="Arial"/>
-          <w:b w:val="0"/>
-          <w:bCs w:val="0"/>
-          <w:i w:val="0"/>
-          <w:iCs w:val="0"/>
-          <w:smallCaps w:val="0"/>
-          <w:strike w:val="0"/>
-          <w:color w:val="000000"/>
-          <w:sz w:val="22"/>
-          <w:szCs w:val="22"/>
-          <w:u w:val="none"/>
-          <w:shd w:fill="auto" w:val="clear"/>
-          <w:vertAlign w:val="baseline"/>
-        </w:rPr>
-      </w:pPr>
-      <w:r>
-        <w:rPr>
-          <w:rFonts w:ascii="Arial" w:cs="Arial" w:eastAsia="Arial" w:hAnsi="Arial"/>
-          <w:b w:val="0"/>
-          <w:bCs w:val="0"/>
-          <w:i w:val="0"/>
-          <w:iCs w:val="0"/>
-          <w:smallCaps w:val="0"/>
-          <w:strike w:val="0"/>
-          <w:color w:val="000000"/>
-          <w:sz w:val="22"/>
-          <w:szCs w:val="22"/>
-          <w:u w:val="none"/>
-          <w:shd w:fill="auto" w:val="clear"/>
-          <w:vertAlign w:val="baseline"/>
-          <w:rtl w:val="0"/>
-        </w:rPr>
-        <w:t xml:space="preserve">    "what_failed": ["financial case thin at market LTL — income argument alone insufficient"],</w:t>
-      </w:r>
-    </w:p>
-    <w:p>
-      <w:pPr>
-        <w:keepNext w:val="0"/>
-        <w:keepLines w:val="0"/>
-        <w:pageBreakBefore w:val="0"/>
-        <w:widowControl w:val="0"/>
-        <w:pBdr>
-          <w:top w:space="0" w:sz="0" w:val="nil"/>
-          <w:left w:space="0" w:sz="0" w:val="nil"/>
-          <w:bottom w:space="0" w:sz="0" w:val="nil"/>
-          <w:right w:space="0" w:sz="0" w:val="nil"/>
-          <w:between w:space="0" w:sz="0" w:val="nil"/>
-        </w:pBdr>
-        <w:shd w:fill="auto" w:val="clear"/>
-        <w:spacing w:after="0" w:before="0" w:line="276" w:lineRule="auto"/>
-        <w:ind w:left="0" w:right="0" w:firstLine="0"/>
-        <w:jc w:val="left"/>
-        <w:rPr>
-          <w:rFonts w:ascii="Arial" w:cs="Arial" w:eastAsia="Arial" w:hAnsi="Arial"/>
-          <w:b w:val="0"/>
-          <w:bCs w:val="0"/>
-          <w:i w:val="0"/>
-          <w:iCs w:val="0"/>
-          <w:smallCaps w:val="0"/>
-          <w:strike w:val="0"/>
-          <w:color w:val="000000"/>
-          <w:sz w:val="22"/>
-          <w:szCs w:val="22"/>
-          <w:u w:val="none"/>
-          <w:shd w:fill="auto" w:val="clear"/>
-          <w:vertAlign w:val="baseline"/>
-        </w:rPr>
-      </w:pPr>
-      <w:r>
-        <w:rPr>
-          <w:rFonts w:ascii="Arial" w:cs="Arial" w:eastAsia="Arial" w:hAnsi="Arial"/>
-          <w:b w:val="0"/>
-          <w:bCs w:val="0"/>
-          <w:i w:val="0"/>
-          <w:iCs w:val="0"/>
-          <w:smallCaps w:val="0"/>
-          <w:strike w:val="0"/>
-          <w:color w:val="000000"/>
-          <w:sz w:val="22"/>
-          <w:szCs w:val="22"/>
-          <w:u w:val="none"/>
-          <w:shd w:fill="auto" w:val="clear"/>
-          <w:vertAlign w:val="baseline"/>
-          <w:rtl w:val="0"/>
-        </w:rPr>
-        <w:t xml:space="preserve">    "data_quality_note": "Monday setup cost column contained incorrect figure (16440). Corrected to 5930. Likely confused with annual operating costs (16746) from PDF."</w:t>
+        <w:t xml:space="preserve">    "what_worked": [</w:t>
+      </w:r>
+    </w:p>
+    <w:p>
+      <w:pPr>
+        <w:keepNext w:val="0"/>
+        <w:keepLines w:val="0"/>
+        <w:pageBreakBefore w:val="0"/>
+        <w:widowControl w:val="0"/>
+        <w:pBdr>
+          <w:top w:space="0" w:sz="0" w:val="nil"/>
+          <w:left w:space="0" w:sz="0" w:val="nil"/>
+          <w:bottom w:space="0" w:sz="0" w:val="nil"/>
+          <w:right w:space="0" w:sz="0" w:val="nil"/>
+          <w:between w:space="0" w:sz="0" w:val="nil"/>
+        </w:pBdr>
+        <w:shd w:fill="auto" w:val="clear"/>
+        <w:spacing w:after="0" w:before="0" w:line="276" w:lineRule="auto"/>
+        <w:ind w:left="0" w:right="0" w:firstLine="0"/>
+        <w:jc w:val="left"/>
+        <w:rPr>
+          <w:rFonts w:ascii="Arial" w:cs="Arial" w:eastAsia="Arial" w:hAnsi="Arial"/>
+          <w:b w:val="0"/>
+          <w:bCs w:val="0"/>
+          <w:i w:val="0"/>
+          <w:iCs w:val="0"/>
+          <w:smallCaps w:val="0"/>
+          <w:strike w:val="0"/>
+          <w:color w:val="000000"/>
+          <w:sz w:val="22"/>
+          <w:szCs w:val="22"/>
+          <w:u w:val="none"/>
+          <w:shd w:fill="auto" w:val="clear"/>
+          <w:vertAlign w:val="baseline"/>
+        </w:rPr>
+      </w:pPr>
+      <w:r>
+        <w:rPr>
+          <w:rFonts w:ascii="Arial" w:cs="Arial" w:eastAsia="Arial" w:hAnsi="Arial"/>
+          <w:b w:val="0"/>
+          <w:bCs w:val="0"/>
+          <w:i w:val="0"/>
+          <w:iCs w:val="0"/>
+          <w:smallCaps w:val="0"/>
+          <w:strike w:val="0"/>
+          <w:color w:val="000000"/>
+          <w:sz w:val="22"/>
+          <w:szCs w:val="22"/>
+          <w:u w:val="none"/>
+          <w:shd w:fill="auto" w:val="clear"/>
+          <w:vertAlign w:val="baseline"/>
+          <w:rtl w:val="0"/>
+        </w:rPr>
+        <w:t xml:space="preserve">      "full end-to-end service model for overseas owners",</w:t>
+      </w:r>
+    </w:p>
+    <w:p>
+      <w:pPr>
+        <w:keepNext w:val="0"/>
+        <w:keepLines w:val="0"/>
+        <w:pageBreakBefore w:val="0"/>
+        <w:widowControl w:val="0"/>
+        <w:pBdr>
+          <w:top w:space="0" w:sz="0" w:val="nil"/>
+          <w:left w:space="0" w:sz="0" w:val="nil"/>
+          <w:bottom w:space="0" w:sz="0" w:val="nil"/>
+          <w:right w:space="0" w:sz="0" w:val="nil"/>
+          <w:between w:space="0" w:sz="0" w:val="nil"/>
+        </w:pBdr>
+        <w:shd w:fill="auto" w:val="clear"/>
+        <w:spacing w:after="0" w:before="0" w:line="276" w:lineRule="auto"/>
+        <w:ind w:left="0" w:right="0" w:firstLine="0"/>
+        <w:jc w:val="left"/>
+        <w:rPr>
+          <w:rFonts w:ascii="Arial" w:cs="Arial" w:eastAsia="Arial" w:hAnsi="Arial"/>
+          <w:b w:val="0"/>
+          <w:bCs w:val="0"/>
+          <w:i w:val="0"/>
+          <w:iCs w:val="0"/>
+          <w:smallCaps w:val="0"/>
+          <w:strike w:val="0"/>
+          <w:color w:val="000000"/>
+          <w:sz w:val="22"/>
+          <w:szCs w:val="22"/>
+          <w:u w:val="none"/>
+          <w:shd w:fill="auto" w:val="clear"/>
+          <w:vertAlign w:val="baseline"/>
+        </w:rPr>
+      </w:pPr>
+      <w:r>
+        <w:rPr>
+          <w:rFonts w:ascii="Arial" w:cs="Arial" w:eastAsia="Arial" w:hAnsi="Arial"/>
+          <w:b w:val="0"/>
+          <w:bCs w:val="0"/>
+          <w:i w:val="0"/>
+          <w:iCs w:val="0"/>
+          <w:smallCaps w:val="0"/>
+          <w:strike w:val="0"/>
+          <w:color w:val="000000"/>
+          <w:sz w:val="22"/>
+          <w:szCs w:val="22"/>
+          <w:u w:val="none"/>
+          <w:shd w:fill="auto" w:val="clear"/>
+          <w:vertAlign w:val="baseline"/>
+          <w:rtl w:val="0"/>
+        </w:rPr>
+        <w:t xml:space="preserve">      "unlimited calendar blocking with no fees",</w:t>
+      </w:r>
+    </w:p>
+    <w:p>
+      <w:pPr>
+        <w:keepNext w:val="0"/>
+        <w:keepLines w:val="0"/>
+        <w:pageBreakBefore w:val="0"/>
+        <w:widowControl w:val="0"/>
+        <w:pBdr>
+          <w:top w:space="0" w:sz="0" w:val="nil"/>
+          <w:left w:space="0" w:sz="0" w:val="nil"/>
+          <w:bottom w:space="0" w:sz="0" w:val="nil"/>
+          <w:right w:space="0" w:sz="0" w:val="nil"/>
+          <w:between w:space="0" w:sz="0" w:val="nil"/>
+        </w:pBdr>
+        <w:shd w:fill="auto" w:val="clear"/>
+        <w:spacing w:after="0" w:before="0" w:line="276" w:lineRule="auto"/>
+        <w:ind w:left="0" w:right="0" w:firstLine="0"/>
+        <w:jc w:val="left"/>
+        <w:rPr>
+          <w:rFonts w:ascii="Arial" w:cs="Arial" w:eastAsia="Arial" w:hAnsi="Arial"/>
+          <w:b w:val="0"/>
+          <w:bCs w:val="0"/>
+          <w:i w:val="0"/>
+          <w:iCs w:val="0"/>
+          <w:smallCaps w:val="0"/>
+          <w:strike w:val="0"/>
+          <w:color w:val="000000"/>
+          <w:sz w:val="22"/>
+          <w:szCs w:val="22"/>
+          <w:u w:val="none"/>
+          <w:shd w:fill="auto" w:val="clear"/>
+          <w:vertAlign w:val="baseline"/>
+        </w:rPr>
+      </w:pPr>
+      <w:r>
+        <w:rPr>
+          <w:rFonts w:ascii="Arial" w:cs="Arial" w:eastAsia="Arial" w:hAnsi="Arial"/>
+          <w:b w:val="0"/>
+          <w:bCs w:val="0"/>
+          <w:i w:val="0"/>
+          <w:iCs w:val="0"/>
+          <w:smallCaps w:val="0"/>
+          <w:strike w:val="0"/>
+          <w:color w:val="000000"/>
+          <w:sz w:val="22"/>
+          <w:szCs w:val="22"/>
+          <w:u w:val="none"/>
+          <w:shd w:fill="auto" w:val="clear"/>
+          <w:vertAlign w:val="baseline"/>
+          <w:rtl w:val="0"/>
+        </w:rPr>
+        <w:t xml:space="preserve">      "100/100 direct booking score — notable differentiator",</w:t>
+      </w:r>
+    </w:p>
+    <w:p>
+      <w:pPr>
+        <w:keepNext w:val="0"/>
+        <w:keepLines w:val="0"/>
+        <w:pageBreakBefore w:val="0"/>
+        <w:widowControl w:val="0"/>
+        <w:pBdr>
+          <w:top w:space="0" w:sz="0" w:val="nil"/>
+          <w:left w:space="0" w:sz="0" w:val="nil"/>
+          <w:bottom w:space="0" w:sz="0" w:val="nil"/>
+          <w:right w:space="0" w:sz="0" w:val="nil"/>
+          <w:between w:space="0" w:sz="0" w:val="nil"/>
+        </w:pBdr>
+        <w:shd w:fill="auto" w:val="clear"/>
+        <w:spacing w:after="0" w:before="0" w:line="276" w:lineRule="auto"/>
+        <w:ind w:left="0" w:right="0" w:firstLine="0"/>
+        <w:jc w:val="left"/>
+        <w:rPr>
+          <w:rFonts w:ascii="Arial" w:cs="Arial" w:eastAsia="Arial" w:hAnsi="Arial"/>
+          <w:b w:val="0"/>
+          <w:bCs w:val="0"/>
+          <w:i w:val="0"/>
+          <w:iCs w:val="0"/>
+          <w:smallCaps w:val="0"/>
+          <w:strike w:val="0"/>
+          <w:color w:val="000000"/>
+          <w:sz w:val="22"/>
+          <w:szCs w:val="22"/>
+          <w:u w:val="none"/>
+          <w:shd w:fill="auto" w:val="clear"/>
+          <w:vertAlign w:val="baseline"/>
+        </w:rPr>
+      </w:pPr>
+      <w:r>
+        <w:rPr>
+          <w:rFonts w:ascii="Arial" w:cs="Arial" w:eastAsia="Arial" w:hAnsi="Arial"/>
+          <w:b w:val="0"/>
+          <w:bCs w:val="0"/>
+          <w:i w:val="0"/>
+          <w:iCs w:val="0"/>
+          <w:smallCaps w:val="0"/>
+          <w:strike w:val="0"/>
+          <w:color w:val="000000"/>
+          <w:sz w:val="22"/>
+          <w:szCs w:val="22"/>
+          <w:u w:val="none"/>
+          <w:shd w:fill="auto" w:val="clear"/>
+          <w:vertAlign w:val="baseline"/>
+          <w:rtl w:val="0"/>
+        </w:rPr>
+        <w:t xml:space="preserve">      "honest acknowledgement of LTL estimate gap"</w:t>
+      </w:r>
+    </w:p>
+    <w:p>
+      <w:pPr>
+        <w:keepNext w:val="0"/>
+        <w:keepLines w:val="0"/>
+        <w:pageBreakBefore w:val="0"/>
+        <w:widowControl w:val="0"/>
+        <w:pBdr>
+          <w:top w:space="0" w:sz="0" w:val="nil"/>
+          <w:left w:space="0" w:sz="0" w:val="nil"/>
+          <w:bottom w:space="0" w:sz="0" w:val="nil"/>
+          <w:right w:space="0" w:sz="0" w:val="nil"/>
+          <w:between w:space="0" w:sz="0" w:val="nil"/>
+        </w:pBdr>
+        <w:shd w:fill="auto" w:val="clear"/>
+        <w:spacing w:after="0" w:before="0" w:line="276" w:lineRule="auto"/>
+        <w:ind w:left="0" w:right="0" w:firstLine="0"/>
+        <w:jc w:val="left"/>
+        <w:rPr>
+          <w:rFonts w:ascii="Arial" w:cs="Arial" w:eastAsia="Arial" w:hAnsi="Arial"/>
+          <w:b w:val="0"/>
+          <w:bCs w:val="0"/>
+          <w:i w:val="0"/>
+          <w:iCs w:val="0"/>
+          <w:smallCaps w:val="0"/>
+          <w:strike w:val="0"/>
+          <w:color w:val="000000"/>
+          <w:sz w:val="22"/>
+          <w:szCs w:val="22"/>
+          <w:u w:val="none"/>
+          <w:shd w:fill="auto" w:val="clear"/>
+          <w:vertAlign w:val="baseline"/>
+        </w:rPr>
+      </w:pPr>
+      <w:r>
+        <w:rPr>
+          <w:rFonts w:ascii="Arial" w:cs="Arial" w:eastAsia="Arial" w:hAnsi="Arial"/>
+          <w:b w:val="0"/>
+          <w:bCs w:val="0"/>
+          <w:i w:val="0"/>
+          <w:iCs w:val="0"/>
+          <w:smallCaps w:val="0"/>
+          <w:strike w:val="0"/>
+          <w:color w:val="000000"/>
+          <w:sz w:val="22"/>
+          <w:szCs w:val="22"/>
+          <w:u w:val="none"/>
+          <w:shd w:fill="auto" w:val="clear"/>
+          <w:vertAlign w:val="baseline"/>
+          <w:rtl w:val="0"/>
+        </w:rPr>
+        <w:t xml:space="preserve">    ],</w:t>
+      </w:r>
+    </w:p>
+    <w:p>
+      <w:pPr>
+        <w:keepNext w:val="0"/>
+        <w:keepLines w:val="0"/>
+        <w:pageBreakBefore w:val="0"/>
+        <w:widowControl w:val="0"/>
+        <w:pBdr>
+          <w:top w:space="0" w:sz="0" w:val="nil"/>
+          <w:left w:space="0" w:sz="0" w:val="nil"/>
+          <w:bottom w:space="0" w:sz="0" w:val="nil"/>
+          <w:right w:space="0" w:sz="0" w:val="nil"/>
+          <w:between w:space="0" w:sz="0" w:val="nil"/>
+        </w:pBdr>
+        <w:shd w:fill="auto" w:val="clear"/>
+        <w:spacing w:after="0" w:before="0" w:line="276" w:lineRule="auto"/>
+        <w:ind w:left="0" w:right="0" w:firstLine="0"/>
+        <w:jc w:val="left"/>
+        <w:rPr>
+          <w:rFonts w:ascii="Arial" w:cs="Arial" w:eastAsia="Arial" w:hAnsi="Arial"/>
+          <w:b w:val="0"/>
+          <w:bCs w:val="0"/>
+          <w:i w:val="0"/>
+          <w:iCs w:val="0"/>
+          <w:smallCaps w:val="0"/>
+          <w:strike w:val="0"/>
+          <w:color w:val="000000"/>
+          <w:sz w:val="22"/>
+          <w:szCs w:val="22"/>
+          <w:u w:val="none"/>
+          <w:shd w:fill="auto" w:val="clear"/>
+          <w:vertAlign w:val="baseline"/>
+        </w:rPr>
+      </w:pPr>
+      <w:r>
+        <w:rPr>
+          <w:rFonts w:ascii="Arial" w:cs="Arial" w:eastAsia="Arial" w:hAnsi="Arial"/>
+          <w:b w:val="0"/>
+          <w:bCs w:val="0"/>
+          <w:i w:val="0"/>
+          <w:iCs w:val="0"/>
+          <w:smallCaps w:val="0"/>
+          <w:strike w:val="0"/>
+          <w:color w:val="000000"/>
+          <w:sz w:val="22"/>
+          <w:szCs w:val="22"/>
+          <w:u w:val="none"/>
+          <w:shd w:fill="auto" w:val="clear"/>
+          <w:vertAlign w:val="baseline"/>
+          <w:rtl w:val="0"/>
+        </w:rPr>
+        <w:t xml:space="preserve">    "what_failed": [</w:t>
+      </w:r>
+    </w:p>
+    <w:p>
+      <w:pPr>
+        <w:keepNext w:val="0"/>
+        <w:keepLines w:val="0"/>
+        <w:pageBreakBefore w:val="0"/>
+        <w:widowControl w:val="0"/>
+        <w:pBdr>
+          <w:top w:space="0" w:sz="0" w:val="nil"/>
+          <w:left w:space="0" w:sz="0" w:val="nil"/>
+          <w:bottom w:space="0" w:sz="0" w:val="nil"/>
+          <w:right w:space="0" w:sz="0" w:val="nil"/>
+          <w:between w:space="0" w:sz="0" w:val="nil"/>
+        </w:pBdr>
+        <w:shd w:fill="auto" w:val="clear"/>
+        <w:spacing w:after="0" w:before="0" w:line="276" w:lineRule="auto"/>
+        <w:ind w:left="0" w:right="0" w:firstLine="0"/>
+        <w:jc w:val="left"/>
+        <w:rPr>
+          <w:rFonts w:ascii="Arial" w:cs="Arial" w:eastAsia="Arial" w:hAnsi="Arial"/>
+          <w:b w:val="0"/>
+          <w:bCs w:val="0"/>
+          <w:i w:val="0"/>
+          <w:iCs w:val="0"/>
+          <w:smallCaps w:val="0"/>
+          <w:strike w:val="0"/>
+          <w:color w:val="000000"/>
+          <w:sz w:val="22"/>
+          <w:szCs w:val="22"/>
+          <w:u w:val="none"/>
+          <w:shd w:fill="auto" w:val="clear"/>
+          <w:vertAlign w:val="baseline"/>
+        </w:rPr>
+      </w:pPr>
+      <w:r>
+        <w:rPr>
+          <w:rFonts w:ascii="Arial" w:cs="Arial" w:eastAsia="Arial" w:hAnsi="Arial"/>
+          <w:b w:val="0"/>
+          <w:bCs w:val="0"/>
+          <w:i w:val="0"/>
+          <w:iCs w:val="0"/>
+          <w:smallCaps w:val="0"/>
+          <w:strike w:val="0"/>
+          <w:color w:val="000000"/>
+          <w:sz w:val="22"/>
+          <w:szCs w:val="22"/>
+          <w:u w:val="none"/>
+          <w:shd w:fill="auto" w:val="clear"/>
+          <w:vertAlign w:val="baseline"/>
+          <w:rtl w:val="0"/>
+        </w:rPr>
+        <w:t xml:space="preserve">      "financial case is thin at market LTL rates — income argument alone insufficient"</w:t>
+      </w:r>
+    </w:p>
+    <w:p>
+      <w:pPr>
+        <w:keepNext w:val="0"/>
+        <w:keepLines w:val="0"/>
+        <w:pageBreakBefore w:val="0"/>
+        <w:widowControl w:val="0"/>
+        <w:pBdr>
+          <w:top w:space="0" w:sz="0" w:val="nil"/>
+          <w:left w:space="0" w:sz="0" w:val="nil"/>
+          <w:bottom w:space="0" w:sz="0" w:val="nil"/>
+          <w:right w:space="0" w:sz="0" w:val="nil"/>
+          <w:between w:space="0" w:sz="0" w:val="nil"/>
+        </w:pBdr>
+        <w:shd w:fill="auto" w:val="clear"/>
+        <w:spacing w:after="0" w:before="0" w:line="276" w:lineRule="auto"/>
+        <w:ind w:left="0" w:right="0" w:firstLine="0"/>
+        <w:jc w:val="left"/>
+        <w:rPr>
+          <w:rFonts w:ascii="Arial" w:cs="Arial" w:eastAsia="Arial" w:hAnsi="Arial"/>
+          <w:b w:val="0"/>
+          <w:bCs w:val="0"/>
+          <w:i w:val="0"/>
+          <w:iCs w:val="0"/>
+          <w:smallCaps w:val="0"/>
+          <w:strike w:val="0"/>
+          <w:color w:val="000000"/>
+          <w:sz w:val="22"/>
+          <w:szCs w:val="22"/>
+          <w:u w:val="none"/>
+          <w:shd w:fill="auto" w:val="clear"/>
+          <w:vertAlign w:val="baseline"/>
+        </w:rPr>
+      </w:pPr>
+      <w:r>
+        <w:rPr>
+          <w:rFonts w:ascii="Arial" w:cs="Arial" w:eastAsia="Arial" w:hAnsi="Arial"/>
+          <w:b w:val="0"/>
+          <w:bCs w:val="0"/>
+          <w:i w:val="0"/>
+          <w:iCs w:val="0"/>
+          <w:smallCaps w:val="0"/>
+          <w:strike w:val="0"/>
+          <w:color w:val="000000"/>
+          <w:sz w:val="22"/>
+          <w:szCs w:val="22"/>
+          <w:u w:val="none"/>
+          <w:shd w:fill="auto" w:val="clear"/>
+          <w:vertAlign w:val="baseline"/>
+          <w:rtl w:val="0"/>
+        </w:rPr>
+        <w:t xml:space="preserve">    ],</w:t>
+      </w:r>
+    </w:p>
+    <w:p>
+      <w:pPr>
+        <w:keepNext w:val="0"/>
+        <w:keepLines w:val="0"/>
+        <w:pageBreakBefore w:val="0"/>
+        <w:widowControl w:val="0"/>
+        <w:pBdr>
+          <w:top w:space="0" w:sz="0" w:val="nil"/>
+          <w:left w:space="0" w:sz="0" w:val="nil"/>
+          <w:bottom w:space="0" w:sz="0" w:val="nil"/>
+          <w:right w:space="0" w:sz="0" w:val="nil"/>
+          <w:between w:space="0" w:sz="0" w:val="nil"/>
+        </w:pBdr>
+        <w:shd w:fill="auto" w:val="clear"/>
+        <w:spacing w:after="0" w:before="0" w:line="276" w:lineRule="auto"/>
+        <w:ind w:left="0" w:right="0" w:firstLine="0"/>
+        <w:jc w:val="left"/>
+        <w:rPr>
+          <w:rFonts w:ascii="Arial" w:cs="Arial" w:eastAsia="Arial" w:hAnsi="Arial"/>
+          <w:b w:val="0"/>
+          <w:bCs w:val="0"/>
+          <w:i w:val="0"/>
+          <w:iCs w:val="0"/>
+          <w:smallCaps w:val="0"/>
+          <w:strike w:val="0"/>
+          <w:color w:val="000000"/>
+          <w:sz w:val="22"/>
+          <w:szCs w:val="22"/>
+          <w:u w:val="none"/>
+          <w:shd w:fill="auto" w:val="clear"/>
+          <w:vertAlign w:val="baseline"/>
+        </w:rPr>
+      </w:pPr>
+      <w:r>
+        <w:rPr>
+          <w:rFonts w:ascii="Arial" w:cs="Arial" w:eastAsia="Arial" w:hAnsi="Arial"/>
+          <w:b w:val="0"/>
+          <w:bCs w:val="0"/>
+          <w:i w:val="0"/>
+          <w:iCs w:val="0"/>
+          <w:smallCaps w:val="0"/>
+          <w:strike w:val="0"/>
+          <w:color w:val="000000"/>
+          <w:sz w:val="22"/>
+          <w:szCs w:val="22"/>
+          <w:u w:val="none"/>
+          <w:shd w:fill="auto" w:val="clear"/>
+          <w:vertAlign w:val="baseline"/>
+          <w:rtl w:val="0"/>
+        </w:rPr>
+        <w:t xml:space="preserve">    "drop_off_point": "n/a — still active. Photos needed before next step."</w:t>
       </w:r>
     </w:p>
     <w:p>
